--- a/Text_work/Articles/Junior_Abus_Accur/Jun_Accur_3.docx
+++ b/Text_work/Articles/Junior_Abus_Accur/Jun_Accur_3.docx
@@ -67,7 +67,7 @@
         <w:t xml:space="preserve"> </w:t>
       </w:r>
       <w:r>
-        <w:t xml:space="preserve">[2]</w:t>
+        <w:t xml:space="preserve">[1,2]</w:t>
       </w:r>
       <w:r>
         <w:t xml:space="preserve">. В США у одной</w:t>

--- a/Text_work/Articles/Junior_Abus_Accur/Jun_Accur_3.docx
+++ b/Text_work/Articles/Junior_Abus_Accur/Jun_Accur_3.docx
@@ -32,7 +32,7 @@
         <w:t xml:space="preserve">2023-09-04</w:t>
       </w:r>
     </w:p>
-    <w:bookmarkStart w:id="90" w:name="X4ff783b4f5a03b09ea5a1c4b02360d5fe44aafe"/>
+    <w:bookmarkStart w:id="93" w:name="X4ff783b4f5a03b09ea5a1c4b02360d5fe44aafe"/>
     <w:p>
       <w:pPr>
         <w:pStyle w:val="Heading1"/>
@@ -1005,16 +1005,16 @@
     <w:tbl>
       <w:tblPr>
         <w:tblStyle w:val="Table"/>
-        <w:tblW w:type="pct" w:w="5000"/>
+        <w:tblW w:type="pct" w:w="3472"/>
         <w:tblLook w:firstRow="1" w:lastRow="0" w:firstColumn="0" w:lastColumn="0" w:noHBand="0" w:noVBand="0" w:val="0020"/>
         <w:jc w:val="start"/>
       </w:tblPr>
       <w:tblGrid>
-        <w:gridCol w:w="1584"/>
-        <w:gridCol w:w="1584"/>
-        <w:gridCol w:w="1584"/>
-        <w:gridCol w:w="1584"/>
-        <w:gridCol w:w="1584"/>
+        <w:gridCol w:w="1100"/>
+        <w:gridCol w:w="1100"/>
+        <w:gridCol w:w="1100"/>
+        <w:gridCol w:w="1100"/>
+        <w:gridCol w:w="1100"/>
       </w:tblGrid>
       <w:tr>
         <w:trPr>
@@ -1040,43 +1040,639 @@
               <w:jc w:val="left"/>
             </w:pPr>
             <w:r>
-              <w:t xml:space="preserve">Группа A</w:t>
-            </w:r>
-          </w:p>
-        </w:tc>
-        <w:tc>
-          <w:tcPr/>
-          <w:p>
-            <w:pPr>
-              <w:pStyle w:val="Compact"/>
-              <w:jc w:val="left"/>
-            </w:pPr>
-            <w:r>
-              <w:t xml:space="preserve">——</w:t>
-            </w:r>
-          </w:p>
-        </w:tc>
-        <w:tc>
-          <w:tcPr/>
-          <w:p>
-            <w:pPr>
-              <w:pStyle w:val="Compact"/>
-              <w:jc w:val="left"/>
-            </w:pPr>
-            <w:r>
-              <w:t xml:space="preserve">Группа B</w:t>
-            </w:r>
-          </w:p>
-        </w:tc>
-        <w:tc>
-          <w:tcPr/>
-          <w:p>
-            <w:pPr>
-              <w:pStyle w:val="Compact"/>
-              <w:jc w:val="left"/>
-            </w:pPr>
-            <w:r>
-              <w:t xml:space="preserve">——</w:t>
+              <w:t xml:space="preserve">Группа</w:t>
+            </w:r>
+            <w:r>
+              <w:t xml:space="preserve"> </w:t>
+            </w:r>
+            <w:r>
+              <w:t xml:space="preserve">A</w:t>
+            </w:r>
+          </w:p>
+        </w:tc>
+        <w:tc>
+          <w:tcPr/>
+          <w:p>
+            <w:pPr>
+              <w:pStyle w:val="Compact"/>
+            </w:pPr>
+          </w:p>
+        </w:tc>
+        <w:tc>
+          <w:tcPr/>
+          <w:p>
+            <w:pPr>
+              <w:pStyle w:val="Compact"/>
+              <w:jc w:val="left"/>
+            </w:pPr>
+            <w:r>
+              <w:t xml:space="preserve">Группа</w:t>
+            </w:r>
+            <w:r>
+              <w:t xml:space="preserve"> </w:t>
+            </w:r>
+            <w:r>
+              <w:t xml:space="preserve">B</w:t>
+            </w:r>
+          </w:p>
+        </w:tc>
+        <w:tc>
+          <w:tcPr/>
+          <w:p>
+            <w:pPr>
+              <w:pStyle w:val="Compact"/>
+            </w:pPr>
+          </w:p>
+        </w:tc>
+      </w:tr>
+      <w:tr>
+        <w:tc>
+          <w:tcPr/>
+          <w:p>
+            <w:pPr>
+              <w:numPr>
+                <w:ilvl w:val="0"/>
+                <w:numId w:val="1001"/>
+              </w:numPr>
+              <w:pStyle w:val="Compact"/>
+              <w:jc w:val="left"/>
+            </w:pPr>
+            <w:r>
+              <w:t xml:space="preserve">*Жа</w:t>
+            </w:r>
+            <w:r>
+              <w:t xml:space="preserve"> </w:t>
+            </w:r>
+            <w:r>
+              <w:t xml:space="preserve">л</w:t>
+            </w:r>
+            <w:r>
+              <w:t xml:space="preserve"> </w:t>
+            </w:r>
+            <w:r>
+              <w:t xml:space="preserve">обы**</w:t>
+            </w:r>
+          </w:p>
+        </w:tc>
+        <w:tc>
+          <w:tcPr/>
+          <w:p>
+            <w:pPr>
+              <w:pStyle w:val="Compact"/>
+            </w:pPr>
+          </w:p>
+        </w:tc>
+        <w:tc>
+          <w:tcPr/>
+          <w:p>
+            <w:pPr>
+              <w:pStyle w:val="Compact"/>
+            </w:pPr>
+          </w:p>
+        </w:tc>
+        <w:tc>
+          <w:tcPr/>
+          <w:p>
+            <w:pPr>
+              <w:pStyle w:val="Compact"/>
+            </w:pPr>
+          </w:p>
+        </w:tc>
+        <w:tc>
+          <w:tcPr/>
+          <w:p>
+            <w:pPr>
+              <w:pStyle w:val="Compact"/>
+            </w:pPr>
+          </w:p>
+        </w:tc>
+      </w:tr>
+      <w:tr>
+        <w:tc>
+          <w:tcPr/>
+          <w:p>
+            <w:pPr>
+              <w:pStyle w:val="Compact"/>
+              <w:jc w:val="left"/>
+            </w:pPr>
+            <w:r>
+              <w:t xml:space="preserve">без</w:t>
+            </w:r>
+            <w:r>
+              <w:t xml:space="preserve"> </w:t>
+            </w:r>
+            <w:r>
+              <w:t xml:space="preserve">жалоб</w:t>
+            </w:r>
+          </w:p>
+        </w:tc>
+        <w:tc>
+          <w:tcPr/>
+          <w:p>
+            <w:pPr>
+              <w:pStyle w:val="Compact"/>
+              <w:jc w:val="left"/>
+            </w:pPr>
+            <w:r>
+              <w:t xml:space="preserve">86.785</w:t>
+            </w:r>
+            <w:r>
+              <w:t xml:space="preserve"> </w:t>
+            </w:r>
+            <w:r>
+              <w:t xml:space="preserve">% ( 683</w:t>
+            </w:r>
+            <w:r>
+              <w:t xml:space="preserve"> </w:t>
+            </w:r>
+            <w:r>
+              <w:t xml:space="preserve">/ 787</w:t>
+            </w:r>
+            <w:r>
+              <w:t xml:space="preserve"> </w:t>
+            </w:r>
+            <w:r>
+              <w:t xml:space="preserve">с</w:t>
+            </w:r>
+            <w:r>
+              <w:t xml:space="preserve"> </w:t>
+            </w:r>
+            <w:r>
+              <w:t xml:space="preserve">лучаев)</w:t>
+            </w:r>
+          </w:p>
+        </w:tc>
+        <w:tc>
+          <w:tcPr/>
+          <w:p>
+            <w:pPr>
+              <w:pStyle w:val="Compact"/>
+              <w:jc w:val="left"/>
+            </w:pPr>
+            <w:r>
+              <w:t xml:space="preserve">[ 0.84</w:t>
+            </w:r>
+            <w:r>
+              <w:t xml:space="preserve"> </w:t>
+            </w:r>
+            <w:r>
+              <w:t xml:space="preserve">; 0.89]</w:t>
+            </w:r>
+          </w:p>
+        </w:tc>
+        <w:tc>
+          <w:tcPr/>
+          <w:p>
+            <w:pPr>
+              <w:pStyle w:val="Compact"/>
+              <w:jc w:val="left"/>
+            </w:pPr>
+            <w:r>
+              <w:t xml:space="preserve">82.873</w:t>
+            </w:r>
+            <w:r>
+              <w:t xml:space="preserve"> </w:t>
+            </w:r>
+            <w:r>
+              <w:t xml:space="preserve">% ( 600</w:t>
+            </w:r>
+            <w:r>
+              <w:t xml:space="preserve"> </w:t>
+            </w:r>
+            <w:r>
+              <w:t xml:space="preserve">/ 724</w:t>
+            </w:r>
+            <w:r>
+              <w:t xml:space="preserve"> </w:t>
+            </w:r>
+            <w:r>
+              <w:t xml:space="preserve">с</w:t>
+            </w:r>
+            <w:r>
+              <w:t xml:space="preserve"> </w:t>
+            </w:r>
+            <w:r>
+              <w:t xml:space="preserve">лучаев)</w:t>
+            </w:r>
+          </w:p>
+        </w:tc>
+        <w:tc>
+          <w:tcPr/>
+          <w:p>
+            <w:pPr>
+              <w:pStyle w:val="Compact"/>
+              <w:jc w:val="left"/>
+            </w:pPr>
+            <w:r>
+              <w:t xml:space="preserve">[ 0.8 ;</w:t>
+            </w:r>
+            <w:r>
+              <w:t xml:space="preserve"> </w:t>
+            </w:r>
+            <w:r>
+              <w:t xml:space="preserve">0.86 ]</w:t>
+            </w:r>
+          </w:p>
+        </w:tc>
+      </w:tr>
+      <w:tr>
+        <w:tc>
+          <w:tcPr/>
+          <w:p>
+            <w:pPr>
+              <w:pStyle w:val="Compact"/>
+              <w:jc w:val="left"/>
+            </w:pPr>
+            <w:r>
+              <w:t xml:space="preserve">боль</w:t>
+            </w:r>
+          </w:p>
+        </w:tc>
+        <w:tc>
+          <w:tcPr/>
+          <w:p>
+            <w:pPr>
+              <w:pStyle w:val="Compact"/>
+              <w:jc w:val="left"/>
+            </w:pPr>
+            <w:r>
+              <w:t xml:space="preserve">4.828 %</w:t>
+            </w:r>
+            <w:r>
+              <w:t xml:space="preserve"> </w:t>
+            </w:r>
+            <w:r>
+              <w:t xml:space="preserve">( 38 /</w:t>
+            </w:r>
+            <w:r>
+              <w:t xml:space="preserve"> </w:t>
+            </w:r>
+            <w:r>
+              <w:t xml:space="preserve">787</w:t>
+            </w:r>
+            <w:r>
+              <w:t xml:space="preserve"> </w:t>
+            </w:r>
+            <w:r>
+              <w:t xml:space="preserve">с</w:t>
+            </w:r>
+            <w:r>
+              <w:t xml:space="preserve"> </w:t>
+            </w:r>
+            <w:r>
+              <w:t xml:space="preserve">лучаев)</w:t>
+            </w:r>
+          </w:p>
+        </w:tc>
+        <w:tc>
+          <w:tcPr/>
+          <w:p>
+            <w:pPr>
+              <w:pStyle w:val="Compact"/>
+              <w:jc w:val="left"/>
+            </w:pPr>
+            <w:r>
+              <w:t xml:space="preserve">[ 0.03</w:t>
+            </w:r>
+            <w:r>
+              <w:t xml:space="preserve"> </w:t>
+            </w:r>
+            <w:r>
+              <w:t xml:space="preserve">; 0.07]</w:t>
+            </w:r>
+          </w:p>
+        </w:tc>
+        <w:tc>
+          <w:tcPr/>
+          <w:p>
+            <w:pPr>
+              <w:pStyle w:val="Compact"/>
+              <w:jc w:val="left"/>
+            </w:pPr>
+            <w:r>
+              <w:t xml:space="preserve">5.249 %</w:t>
+            </w:r>
+            <w:r>
+              <w:t xml:space="preserve"> </w:t>
+            </w:r>
+            <w:r>
+              <w:t xml:space="preserve">( 38 /</w:t>
+            </w:r>
+            <w:r>
+              <w:t xml:space="preserve"> </w:t>
+            </w:r>
+            <w:r>
+              <w:t xml:space="preserve">724</w:t>
+            </w:r>
+            <w:r>
+              <w:t xml:space="preserve"> </w:t>
+            </w:r>
+            <w:r>
+              <w:t xml:space="preserve">с</w:t>
+            </w:r>
+            <w:r>
+              <w:t xml:space="preserve"> </w:t>
+            </w:r>
+            <w:r>
+              <w:t xml:space="preserve">лучаев)</w:t>
+            </w:r>
+          </w:p>
+        </w:tc>
+        <w:tc>
+          <w:tcPr/>
+          <w:p>
+            <w:pPr>
+              <w:pStyle w:val="Compact"/>
+              <w:jc w:val="left"/>
+            </w:pPr>
+            <w:r>
+              <w:t xml:space="preserve">[ 0.04</w:t>
+            </w:r>
+            <w:r>
+              <w:t xml:space="preserve"> </w:t>
+            </w:r>
+            <w:r>
+              <w:t xml:space="preserve">; 0.07]</w:t>
+            </w:r>
+          </w:p>
+        </w:tc>
+      </w:tr>
+      <w:tr>
+        <w:tc>
+          <w:tcPr/>
+          <w:p>
+            <w:pPr>
+              <w:pStyle w:val="Compact"/>
+              <w:jc w:val="left"/>
+            </w:pPr>
+            <w:r>
+              <w:t xml:space="preserve">в</w:t>
+            </w:r>
+            <w:r>
+              <w:t xml:space="preserve"> </w:t>
+            </w:r>
+            <w:r>
+              <w:t xml:space="preserve">ы</w:t>
+            </w:r>
+            <w:r>
+              <w:t xml:space="preserve"> </w:t>
+            </w:r>
+            <w:r>
+              <w:t xml:space="preserve">деления</w:t>
+            </w:r>
+            <w:r>
+              <w:t xml:space="preserve"> </w:t>
+            </w:r>
+            <w:r>
+              <w:t xml:space="preserve">из</w:t>
+            </w:r>
+            <w:r>
+              <w:t xml:space="preserve"> </w:t>
+            </w:r>
+            <w:r>
+              <w:t xml:space="preserve">соска</w:t>
+            </w:r>
+          </w:p>
+        </w:tc>
+        <w:tc>
+          <w:tcPr/>
+          <w:p>
+            <w:pPr>
+              <w:pStyle w:val="Compact"/>
+              <w:jc w:val="left"/>
+            </w:pPr>
+            <w:r>
+              <w:t xml:space="preserve">0.381 %</w:t>
+            </w:r>
+            <w:r>
+              <w:t xml:space="preserve"> </w:t>
+            </w:r>
+            <w:r>
+              <w:t xml:space="preserve">( 3 /</w:t>
+            </w:r>
+            <w:r>
+              <w:t xml:space="preserve"> </w:t>
+            </w:r>
+            <w:r>
+              <w:t xml:space="preserve">787</w:t>
+            </w:r>
+            <w:r>
+              <w:t xml:space="preserve"> </w:t>
+            </w:r>
+            <w:r>
+              <w:t xml:space="preserve">с</w:t>
+            </w:r>
+            <w:r>
+              <w:t xml:space="preserve"> </w:t>
+            </w:r>
+            <w:r>
+              <w:t xml:space="preserve">лучаев)</w:t>
+            </w:r>
+          </w:p>
+        </w:tc>
+        <w:tc>
+          <w:tcPr/>
+          <w:p>
+            <w:pPr>
+              <w:pStyle w:val="Compact"/>
+              <w:jc w:val="left"/>
+            </w:pPr>
+            <w:r>
+              <w:t xml:space="preserve">[ 0 ;</w:t>
+            </w:r>
+            <w:r>
+              <w:t xml:space="preserve"> </w:t>
+            </w:r>
+            <w:r>
+              <w:t xml:space="preserve">0.01]</w:t>
+            </w:r>
+          </w:p>
+        </w:tc>
+        <w:tc>
+          <w:tcPr/>
+          <w:p>
+            <w:pPr>
+              <w:pStyle w:val="Compact"/>
+              <w:jc w:val="left"/>
+            </w:pPr>
+            <w:r>
+              <w:t xml:space="preserve">0.967 %</w:t>
+            </w:r>
+            <w:r>
+              <w:t xml:space="preserve"> </w:t>
+            </w:r>
+            <w:r>
+              <w:t xml:space="preserve">( 7 /</w:t>
+            </w:r>
+            <w:r>
+              <w:t xml:space="preserve"> </w:t>
+            </w:r>
+            <w:r>
+              <w:t xml:space="preserve">724</w:t>
+            </w:r>
+            <w:r>
+              <w:t xml:space="preserve"> </w:t>
+            </w:r>
+            <w:r>
+              <w:t xml:space="preserve">с</w:t>
+            </w:r>
+            <w:r>
+              <w:t xml:space="preserve"> </w:t>
+            </w:r>
+            <w:r>
+              <w:t xml:space="preserve">лучаев)</w:t>
+            </w:r>
+          </w:p>
+        </w:tc>
+        <w:tc>
+          <w:tcPr/>
+          <w:p>
+            <w:pPr>
+              <w:pStyle w:val="Compact"/>
+              <w:jc w:val="left"/>
+            </w:pPr>
+            <w:r>
+              <w:t xml:space="preserve">[ 0 ;</w:t>
+            </w:r>
+            <w:r>
+              <w:t xml:space="preserve"> </w:t>
+            </w:r>
+            <w:r>
+              <w:t xml:space="preserve">0.02]</w:t>
+            </w:r>
+          </w:p>
+        </w:tc>
+      </w:tr>
+      <w:tr>
+        <w:tc>
+          <w:tcPr/>
+          <w:p>
+            <w:pPr>
+              <w:pStyle w:val="Compact"/>
+              <w:jc w:val="left"/>
+            </w:pPr>
+            <w:r>
+              <w:t xml:space="preserve">у п</w:t>
+            </w:r>
+            <w:r>
+              <w:t xml:space="preserve"> </w:t>
+            </w:r>
+            <w:r>
+              <w:t xml:space="preserve">л</w:t>
+            </w:r>
+            <w:r>
+              <w:t xml:space="preserve"> </w:t>
+            </w:r>
+            <w:r>
+              <w:t xml:space="preserve">отнение</w:t>
+            </w:r>
+          </w:p>
+        </w:tc>
+        <w:tc>
+          <w:tcPr/>
+          <w:p>
+            <w:pPr>
+              <w:pStyle w:val="Compact"/>
+              <w:jc w:val="left"/>
+            </w:pPr>
+            <w:r>
+              <w:t xml:space="preserve">8.005 %</w:t>
+            </w:r>
+            <w:r>
+              <w:t xml:space="preserve"> </w:t>
+            </w:r>
+            <w:r>
+              <w:t xml:space="preserve">( 63 /</w:t>
+            </w:r>
+            <w:r>
+              <w:t xml:space="preserve"> </w:t>
+            </w:r>
+            <w:r>
+              <w:t xml:space="preserve">787</w:t>
+            </w:r>
+            <w:r>
+              <w:t xml:space="preserve"> </w:t>
+            </w:r>
+            <w:r>
+              <w:t xml:space="preserve">с</w:t>
+            </w:r>
+            <w:r>
+              <w:t xml:space="preserve"> </w:t>
+            </w:r>
+            <w:r>
+              <w:t xml:space="preserve">лучаев)</w:t>
+            </w:r>
+          </w:p>
+        </w:tc>
+        <w:tc>
+          <w:tcPr/>
+          <w:p>
+            <w:pPr>
+              <w:pStyle w:val="Compact"/>
+              <w:jc w:val="left"/>
+            </w:pPr>
+            <w:r>
+              <w:t xml:space="preserve">[ 0.06</w:t>
+            </w:r>
+            <w:r>
+              <w:t xml:space="preserve"> </w:t>
+            </w:r>
+            <w:r>
+              <w:t xml:space="preserve">; 0.1 ]</w:t>
+            </w:r>
+          </w:p>
+        </w:tc>
+        <w:tc>
+          <w:tcPr/>
+          <w:p>
+            <w:pPr>
+              <w:pStyle w:val="Compact"/>
+              <w:jc w:val="left"/>
+            </w:pPr>
+            <w:r>
+              <w:t xml:space="preserve">10.912</w:t>
+            </w:r>
+            <w:r>
+              <w:t xml:space="preserve"> </w:t>
+            </w:r>
+            <w:r>
+              <w:t xml:space="preserve">% ( 79</w:t>
+            </w:r>
+            <w:r>
+              <w:t xml:space="preserve"> </w:t>
+            </w:r>
+            <w:r>
+              <w:t xml:space="preserve">/ 724</w:t>
+            </w:r>
+            <w:r>
+              <w:t xml:space="preserve"> </w:t>
+            </w:r>
+            <w:r>
+              <w:t xml:space="preserve">с</w:t>
+            </w:r>
+            <w:r>
+              <w:t xml:space="preserve"> </w:t>
+            </w:r>
+            <w:r>
+              <w:t xml:space="preserve">лучаев)</w:t>
+            </w:r>
+          </w:p>
+        </w:tc>
+        <w:tc>
+          <w:tcPr/>
+          <w:p>
+            <w:pPr>
+              <w:pStyle w:val="Compact"/>
+              <w:jc w:val="left"/>
+            </w:pPr>
+            <w:r>
+              <w:t xml:space="preserve">[ 0.09</w:t>
+            </w:r>
+            <w:r>
+              <w:t xml:space="preserve"> </w:t>
+            </w:r>
+            <w:r>
+              <w:t xml:space="preserve">; 0.13]</w:t>
             </w:r>
           </w:p>
         </w:tc>
@@ -1094,1523 +1690,77 @@
                 <w:bCs/>
                 <w:b/>
               </w:rPr>
-              <w:t xml:space="preserve">Жалобы</w:t>
-            </w:r>
-          </w:p>
-        </w:tc>
-        <w:tc>
-          <w:tcPr/>
-          <w:p>
-            <w:pPr>
-              <w:pStyle w:val="Compact"/>
-            </w:pPr>
-          </w:p>
-        </w:tc>
-        <w:tc>
-          <w:tcPr/>
-          <w:p>
-            <w:pPr>
-              <w:pStyle w:val="Compact"/>
-            </w:pPr>
-          </w:p>
-        </w:tc>
-        <w:tc>
-          <w:tcPr/>
-          <w:p>
-            <w:pPr>
-              <w:pStyle w:val="Compact"/>
-            </w:pPr>
-          </w:p>
-        </w:tc>
-        <w:tc>
-          <w:tcPr/>
-          <w:p>
-            <w:pPr>
-              <w:pStyle w:val="Compact"/>
-            </w:pPr>
-          </w:p>
-        </w:tc>
-      </w:tr>
-      <w:tr>
-        <w:tc>
-          <w:tcPr/>
-          <w:p>
-            <w:pPr>
-              <w:pStyle w:val="Compact"/>
-              <w:jc w:val="left"/>
-            </w:pPr>
-            <w:r>
-              <w:t xml:space="preserve">без жалоб</w:t>
-            </w:r>
-          </w:p>
-        </w:tc>
-        <w:tc>
-          <w:tcPr/>
-          <w:p>
-            <w:pPr>
-              <w:pStyle w:val="Compact"/>
-              <w:jc w:val="left"/>
-            </w:pPr>
-            <w:r>
-              <w:t xml:space="preserve">86.785 % ( 683 / 787 случаев)</w:t>
-            </w:r>
-          </w:p>
-        </w:tc>
-        <w:tc>
-          <w:tcPr/>
-          <w:p>
-            <w:pPr>
-              <w:pStyle w:val="Compact"/>
-              <w:jc w:val="left"/>
-            </w:pPr>
-            <w:r>
-              <w:t xml:space="preserve">[ 0.84 ; 0.89 ]</w:t>
-            </w:r>
-          </w:p>
-        </w:tc>
-        <w:tc>
-          <w:tcPr/>
-          <w:p>
-            <w:pPr>
-              <w:pStyle w:val="Compact"/>
-              <w:jc w:val="left"/>
-            </w:pPr>
-            <w:r>
-              <w:t xml:space="preserve">82.873 % ( 600 / 724 случаев)</w:t>
-            </w:r>
-          </w:p>
-        </w:tc>
-        <w:tc>
-          <w:tcPr/>
-          <w:p>
-            <w:pPr>
-              <w:pStyle w:val="Compact"/>
-              <w:jc w:val="left"/>
-            </w:pPr>
-            <w:r>
-              <w:t xml:space="preserve">[ 0.8 ; 0.86 ]</w:t>
-            </w:r>
-          </w:p>
-        </w:tc>
-      </w:tr>
-      <w:tr>
-        <w:tc>
-          <w:tcPr/>
-          <w:p>
-            <w:pPr>
-              <w:pStyle w:val="Compact"/>
-              <w:jc w:val="left"/>
-            </w:pPr>
-            <w:r>
-              <w:t xml:space="preserve">боль</w:t>
-            </w:r>
-          </w:p>
-        </w:tc>
-        <w:tc>
-          <w:tcPr/>
-          <w:p>
-            <w:pPr>
-              <w:pStyle w:val="Compact"/>
-              <w:jc w:val="left"/>
-            </w:pPr>
-            <w:r>
-              <w:t xml:space="preserve">4.828 % ( 38 / 787 случаев)</w:t>
-            </w:r>
-          </w:p>
-        </w:tc>
-        <w:tc>
-          <w:tcPr/>
-          <w:p>
-            <w:pPr>
-              <w:pStyle w:val="Compact"/>
-              <w:jc w:val="left"/>
-            </w:pPr>
-            <w:r>
-              <w:t xml:space="preserve">[ 0.03 ; 0.07 ]</w:t>
-            </w:r>
-          </w:p>
-        </w:tc>
-        <w:tc>
-          <w:tcPr/>
-          <w:p>
-            <w:pPr>
-              <w:pStyle w:val="Compact"/>
-              <w:jc w:val="left"/>
-            </w:pPr>
-            <w:r>
-              <w:t xml:space="preserve">5.249 % ( 38 / 724 случаев)</w:t>
-            </w:r>
-          </w:p>
-        </w:tc>
-        <w:tc>
-          <w:tcPr/>
-          <w:p>
-            <w:pPr>
-              <w:pStyle w:val="Compact"/>
-              <w:jc w:val="left"/>
-            </w:pPr>
-            <w:r>
-              <w:t xml:space="preserve">[ 0.04 ; 0.07 ]</w:t>
-            </w:r>
-          </w:p>
-        </w:tc>
-      </w:tr>
-      <w:tr>
-        <w:tc>
-          <w:tcPr/>
-          <w:p>
-            <w:pPr>
-              <w:pStyle w:val="Compact"/>
-              <w:jc w:val="left"/>
-            </w:pPr>
-            <w:r>
-              <w:t xml:space="preserve">выделения из соска</w:t>
-            </w:r>
-          </w:p>
-        </w:tc>
-        <w:tc>
-          <w:tcPr/>
-          <w:p>
-            <w:pPr>
-              <w:pStyle w:val="Compact"/>
-              <w:jc w:val="left"/>
-            </w:pPr>
-            <w:r>
-              <w:t xml:space="preserve">0.381 % ( 3 / 787 случаев)</w:t>
-            </w:r>
-          </w:p>
-        </w:tc>
-        <w:tc>
-          <w:tcPr/>
-          <w:p>
-            <w:pPr>
-              <w:pStyle w:val="Compact"/>
-              <w:jc w:val="left"/>
-            </w:pPr>
-            <w:r>
-              <w:t xml:space="preserve">[ 0 ; 0.01 ]</w:t>
-            </w:r>
-          </w:p>
-        </w:tc>
-        <w:tc>
-          <w:tcPr/>
-          <w:p>
-            <w:pPr>
-              <w:pStyle w:val="Compact"/>
-              <w:jc w:val="left"/>
-            </w:pPr>
-            <w:r>
-              <w:t xml:space="preserve">0.967 % ( 7 / 724 случаев)</w:t>
-            </w:r>
-          </w:p>
-        </w:tc>
-        <w:tc>
-          <w:tcPr/>
-          <w:p>
-            <w:pPr>
-              <w:pStyle w:val="Compact"/>
-              <w:jc w:val="left"/>
-            </w:pPr>
-            <w:r>
-              <w:t xml:space="preserve">[ 0 ; 0.02 ]</w:t>
-            </w:r>
-          </w:p>
-        </w:tc>
-      </w:tr>
-      <w:tr>
-        <w:tc>
-          <w:tcPr/>
-          <w:p>
-            <w:pPr>
-              <w:pStyle w:val="Compact"/>
-              <w:jc w:val="left"/>
-            </w:pPr>
-            <w:r>
-              <w:t xml:space="preserve">уплотнение</w:t>
-            </w:r>
-          </w:p>
-        </w:tc>
-        <w:tc>
-          <w:tcPr/>
-          <w:p>
-            <w:pPr>
-              <w:pStyle w:val="Compact"/>
-              <w:jc w:val="left"/>
-            </w:pPr>
-            <w:r>
-              <w:t xml:space="preserve">8.005 % ( 63 / 787 случаев)</w:t>
-            </w:r>
-          </w:p>
-        </w:tc>
-        <w:tc>
-          <w:tcPr/>
-          <w:p>
-            <w:pPr>
-              <w:pStyle w:val="Compact"/>
-              <w:jc w:val="left"/>
-            </w:pPr>
-            <w:r>
-              <w:t xml:space="preserve">[ 0.06 ; 0.1 ]</w:t>
-            </w:r>
-          </w:p>
-        </w:tc>
-        <w:tc>
-          <w:tcPr/>
-          <w:p>
-            <w:pPr>
-              <w:pStyle w:val="Compact"/>
-              <w:jc w:val="left"/>
-            </w:pPr>
-            <w:r>
-              <w:t xml:space="preserve">10.912 % ( 79 / 724 случаев)</w:t>
-            </w:r>
-          </w:p>
-        </w:tc>
-        <w:tc>
-          <w:tcPr/>
-          <w:p>
-            <w:pPr>
-              <w:pStyle w:val="Compact"/>
-              <w:jc w:val="left"/>
-            </w:pPr>
-            <w:r>
-              <w:t xml:space="preserve">[ 0.09 ; 0.13 ]</w:t>
-            </w:r>
-          </w:p>
-        </w:tc>
-      </w:tr>
-      <w:tr>
-        <w:tc>
-          <w:tcPr/>
-          <w:p>
-            <w:pPr>
-              <w:pStyle w:val="Compact"/>
-              <w:jc w:val="left"/>
-            </w:pPr>
+              <w:t xml:space="preserve">Реп р</w:t>
+            </w:r>
             <w:r>
               <w:rPr>
                 <w:bCs/>
                 <w:b/>
               </w:rPr>
-              <w:t xml:space="preserve">Репродуктивный статус</w:t>
-            </w:r>
-          </w:p>
-        </w:tc>
-        <w:tc>
-          <w:tcPr/>
-          <w:p>
-            <w:pPr>
-              <w:pStyle w:val="Compact"/>
-            </w:pPr>
-          </w:p>
-        </w:tc>
-        <w:tc>
-          <w:tcPr/>
-          <w:p>
-            <w:pPr>
-              <w:pStyle w:val="Compact"/>
-            </w:pPr>
-          </w:p>
-        </w:tc>
-        <w:tc>
-          <w:tcPr/>
-          <w:p>
-            <w:pPr>
-              <w:pStyle w:val="Compact"/>
-            </w:pPr>
-          </w:p>
-        </w:tc>
-        <w:tc>
-          <w:tcPr/>
-          <w:p>
-            <w:pPr>
-              <w:pStyle w:val="Compact"/>
-            </w:pPr>
-          </w:p>
-        </w:tc>
-      </w:tr>
-      <w:tr>
-        <w:tc>
-          <w:tcPr/>
-          <w:p>
-            <w:pPr>
-              <w:pStyle w:val="Compact"/>
-              <w:jc w:val="left"/>
-            </w:pPr>
-            <w:r>
-              <w:t xml:space="preserve">репродуктивный возраст</w:t>
-            </w:r>
-          </w:p>
-        </w:tc>
-        <w:tc>
-          <w:tcPr/>
-          <w:p>
-            <w:pPr>
-              <w:pStyle w:val="Compact"/>
-              <w:jc w:val="left"/>
-            </w:pPr>
-            <w:r>
-              <w:t xml:space="preserve">96.696 % ( 761 / 787 случаев)</w:t>
-            </w:r>
-          </w:p>
-        </w:tc>
-        <w:tc>
-          <w:tcPr/>
-          <w:p>
-            <w:pPr>
-              <w:pStyle w:val="Compact"/>
-              <w:jc w:val="left"/>
-            </w:pPr>
-            <w:r>
-              <w:t xml:space="preserve">[ 0.95 ; 0.98 ]</w:t>
-            </w:r>
-          </w:p>
-        </w:tc>
-        <w:tc>
-          <w:tcPr/>
-          <w:p>
-            <w:pPr>
-              <w:pStyle w:val="Compact"/>
-              <w:jc w:val="left"/>
-            </w:pPr>
-            <w:r>
-              <w:t xml:space="preserve">97.238 % ( 704 / 724 случаев)</w:t>
-            </w:r>
-          </w:p>
-        </w:tc>
-        <w:tc>
-          <w:tcPr/>
-          <w:p>
-            <w:pPr>
-              <w:pStyle w:val="Compact"/>
-              <w:jc w:val="left"/>
-            </w:pPr>
-            <w:r>
-              <w:t xml:space="preserve">[ 0.96 ; 0.98 ]</w:t>
-            </w:r>
-          </w:p>
-        </w:tc>
-      </w:tr>
-      <w:tr>
-        <w:tc>
-          <w:tcPr/>
-          <w:p>
-            <w:pPr>
-              <w:pStyle w:val="Compact"/>
-              <w:jc w:val="left"/>
-            </w:pPr>
-            <w:r>
-              <w:t xml:space="preserve">пременопауза</w:t>
-            </w:r>
-          </w:p>
-        </w:tc>
-        <w:tc>
-          <w:tcPr/>
-          <w:p>
-            <w:pPr>
-              <w:pStyle w:val="Compact"/>
-              <w:jc w:val="left"/>
-            </w:pPr>
-            <w:r>
-              <w:t xml:space="preserve">3.304 % ( 26 / 787 случаев)</w:t>
-            </w:r>
-          </w:p>
-        </w:tc>
-        <w:tc>
-          <w:tcPr/>
-          <w:p>
-            <w:pPr>
-              <w:pStyle w:val="Compact"/>
-              <w:jc w:val="left"/>
-            </w:pPr>
-            <w:r>
-              <w:t xml:space="preserve">[ 0.02 ; 0.05 ]</w:t>
-            </w:r>
-          </w:p>
-        </w:tc>
-        <w:tc>
-          <w:tcPr/>
-          <w:p>
-            <w:pPr>
-              <w:pStyle w:val="Compact"/>
-              <w:jc w:val="left"/>
-            </w:pPr>
-            <w:r>
-              <w:t xml:space="preserve">2.762 % ( 20 / 724 случаев)</w:t>
-            </w:r>
-          </w:p>
-        </w:tc>
-        <w:tc>
-          <w:tcPr/>
-          <w:p>
-            <w:pPr>
-              <w:pStyle w:val="Compact"/>
-              <w:jc w:val="left"/>
-            </w:pPr>
-            <w:r>
-              <w:t xml:space="preserve">[ 0.02 ; 0.04 ]</w:t>
-            </w:r>
-          </w:p>
-        </w:tc>
-      </w:tr>
-      <w:tr>
-        <w:tc>
-          <w:tcPr/>
-          <w:p>
-            <w:pPr>
-              <w:pStyle w:val="Compact"/>
-              <w:jc w:val="left"/>
-            </w:pPr>
+              <w:t xml:space="preserve"> </w:t>
+            </w:r>
             <w:r>
               <w:rPr>
                 <w:bCs/>
                 <w:b/>
               </w:rPr>
-              <w:t xml:space="preserve">Операции на молочной железе</w:t>
-            </w:r>
-          </w:p>
-        </w:tc>
-        <w:tc>
-          <w:tcPr/>
-          <w:p>
-            <w:pPr>
-              <w:pStyle w:val="Compact"/>
-            </w:pPr>
-          </w:p>
-        </w:tc>
-        <w:tc>
-          <w:tcPr/>
-          <w:p>
-            <w:pPr>
-              <w:pStyle w:val="Compact"/>
-            </w:pPr>
-          </w:p>
-        </w:tc>
-        <w:tc>
-          <w:tcPr/>
-          <w:p>
-            <w:pPr>
-              <w:pStyle w:val="Compact"/>
-            </w:pPr>
-          </w:p>
-        </w:tc>
-        <w:tc>
-          <w:tcPr/>
-          <w:p>
-            <w:pPr>
-              <w:pStyle w:val="Compact"/>
-            </w:pPr>
-          </w:p>
-        </w:tc>
-      </w:tr>
-      <w:tr>
-        <w:tc>
-          <w:tcPr/>
-          <w:p>
-            <w:pPr>
-              <w:pStyle w:val="Compact"/>
-              <w:jc w:val="left"/>
-            </w:pPr>
-            <w:r>
-              <w:t xml:space="preserve">не было операций</w:t>
-            </w:r>
-          </w:p>
-        </w:tc>
-        <w:tc>
-          <w:tcPr/>
-          <w:p>
-            <w:pPr>
-              <w:pStyle w:val="Compact"/>
-              <w:jc w:val="left"/>
-            </w:pPr>
-            <w:r>
-              <w:t xml:space="preserve">98.475 % ( 775 / 787 случаев)</w:t>
-            </w:r>
-          </w:p>
-        </w:tc>
-        <w:tc>
-          <w:tcPr/>
-          <w:p>
-            <w:pPr>
-              <w:pStyle w:val="Compact"/>
-              <w:jc w:val="left"/>
-            </w:pPr>
-            <w:r>
-              <w:t xml:space="preserve">[ 0.97 ; 0.99 ]</w:t>
-            </w:r>
-          </w:p>
-        </w:tc>
-        <w:tc>
-          <w:tcPr/>
-          <w:p>
-            <w:pPr>
-              <w:pStyle w:val="Compact"/>
-              <w:jc w:val="left"/>
-            </w:pPr>
-            <w:r>
-              <w:t xml:space="preserve">98.343 % ( 712 / 724 случаев)</w:t>
-            </w:r>
-          </w:p>
-        </w:tc>
-        <w:tc>
-          <w:tcPr/>
-          <w:p>
-            <w:pPr>
-              <w:pStyle w:val="Compact"/>
-              <w:jc w:val="left"/>
-            </w:pPr>
-            <w:r>
-              <w:t xml:space="preserve">[ 0.97 ; 0.99 ]</w:t>
-            </w:r>
-          </w:p>
-        </w:tc>
-      </w:tr>
-      <w:tr>
-        <w:tc>
-          <w:tcPr/>
-          <w:p>
-            <w:pPr>
-              <w:pStyle w:val="Compact"/>
-              <w:jc w:val="left"/>
-            </w:pPr>
-            <w:r>
-              <w:t xml:space="preserve">были операции</w:t>
-            </w:r>
-          </w:p>
-        </w:tc>
-        <w:tc>
-          <w:tcPr/>
-          <w:p>
-            <w:pPr>
-              <w:pStyle w:val="Compact"/>
-              <w:jc w:val="left"/>
-            </w:pPr>
-            <w:r>
-              <w:t xml:space="preserve">1.525 % ( 12 / 787 случаев)</w:t>
-            </w:r>
-          </w:p>
-        </w:tc>
-        <w:tc>
-          <w:tcPr/>
-          <w:p>
-            <w:pPr>
-              <w:pStyle w:val="Compact"/>
-              <w:jc w:val="left"/>
-            </w:pPr>
-            <w:r>
-              <w:t xml:space="preserve">[ 0.01 ; 0.03 ]</w:t>
-            </w:r>
-          </w:p>
-        </w:tc>
-        <w:tc>
-          <w:tcPr/>
-          <w:p>
-            <w:pPr>
-              <w:pStyle w:val="Compact"/>
-              <w:jc w:val="left"/>
-            </w:pPr>
-            <w:r>
-              <w:t xml:space="preserve">1.657 % ( 12 / 724 случаев)</w:t>
-            </w:r>
-          </w:p>
-        </w:tc>
-        <w:tc>
-          <w:tcPr/>
-          <w:p>
-            <w:pPr>
-              <w:pStyle w:val="Compact"/>
-              <w:jc w:val="left"/>
-            </w:pPr>
-            <w:r>
-              <w:t xml:space="preserve">[ 0.01 ; 0.03 ]</w:t>
-            </w:r>
-          </w:p>
-        </w:tc>
-      </w:tr>
-      <w:tr>
-        <w:tc>
-          <w:tcPr/>
-          <w:p>
-            <w:pPr>
-              <w:pStyle w:val="Compact"/>
-              <w:jc w:val="left"/>
-            </w:pPr>
+              <w:t xml:space="preserve">о д</w:t>
+            </w:r>
             <w:r>
               <w:rPr>
                 <w:bCs/>
                 <w:b/>
               </w:rPr>
-              <w:t xml:space="preserve">Прием гормональных препаратов</w:t>
-            </w:r>
-          </w:p>
-        </w:tc>
-        <w:tc>
-          <w:tcPr/>
-          <w:p>
-            <w:pPr>
-              <w:pStyle w:val="Compact"/>
-            </w:pPr>
-          </w:p>
-        </w:tc>
-        <w:tc>
-          <w:tcPr/>
-          <w:p>
-            <w:pPr>
-              <w:pStyle w:val="Compact"/>
-            </w:pPr>
-          </w:p>
-        </w:tc>
-        <w:tc>
-          <w:tcPr/>
-          <w:p>
-            <w:pPr>
-              <w:pStyle w:val="Compact"/>
-            </w:pPr>
-          </w:p>
-        </w:tc>
-        <w:tc>
-          <w:tcPr/>
-          <w:p>
-            <w:pPr>
-              <w:pStyle w:val="Compact"/>
-            </w:pPr>
-          </w:p>
-        </w:tc>
-      </w:tr>
-      <w:tr>
-        <w:tc>
-          <w:tcPr/>
-          <w:p>
-            <w:pPr>
-              <w:pStyle w:val="Compact"/>
-              <w:jc w:val="left"/>
-            </w:pPr>
-            <w:r>
-              <w:t xml:space="preserve">да</w:t>
-            </w:r>
-          </w:p>
-        </w:tc>
-        <w:tc>
-          <w:tcPr/>
-          <w:p>
-            <w:pPr>
-              <w:pStyle w:val="Compact"/>
-              <w:jc w:val="left"/>
-            </w:pPr>
-            <w:r>
-              <w:t xml:space="preserve">19.695 % ( 155 / 787 случаев)</w:t>
-            </w:r>
-          </w:p>
-        </w:tc>
-        <w:tc>
-          <w:tcPr/>
-          <w:p>
-            <w:pPr>
-              <w:pStyle w:val="Compact"/>
-              <w:jc w:val="left"/>
-            </w:pPr>
-            <w:r>
-              <w:t xml:space="preserve">[ 0.17 ; 0.23 ]</w:t>
-            </w:r>
-          </w:p>
-        </w:tc>
-        <w:tc>
-          <w:tcPr/>
-          <w:p>
-            <w:pPr>
-              <w:pStyle w:val="Compact"/>
-              <w:jc w:val="left"/>
-            </w:pPr>
-            <w:r>
-              <w:t xml:space="preserve">21.409 % ( 155 / 724 случаев)</w:t>
-            </w:r>
-          </w:p>
-        </w:tc>
-        <w:tc>
-          <w:tcPr/>
-          <w:p>
-            <w:pPr>
-              <w:pStyle w:val="Compact"/>
-              <w:jc w:val="left"/>
-            </w:pPr>
-            <w:r>
-              <w:t xml:space="preserve">[ 0.19 ; 0.25 ]</w:t>
-            </w:r>
-          </w:p>
-        </w:tc>
-      </w:tr>
-      <w:tr>
-        <w:tc>
-          <w:tcPr/>
-          <w:p>
-            <w:pPr>
-              <w:pStyle w:val="Compact"/>
-              <w:jc w:val="left"/>
-            </w:pPr>
-            <w:r>
-              <w:t xml:space="preserve">нет</w:t>
-            </w:r>
-          </w:p>
-        </w:tc>
-        <w:tc>
-          <w:tcPr/>
-          <w:p>
-            <w:pPr>
-              <w:pStyle w:val="Compact"/>
-              <w:jc w:val="left"/>
-            </w:pPr>
-            <w:r>
-              <w:t xml:space="preserve">80.305 % ( 632 / 787 случаев)</w:t>
-            </w:r>
-          </w:p>
-        </w:tc>
-        <w:tc>
-          <w:tcPr/>
-          <w:p>
-            <w:pPr>
-              <w:pStyle w:val="Compact"/>
-              <w:jc w:val="left"/>
-            </w:pPr>
-            <w:r>
-              <w:t xml:space="preserve">[ 0.77 ; 0.83 ]</w:t>
-            </w:r>
-          </w:p>
-        </w:tc>
-        <w:tc>
-          <w:tcPr/>
-          <w:p>
-            <w:pPr>
-              <w:pStyle w:val="Compact"/>
-              <w:jc w:val="left"/>
-            </w:pPr>
-            <w:r>
-              <w:t xml:space="preserve">78.591 % ( 569 / 724 случаев)</w:t>
-            </w:r>
-          </w:p>
-        </w:tc>
-        <w:tc>
-          <w:tcPr/>
-          <w:p>
-            <w:pPr>
-              <w:pStyle w:val="Compact"/>
-              <w:jc w:val="left"/>
-            </w:pPr>
-            <w:r>
-              <w:t xml:space="preserve">[ 0.75 ; 0.81 ]</w:t>
-            </w:r>
-          </w:p>
-        </w:tc>
-      </w:tr>
-      <w:tr>
-        <w:tc>
-          <w:tcPr/>
-          <w:p>
-            <w:pPr>
-              <w:pStyle w:val="Compact"/>
-              <w:jc w:val="left"/>
-            </w:pPr>
+              <w:t xml:space="preserve"> </w:t>
+            </w:r>
             <w:r>
               <w:rPr>
                 <w:bCs/>
                 <w:b/>
               </w:rPr>
-              <w:t xml:space="preserve">Наследственная предрасположенность</w:t>
-            </w:r>
-          </w:p>
-        </w:tc>
-        <w:tc>
-          <w:tcPr/>
-          <w:p>
-            <w:pPr>
-              <w:pStyle w:val="Compact"/>
-            </w:pPr>
-          </w:p>
-        </w:tc>
-        <w:tc>
-          <w:tcPr/>
-          <w:p>
-            <w:pPr>
-              <w:pStyle w:val="Compact"/>
-            </w:pPr>
-          </w:p>
-        </w:tc>
-        <w:tc>
-          <w:tcPr/>
-          <w:p>
-            <w:pPr>
-              <w:pStyle w:val="Compact"/>
-            </w:pPr>
-          </w:p>
-        </w:tc>
-        <w:tc>
-          <w:tcPr/>
-          <w:p>
-            <w:pPr>
-              <w:pStyle w:val="Compact"/>
-            </w:pPr>
-          </w:p>
-        </w:tc>
-      </w:tr>
-      <w:tr>
-        <w:tc>
-          <w:tcPr/>
-          <w:p>
-            <w:pPr>
-              <w:pStyle w:val="Compact"/>
-              <w:jc w:val="left"/>
-            </w:pPr>
-            <w:r>
-              <w:t xml:space="preserve">есть</w:t>
-            </w:r>
-          </w:p>
-        </w:tc>
-        <w:tc>
-          <w:tcPr/>
-          <w:p>
-            <w:pPr>
-              <w:pStyle w:val="Compact"/>
-              <w:jc w:val="left"/>
-            </w:pPr>
-            <w:r>
-              <w:t xml:space="preserve">31.004 % ( 244 / 787 случаев)</w:t>
-            </w:r>
-          </w:p>
-        </w:tc>
-        <w:tc>
-          <w:tcPr/>
-          <w:p>
-            <w:pPr>
-              <w:pStyle w:val="Compact"/>
-              <w:jc w:val="left"/>
-            </w:pPr>
-            <w:r>
-              <w:t xml:space="preserve">[ 0.28 ; 0.34 ]</w:t>
-            </w:r>
-          </w:p>
-        </w:tc>
-        <w:tc>
-          <w:tcPr/>
-          <w:p>
-            <w:pPr>
-              <w:pStyle w:val="Compact"/>
-              <w:jc w:val="left"/>
-            </w:pPr>
-            <w:r>
-              <w:t xml:space="preserve">31.077 % ( 225 / 724 случаев)</w:t>
-            </w:r>
-          </w:p>
-        </w:tc>
-        <w:tc>
-          <w:tcPr/>
-          <w:p>
-            <w:pPr>
-              <w:pStyle w:val="Compact"/>
-              <w:jc w:val="left"/>
-            </w:pPr>
-            <w:r>
-              <w:t xml:space="preserve">[ 0.28 ; 0.35 ]</w:t>
-            </w:r>
-          </w:p>
-        </w:tc>
-      </w:tr>
-      <w:tr>
-        <w:tc>
-          <w:tcPr/>
-          <w:p>
-            <w:pPr>
-              <w:pStyle w:val="Compact"/>
-              <w:jc w:val="left"/>
-            </w:pPr>
-            <w:r>
-              <w:t xml:space="preserve">нет</w:t>
-            </w:r>
-          </w:p>
-        </w:tc>
-        <w:tc>
-          <w:tcPr/>
-          <w:p>
-            <w:pPr>
-              <w:pStyle w:val="Compact"/>
-              <w:jc w:val="left"/>
-            </w:pPr>
-            <w:r>
-              <w:t xml:space="preserve">68.996 % ( 543 / 787 случаев)</w:t>
-            </w:r>
-          </w:p>
-        </w:tc>
-        <w:tc>
-          <w:tcPr/>
-          <w:p>
-            <w:pPr>
-              <w:pStyle w:val="Compact"/>
-              <w:jc w:val="left"/>
-            </w:pPr>
-            <w:r>
-              <w:t xml:space="preserve">[ 0.66 ; 0.72 ]</w:t>
-            </w:r>
-          </w:p>
-        </w:tc>
-        <w:tc>
-          <w:tcPr/>
-          <w:p>
-            <w:pPr>
-              <w:pStyle w:val="Compact"/>
-              <w:jc w:val="left"/>
-            </w:pPr>
-            <w:r>
-              <w:t xml:space="preserve">68.923 % ( 499 / 724 случаев)</w:t>
-            </w:r>
-          </w:p>
-        </w:tc>
-        <w:tc>
-          <w:tcPr/>
-          <w:p>
-            <w:pPr>
-              <w:pStyle w:val="Compact"/>
-              <w:jc w:val="left"/>
-            </w:pPr>
-            <w:r>
-              <w:t xml:space="preserve">[ 0.65 ; 0.72 ]</w:t>
-            </w:r>
-          </w:p>
-        </w:tc>
-      </w:tr>
-      <w:tr>
-        <w:tc>
-          <w:tcPr/>
-          <w:p>
-            <w:pPr>
-              <w:pStyle w:val="Compact"/>
-              <w:jc w:val="left"/>
-            </w:pPr>
+              <w:t xml:space="preserve">у</w:t>
+            </w:r>
             <w:r>
               <w:rPr>
                 <w:bCs/>
                 <w:b/>
               </w:rPr>
-              <w:t xml:space="preserve">Мутация BRCA</w:t>
-            </w:r>
-          </w:p>
-        </w:tc>
-        <w:tc>
-          <w:tcPr/>
-          <w:p>
-            <w:pPr>
-              <w:pStyle w:val="Compact"/>
-            </w:pPr>
-          </w:p>
-        </w:tc>
-        <w:tc>
-          <w:tcPr/>
-          <w:p>
-            <w:pPr>
-              <w:pStyle w:val="Compact"/>
-            </w:pPr>
-          </w:p>
-        </w:tc>
-        <w:tc>
-          <w:tcPr/>
-          <w:p>
-            <w:pPr>
-              <w:pStyle w:val="Compact"/>
-            </w:pPr>
-          </w:p>
-        </w:tc>
-        <w:tc>
-          <w:tcPr/>
-          <w:p>
-            <w:pPr>
-              <w:pStyle w:val="Compact"/>
-            </w:pPr>
-          </w:p>
-        </w:tc>
-      </w:tr>
-      <w:tr>
-        <w:tc>
-          <w:tcPr/>
-          <w:p>
-            <w:pPr>
-              <w:pStyle w:val="Compact"/>
-              <w:jc w:val="left"/>
-            </w:pPr>
-            <w:r>
-              <w:t xml:space="preserve">BRCA1</w:t>
-            </w:r>
-          </w:p>
-        </w:tc>
-        <w:tc>
-          <w:tcPr/>
-          <w:p>
-            <w:pPr>
-              <w:pStyle w:val="Compact"/>
-              <w:jc w:val="left"/>
-            </w:pPr>
-            <w:r>
-              <w:t xml:space="preserve">100 % ( 6 / 6 случаев)</w:t>
-            </w:r>
-          </w:p>
-        </w:tc>
-        <w:tc>
-          <w:tcPr/>
-          <w:p>
-            <w:pPr>
-              <w:pStyle w:val="Compact"/>
-              <w:jc w:val="left"/>
-            </w:pPr>
-            <w:r>
-              <w:t xml:space="preserve">[ 0.52 ; 1 ]</w:t>
-            </w:r>
-          </w:p>
-        </w:tc>
-        <w:tc>
-          <w:tcPr/>
-          <w:p>
-            <w:pPr>
-              <w:pStyle w:val="Compact"/>
-              <w:jc w:val="left"/>
-            </w:pPr>
-            <w:r>
-              <w:t xml:space="preserve">0 % ( 0 / 18 случаев)</w:t>
-            </w:r>
-          </w:p>
-        </w:tc>
-        <w:tc>
-          <w:tcPr/>
-          <w:p>
-            <w:pPr>
-              <w:pStyle w:val="Compact"/>
-              <w:jc w:val="left"/>
-            </w:pPr>
-            <w:r>
-              <w:t xml:space="preserve">[ 0 ; 0.22 ]</w:t>
-            </w:r>
-          </w:p>
-        </w:tc>
-      </w:tr>
-      <w:tr>
-        <w:tc>
-          <w:tcPr/>
-          <w:p>
-            <w:pPr>
-              <w:pStyle w:val="Compact"/>
-              <w:jc w:val="left"/>
-            </w:pPr>
-            <w:r>
-              <w:t xml:space="preserve">мутаций не выявлено</w:t>
-            </w:r>
-          </w:p>
-        </w:tc>
-        <w:tc>
-          <w:tcPr/>
-          <w:p>
-            <w:pPr>
-              <w:pStyle w:val="Compact"/>
-              <w:jc w:val="left"/>
-            </w:pPr>
-            <w:r>
-              <w:t xml:space="preserve">0 % ( 0 / 6 случаев)</w:t>
-            </w:r>
-          </w:p>
-        </w:tc>
-        <w:tc>
-          <w:tcPr/>
-          <w:p>
-            <w:pPr>
-              <w:pStyle w:val="Compact"/>
-              <w:jc w:val="left"/>
-            </w:pPr>
-            <w:r>
-              <w:t xml:space="preserve">[ 0 ; 0.48 ]</w:t>
-            </w:r>
-          </w:p>
-        </w:tc>
-        <w:tc>
-          <w:tcPr/>
-          <w:p>
-            <w:pPr>
-              <w:pStyle w:val="Compact"/>
-              <w:jc w:val="left"/>
-            </w:pPr>
-            <w:r>
-              <w:t xml:space="preserve">100 % ( 18 / 18 случаев)</w:t>
-            </w:r>
-          </w:p>
-        </w:tc>
-        <w:tc>
-          <w:tcPr/>
-          <w:p>
-            <w:pPr>
-              <w:pStyle w:val="Compact"/>
-              <w:jc w:val="left"/>
-            </w:pPr>
-            <w:r>
-              <w:t xml:space="preserve">[ 0.78 ; 1 ]</w:t>
-            </w:r>
-          </w:p>
-        </w:tc>
-      </w:tr>
-      <w:tr>
-        <w:tc>
-          <w:tcPr/>
-          <w:p>
-            <w:pPr>
-              <w:pStyle w:val="Compact"/>
-              <w:jc w:val="left"/>
-            </w:pPr>
+              <w:t xml:space="preserve"> </w:t>
+            </w:r>
             <w:r>
               <w:rPr>
                 <w:bCs/>
                 <w:b/>
               </w:rPr>
-              <w:t xml:space="preserve">Симптом втягивания соска</w:t>
-            </w:r>
-          </w:p>
-        </w:tc>
-        <w:tc>
-          <w:tcPr/>
-          <w:p>
-            <w:pPr>
-              <w:pStyle w:val="Compact"/>
-            </w:pPr>
-          </w:p>
-        </w:tc>
-        <w:tc>
-          <w:tcPr/>
-          <w:p>
-            <w:pPr>
-              <w:pStyle w:val="Compact"/>
-            </w:pPr>
-          </w:p>
-        </w:tc>
-        <w:tc>
-          <w:tcPr/>
-          <w:p>
-            <w:pPr>
-              <w:pStyle w:val="Compact"/>
-            </w:pPr>
-          </w:p>
-        </w:tc>
-        <w:tc>
-          <w:tcPr/>
-          <w:p>
-            <w:pPr>
-              <w:pStyle w:val="Compact"/>
-            </w:pPr>
-          </w:p>
-        </w:tc>
-      </w:tr>
-      <w:tr>
-        <w:tc>
-          <w:tcPr/>
-          <w:p>
-            <w:pPr>
-              <w:pStyle w:val="Compact"/>
-              <w:jc w:val="left"/>
-            </w:pPr>
-            <w:r>
-              <w:t xml:space="preserve">да</w:t>
-            </w:r>
-          </w:p>
-        </w:tc>
-        <w:tc>
-          <w:tcPr/>
-          <w:p>
-            <w:pPr>
-              <w:pStyle w:val="Compact"/>
-              <w:jc w:val="left"/>
-            </w:pPr>
-            <w:r>
-              <w:t xml:space="preserve">0 % ( 0 / 787 случаев)</w:t>
-            </w:r>
-          </w:p>
-        </w:tc>
-        <w:tc>
-          <w:tcPr/>
-          <w:p>
-            <w:pPr>
-              <w:pStyle w:val="Compact"/>
-              <w:jc w:val="left"/>
-            </w:pPr>
-            <w:r>
-              <w:t xml:space="preserve">[ 0 ; 0.01 ]</w:t>
-            </w:r>
-          </w:p>
-        </w:tc>
-        <w:tc>
-          <w:tcPr/>
-          <w:p>
-            <w:pPr>
-              <w:pStyle w:val="Compact"/>
-              <w:jc w:val="left"/>
-            </w:pPr>
-            <w:r>
-              <w:t xml:space="preserve">2.486 % ( 18 / 724 случаев)</w:t>
-            </w:r>
-          </w:p>
-        </w:tc>
-        <w:tc>
-          <w:tcPr/>
-          <w:p>
-            <w:pPr>
-              <w:pStyle w:val="Compact"/>
-              <w:jc w:val="left"/>
-            </w:pPr>
-            <w:r>
-              <w:t xml:space="preserve">[ 0.02 ; 0.04 ]</w:t>
-            </w:r>
-          </w:p>
-        </w:tc>
-      </w:tr>
-      <w:tr>
-        <w:tc>
-          <w:tcPr/>
-          <w:p>
-            <w:pPr>
-              <w:pStyle w:val="Compact"/>
-              <w:jc w:val="left"/>
-            </w:pPr>
-            <w:r>
-              <w:t xml:space="preserve">нет</w:t>
-            </w:r>
-          </w:p>
-        </w:tc>
-        <w:tc>
-          <w:tcPr/>
-          <w:p>
-            <w:pPr>
-              <w:pStyle w:val="Compact"/>
-              <w:jc w:val="left"/>
-            </w:pPr>
-            <w:r>
-              <w:t xml:space="preserve">100 % ( 787 / 787 случаев)</w:t>
-            </w:r>
-          </w:p>
-        </w:tc>
-        <w:tc>
-          <w:tcPr/>
-          <w:p>
-            <w:pPr>
-              <w:pStyle w:val="Compact"/>
-              <w:jc w:val="left"/>
-            </w:pPr>
-            <w:r>
-              <w:t xml:space="preserve">[ 0.99 ; 1 ]</w:t>
-            </w:r>
-          </w:p>
-        </w:tc>
-        <w:tc>
-          <w:tcPr/>
-          <w:p>
-            <w:pPr>
-              <w:pStyle w:val="Compact"/>
-              <w:jc w:val="left"/>
-            </w:pPr>
-            <w:r>
-              <w:t xml:space="preserve">97.514 % ( 706 / 724 случаев)</w:t>
-            </w:r>
-          </w:p>
-        </w:tc>
-        <w:tc>
-          <w:tcPr/>
-          <w:p>
-            <w:pPr>
-              <w:pStyle w:val="Compact"/>
-              <w:jc w:val="left"/>
-            </w:pPr>
-            <w:r>
-              <w:t xml:space="preserve">[ 0.96 ; 0.98 ]</w:t>
-            </w:r>
-          </w:p>
-        </w:tc>
-      </w:tr>
-      <w:tr>
-        <w:tc>
-          <w:tcPr/>
-          <w:p>
-            <w:pPr>
-              <w:pStyle w:val="Compact"/>
-              <w:jc w:val="left"/>
-            </w:pPr>
+              <w:t xml:space="preserve">ктивный</w:t>
+            </w:r>
             <w:r>
               <w:rPr>
                 <w:bCs/>
                 <w:b/>
               </w:rPr>
-              <w:t xml:space="preserve">Симптом выделения из соска</w:t>
-            </w:r>
-          </w:p>
-        </w:tc>
-        <w:tc>
-          <w:tcPr/>
-          <w:p>
-            <w:pPr>
-              <w:pStyle w:val="Compact"/>
-            </w:pPr>
-          </w:p>
-        </w:tc>
-        <w:tc>
-          <w:tcPr/>
-          <w:p>
-            <w:pPr>
-              <w:pStyle w:val="Compact"/>
-            </w:pPr>
-          </w:p>
-        </w:tc>
-        <w:tc>
-          <w:tcPr/>
-          <w:p>
-            <w:pPr>
-              <w:pStyle w:val="Compact"/>
-            </w:pPr>
-          </w:p>
-        </w:tc>
-        <w:tc>
-          <w:tcPr/>
-          <w:p>
-            <w:pPr>
-              <w:pStyle w:val="Compact"/>
-            </w:pPr>
-          </w:p>
-        </w:tc>
-      </w:tr>
-      <w:tr>
-        <w:tc>
-          <w:tcPr/>
-          <w:p>
-            <w:pPr>
-              <w:pStyle w:val="Compact"/>
-              <w:jc w:val="left"/>
-            </w:pPr>
-            <w:r>
-              <w:t xml:space="preserve">нет</w:t>
-            </w:r>
-          </w:p>
-        </w:tc>
-        <w:tc>
-          <w:tcPr/>
-          <w:p>
-            <w:pPr>
-              <w:pStyle w:val="Compact"/>
-              <w:jc w:val="left"/>
-            </w:pPr>
-            <w:r>
-              <w:t xml:space="preserve">99.111 % ( 780 / 787 случаев)</w:t>
-            </w:r>
-          </w:p>
-        </w:tc>
-        <w:tc>
-          <w:tcPr/>
-          <w:p>
-            <w:pPr>
-              <w:pStyle w:val="Compact"/>
-              <w:jc w:val="left"/>
-            </w:pPr>
-            <w:r>
-              <w:t xml:space="preserve">[ 0.98 ; 1 ]</w:t>
-            </w:r>
-          </w:p>
-        </w:tc>
-        <w:tc>
-          <w:tcPr/>
-          <w:p>
-            <w:pPr>
-              <w:pStyle w:val="Compact"/>
-              <w:jc w:val="left"/>
-            </w:pPr>
-            <w:r>
-              <w:t xml:space="preserve">100 % ( 724 / 724 случаев)</w:t>
-            </w:r>
-          </w:p>
-        </w:tc>
-        <w:tc>
-          <w:tcPr/>
-          <w:p>
-            <w:pPr>
-              <w:pStyle w:val="Compact"/>
-              <w:jc w:val="left"/>
-            </w:pPr>
-            <w:r>
-              <w:t xml:space="preserve">[ 0.99 ; 1 ]</w:t>
-            </w:r>
-          </w:p>
-        </w:tc>
-      </w:tr>
-      <w:tr>
-        <w:tc>
-          <w:tcPr/>
-          <w:p>
-            <w:pPr>
-              <w:pStyle w:val="Compact"/>
-              <w:jc w:val="left"/>
-            </w:pPr>
-            <w:r>
-              <w:t xml:space="preserve">кровянистые</w:t>
-            </w:r>
-          </w:p>
-        </w:tc>
-        <w:tc>
-          <w:tcPr/>
-          <w:p>
-            <w:pPr>
-              <w:pStyle w:val="Compact"/>
-              <w:jc w:val="left"/>
-            </w:pPr>
-            <w:r>
-              <w:t xml:space="preserve">0.889 % ( 7 / 787 случаев)</w:t>
-            </w:r>
-          </w:p>
-        </w:tc>
-        <w:tc>
-          <w:tcPr/>
-          <w:p>
-            <w:pPr>
-              <w:pStyle w:val="Compact"/>
-              <w:jc w:val="left"/>
-            </w:pPr>
-            <w:r>
-              <w:t xml:space="preserve">[ 0 ; 0.02 ]</w:t>
-            </w:r>
-          </w:p>
-        </w:tc>
-        <w:tc>
-          <w:tcPr/>
-          <w:p>
-            <w:pPr>
-              <w:pStyle w:val="Compact"/>
-              <w:jc w:val="left"/>
-            </w:pPr>
-            <w:r>
-              <w:t xml:space="preserve">0 % ( 0 / 724 случаев)</w:t>
-            </w:r>
-          </w:p>
-        </w:tc>
-        <w:tc>
-          <w:tcPr/>
-          <w:p>
-            <w:pPr>
-              <w:pStyle w:val="Compact"/>
-              <w:jc w:val="left"/>
-            </w:pPr>
-            <w:r>
-              <w:t xml:space="preserve">[ 0 ; 0.01 ]</w:t>
-            </w:r>
-          </w:p>
-        </w:tc>
-      </w:tr>
-      <w:tr>
-        <w:tc>
-          <w:tcPr/>
-          <w:p>
-            <w:pPr>
-              <w:pStyle w:val="Compact"/>
-              <w:jc w:val="left"/>
-            </w:pPr>
+              <w:t xml:space="preserve"> </w:t>
+            </w:r>
             <w:r>
               <w:rPr>
                 <w:bCs/>
                 <w:b/>
               </w:rPr>
-              <w:t xml:space="preserve">Тип структуры ACR</w:t>
+              <w:t xml:space="preserve">с</w:t>
+            </w:r>
+            <w:r>
+              <w:rPr>
+                <w:bCs/>
+                <w:b/>
+              </w:rPr>
+              <w:t xml:space="preserve"> </w:t>
+            </w:r>
+            <w:r>
+              <w:rPr>
+                <w:bCs/>
+                <w:b/>
+              </w:rPr>
+              <w:t xml:space="preserve">татус</w:t>
             </w:r>
           </w:p>
         </w:tc>
@@ -2656,55 +1806,139 @@
               <w:jc w:val="left"/>
             </w:pPr>
             <w:r>
-              <w:t xml:space="preserve">С</w:t>
-            </w:r>
-          </w:p>
-        </w:tc>
-        <w:tc>
-          <w:tcPr/>
-          <w:p>
-            <w:pPr>
-              <w:pStyle w:val="Compact"/>
-              <w:jc w:val="left"/>
-            </w:pPr>
-            <w:r>
-              <w:t xml:space="preserve">72.935 % ( 574 / 787 случаев)</w:t>
-            </w:r>
-          </w:p>
-        </w:tc>
-        <w:tc>
-          <w:tcPr/>
-          <w:p>
-            <w:pPr>
-              <w:pStyle w:val="Compact"/>
-              <w:jc w:val="left"/>
-            </w:pPr>
-            <w:r>
-              <w:t xml:space="preserve">[ 0.7 ; 0.76 ]</w:t>
-            </w:r>
-          </w:p>
-        </w:tc>
-        <w:tc>
-          <w:tcPr/>
-          <w:p>
-            <w:pPr>
-              <w:pStyle w:val="Compact"/>
-              <w:jc w:val="left"/>
-            </w:pPr>
-            <w:r>
-              <w:t xml:space="preserve">67.818 % ( 491 / 724 случаев)</w:t>
-            </w:r>
-          </w:p>
-        </w:tc>
-        <w:tc>
-          <w:tcPr/>
-          <w:p>
-            <w:pPr>
-              <w:pStyle w:val="Compact"/>
-              <w:jc w:val="left"/>
-            </w:pPr>
-            <w:r>
-              <w:t xml:space="preserve">[ 0.64 ; 0.71 ]</w:t>
+              <w:t xml:space="preserve">реп р о</w:t>
+            </w:r>
+            <w:r>
+              <w:t xml:space="preserve"> </w:t>
+            </w:r>
+            <w:r>
+              <w:t xml:space="preserve">д</w:t>
+            </w:r>
+            <w:r>
+              <w:t xml:space="preserve"> </w:t>
+            </w:r>
+            <w:r>
+              <w:t xml:space="preserve">у</w:t>
+            </w:r>
+            <w:r>
+              <w:t xml:space="preserve"> </w:t>
+            </w:r>
+            <w:r>
+              <w:t xml:space="preserve">ктивный</w:t>
+            </w:r>
+            <w:r>
+              <w:t xml:space="preserve"> </w:t>
+            </w:r>
+            <w:r>
+              <w:t xml:space="preserve">возраст</w:t>
+            </w:r>
+          </w:p>
+        </w:tc>
+        <w:tc>
+          <w:tcPr/>
+          <w:p>
+            <w:pPr>
+              <w:pStyle w:val="Compact"/>
+              <w:jc w:val="left"/>
+            </w:pPr>
+            <w:r>
+              <w:t xml:space="preserve">96.696</w:t>
+            </w:r>
+            <w:r>
+              <w:t xml:space="preserve"> </w:t>
+            </w:r>
+            <w:r>
+              <w:t xml:space="preserve">% ( 761</w:t>
+            </w:r>
+            <w:r>
+              <w:t xml:space="preserve"> </w:t>
+            </w:r>
+            <w:r>
+              <w:t xml:space="preserve">/ 787</w:t>
+            </w:r>
+            <w:r>
+              <w:t xml:space="preserve"> </w:t>
+            </w:r>
+            <w:r>
+              <w:t xml:space="preserve">с</w:t>
+            </w:r>
+            <w:r>
+              <w:t xml:space="preserve"> </w:t>
+            </w:r>
+            <w:r>
+              <w:t xml:space="preserve">лучаев)</w:t>
+            </w:r>
+          </w:p>
+        </w:tc>
+        <w:tc>
+          <w:tcPr/>
+          <w:p>
+            <w:pPr>
+              <w:pStyle w:val="Compact"/>
+              <w:jc w:val="left"/>
+            </w:pPr>
+            <w:r>
+              <w:t xml:space="preserve">[ 0.95</w:t>
+            </w:r>
+            <w:r>
+              <w:t xml:space="preserve"> </w:t>
+            </w:r>
+            <w:r>
+              <w:t xml:space="preserve">; 0.98]</w:t>
+            </w:r>
+          </w:p>
+        </w:tc>
+        <w:tc>
+          <w:tcPr/>
+          <w:p>
+            <w:pPr>
+              <w:pStyle w:val="Compact"/>
+              <w:jc w:val="left"/>
+            </w:pPr>
+            <w:r>
+              <w:t xml:space="preserve">97.238</w:t>
+            </w:r>
+            <w:r>
+              <w:t xml:space="preserve"> </w:t>
+            </w:r>
+            <w:r>
+              <w:t xml:space="preserve">% ( 704</w:t>
+            </w:r>
+            <w:r>
+              <w:t xml:space="preserve"> </w:t>
+            </w:r>
+            <w:r>
+              <w:t xml:space="preserve">/ 724</w:t>
+            </w:r>
+            <w:r>
+              <w:t xml:space="preserve"> </w:t>
+            </w:r>
+            <w:r>
+              <w:t xml:space="preserve">с</w:t>
+            </w:r>
+            <w:r>
+              <w:t xml:space="preserve"> </w:t>
+            </w:r>
+            <w:r>
+              <w:t xml:space="preserve">лучаев)</w:t>
+            </w:r>
+          </w:p>
+        </w:tc>
+        <w:tc>
+          <w:tcPr/>
+          <w:p>
+            <w:pPr>
+              <w:pStyle w:val="Compact"/>
+              <w:jc w:val="left"/>
+            </w:pPr>
+            <w:r>
+              <w:t xml:space="preserve">[ 0.96</w:t>
+            </w:r>
+            <w:r>
+              <w:t xml:space="preserve"> </w:t>
+            </w:r>
+            <w:r>
+              <w:t xml:space="preserve">; 0.98]</w:t>
             </w:r>
           </w:p>
         </w:tc>
@@ -2718,6 +1952,2492 @@
               <w:jc w:val="left"/>
             </w:pPr>
             <w:r>
+              <w:t xml:space="preserve">п р е м</w:t>
+            </w:r>
+            <w:r>
+              <w:t xml:space="preserve"> </w:t>
+            </w:r>
+            <w:r>
+              <w:t xml:space="preserve">е</w:t>
+            </w:r>
+            <w:r>
+              <w:t xml:space="preserve"> </w:t>
+            </w:r>
+            <w:r>
+              <w:t xml:space="preserve">нопауза</w:t>
+            </w:r>
+          </w:p>
+        </w:tc>
+        <w:tc>
+          <w:tcPr/>
+          <w:p>
+            <w:pPr>
+              <w:pStyle w:val="Compact"/>
+              <w:jc w:val="left"/>
+            </w:pPr>
+            <w:r>
+              <w:t xml:space="preserve">3.304 %</w:t>
+            </w:r>
+            <w:r>
+              <w:t xml:space="preserve"> </w:t>
+            </w:r>
+            <w:r>
+              <w:t xml:space="preserve">( 26 /</w:t>
+            </w:r>
+            <w:r>
+              <w:t xml:space="preserve"> </w:t>
+            </w:r>
+            <w:r>
+              <w:t xml:space="preserve">787</w:t>
+            </w:r>
+            <w:r>
+              <w:t xml:space="preserve"> </w:t>
+            </w:r>
+            <w:r>
+              <w:t xml:space="preserve">с</w:t>
+            </w:r>
+            <w:r>
+              <w:t xml:space="preserve"> </w:t>
+            </w:r>
+            <w:r>
+              <w:t xml:space="preserve">лучаев)</w:t>
+            </w:r>
+          </w:p>
+        </w:tc>
+        <w:tc>
+          <w:tcPr/>
+          <w:p>
+            <w:pPr>
+              <w:pStyle w:val="Compact"/>
+              <w:jc w:val="left"/>
+            </w:pPr>
+            <w:r>
+              <w:t xml:space="preserve">[ 0.02</w:t>
+            </w:r>
+            <w:r>
+              <w:t xml:space="preserve"> </w:t>
+            </w:r>
+            <w:r>
+              <w:t xml:space="preserve">; 0.05]</w:t>
+            </w:r>
+          </w:p>
+        </w:tc>
+        <w:tc>
+          <w:tcPr/>
+          <w:p>
+            <w:pPr>
+              <w:pStyle w:val="Compact"/>
+              <w:jc w:val="left"/>
+            </w:pPr>
+            <w:r>
+              <w:t xml:space="preserve">2.762 %</w:t>
+            </w:r>
+            <w:r>
+              <w:t xml:space="preserve"> </w:t>
+            </w:r>
+            <w:r>
+              <w:t xml:space="preserve">( 20 /</w:t>
+            </w:r>
+            <w:r>
+              <w:t xml:space="preserve"> </w:t>
+            </w:r>
+            <w:r>
+              <w:t xml:space="preserve">724</w:t>
+            </w:r>
+            <w:r>
+              <w:t xml:space="preserve"> </w:t>
+            </w:r>
+            <w:r>
+              <w:t xml:space="preserve">с</w:t>
+            </w:r>
+            <w:r>
+              <w:t xml:space="preserve"> </w:t>
+            </w:r>
+            <w:r>
+              <w:t xml:space="preserve">лучаев)</w:t>
+            </w:r>
+          </w:p>
+        </w:tc>
+        <w:tc>
+          <w:tcPr/>
+          <w:p>
+            <w:pPr>
+              <w:pStyle w:val="Compact"/>
+              <w:jc w:val="left"/>
+            </w:pPr>
+            <w:r>
+              <w:t xml:space="preserve">[ 0.02</w:t>
+            </w:r>
+            <w:r>
+              <w:t xml:space="preserve"> </w:t>
+            </w:r>
+            <w:r>
+              <w:t xml:space="preserve">; 0.04]</w:t>
+            </w:r>
+          </w:p>
+        </w:tc>
+      </w:tr>
+      <w:tr>
+        <w:tc>
+          <w:tcPr/>
+          <w:p>
+            <w:pPr>
+              <w:numPr>
+                <w:ilvl w:val="0"/>
+                <w:numId w:val="1002"/>
+              </w:numPr>
+              <w:pStyle w:val="Compact"/>
+              <w:jc w:val="left"/>
+            </w:pPr>
+            <w:r>
+              <w:t xml:space="preserve">*</w:t>
+            </w:r>
+            <w:r>
+              <w:t xml:space="preserve"> </w:t>
+            </w:r>
+            <w:r>
+              <w:t xml:space="preserve">О</w:t>
+            </w:r>
+            <w:r>
+              <w:t xml:space="preserve"> </w:t>
+            </w:r>
+            <w:r>
+              <w:t xml:space="preserve">перации</w:t>
+            </w:r>
+            <w:r>
+              <w:t xml:space="preserve"> </w:t>
+            </w:r>
+            <w:r>
+              <w:t xml:space="preserve">на</w:t>
+            </w:r>
+          </w:p>
+          <w:p>
+            <w:pPr>
+              <w:jc w:val="left"/>
+            </w:pPr>
+            <w:r>
+              <w:t xml:space="preserve">м</w:t>
+            </w:r>
+            <w:r>
+              <w:t xml:space="preserve"> </w:t>
+            </w:r>
+            <w:r>
+              <w:t xml:space="preserve">олочной</w:t>
+            </w:r>
+            <w:r>
+              <w:t xml:space="preserve"> </w:t>
+            </w:r>
+            <w:r>
+              <w:t xml:space="preserve">же</w:t>
+            </w:r>
+            <w:r>
+              <w:t xml:space="preserve"> </w:t>
+            </w:r>
+            <w:r>
+              <w:t xml:space="preserve">л</w:t>
+            </w:r>
+            <w:r>
+              <w:t xml:space="preserve"> </w:t>
+            </w:r>
+            <w:r>
+              <w:t xml:space="preserve">езе**</w:t>
+            </w:r>
+          </w:p>
+        </w:tc>
+        <w:tc>
+          <w:tcPr/>
+          <w:p>
+            <w:pPr>
+              <w:pStyle w:val="Compact"/>
+            </w:pPr>
+          </w:p>
+        </w:tc>
+        <w:tc>
+          <w:tcPr/>
+          <w:p>
+            <w:pPr>
+              <w:pStyle w:val="Compact"/>
+            </w:pPr>
+          </w:p>
+        </w:tc>
+        <w:tc>
+          <w:tcPr/>
+          <w:p>
+            <w:pPr>
+              <w:pStyle w:val="Compact"/>
+            </w:pPr>
+          </w:p>
+        </w:tc>
+        <w:tc>
+          <w:tcPr/>
+          <w:p>
+            <w:pPr>
+              <w:pStyle w:val="Compact"/>
+            </w:pPr>
+          </w:p>
+        </w:tc>
+      </w:tr>
+      <w:tr>
+        <w:tc>
+          <w:tcPr/>
+          <w:p>
+            <w:pPr>
+              <w:pStyle w:val="Compact"/>
+              <w:jc w:val="left"/>
+            </w:pPr>
+            <w:r>
+              <w:t xml:space="preserve">не было</w:t>
+            </w:r>
+            <w:r>
+              <w:t xml:space="preserve"> </w:t>
+            </w:r>
+            <w:r>
+              <w:t xml:space="preserve">о</w:t>
+            </w:r>
+            <w:r>
+              <w:t xml:space="preserve"> </w:t>
+            </w:r>
+            <w:r>
+              <w:t xml:space="preserve">пераций</w:t>
+            </w:r>
+          </w:p>
+        </w:tc>
+        <w:tc>
+          <w:tcPr/>
+          <w:p>
+            <w:pPr>
+              <w:pStyle w:val="Compact"/>
+              <w:jc w:val="left"/>
+            </w:pPr>
+            <w:r>
+              <w:t xml:space="preserve">98.475</w:t>
+            </w:r>
+            <w:r>
+              <w:t xml:space="preserve"> </w:t>
+            </w:r>
+            <w:r>
+              <w:t xml:space="preserve">% ( 775</w:t>
+            </w:r>
+            <w:r>
+              <w:t xml:space="preserve"> </w:t>
+            </w:r>
+            <w:r>
+              <w:t xml:space="preserve">/ 787</w:t>
+            </w:r>
+            <w:r>
+              <w:t xml:space="preserve"> </w:t>
+            </w:r>
+            <w:r>
+              <w:t xml:space="preserve">с</w:t>
+            </w:r>
+            <w:r>
+              <w:t xml:space="preserve"> </w:t>
+            </w:r>
+            <w:r>
+              <w:t xml:space="preserve">лучаев)</w:t>
+            </w:r>
+          </w:p>
+        </w:tc>
+        <w:tc>
+          <w:tcPr/>
+          <w:p>
+            <w:pPr>
+              <w:pStyle w:val="Compact"/>
+              <w:jc w:val="left"/>
+            </w:pPr>
+            <w:r>
+              <w:t xml:space="preserve">[ 0.97</w:t>
+            </w:r>
+            <w:r>
+              <w:t xml:space="preserve"> </w:t>
+            </w:r>
+            <w:r>
+              <w:t xml:space="preserve">; 0.99]</w:t>
+            </w:r>
+          </w:p>
+        </w:tc>
+        <w:tc>
+          <w:tcPr/>
+          <w:p>
+            <w:pPr>
+              <w:pStyle w:val="Compact"/>
+              <w:jc w:val="left"/>
+            </w:pPr>
+            <w:r>
+              <w:t xml:space="preserve">98.343</w:t>
+            </w:r>
+            <w:r>
+              <w:t xml:space="preserve"> </w:t>
+            </w:r>
+            <w:r>
+              <w:t xml:space="preserve">% ( 712</w:t>
+            </w:r>
+            <w:r>
+              <w:t xml:space="preserve"> </w:t>
+            </w:r>
+            <w:r>
+              <w:t xml:space="preserve">/ 724</w:t>
+            </w:r>
+            <w:r>
+              <w:t xml:space="preserve"> </w:t>
+            </w:r>
+            <w:r>
+              <w:t xml:space="preserve">с</w:t>
+            </w:r>
+            <w:r>
+              <w:t xml:space="preserve"> </w:t>
+            </w:r>
+            <w:r>
+              <w:t xml:space="preserve">лучаев)</w:t>
+            </w:r>
+          </w:p>
+        </w:tc>
+        <w:tc>
+          <w:tcPr/>
+          <w:p>
+            <w:pPr>
+              <w:pStyle w:val="Compact"/>
+              <w:jc w:val="left"/>
+            </w:pPr>
+            <w:r>
+              <w:t xml:space="preserve">[ 0.97</w:t>
+            </w:r>
+            <w:r>
+              <w:t xml:space="preserve"> </w:t>
+            </w:r>
+            <w:r>
+              <w:t xml:space="preserve">; 0.99]</w:t>
+            </w:r>
+          </w:p>
+        </w:tc>
+      </w:tr>
+      <w:tr>
+        <w:tc>
+          <w:tcPr/>
+          <w:p>
+            <w:pPr>
+              <w:pStyle w:val="Compact"/>
+              <w:jc w:val="left"/>
+            </w:pPr>
+            <w:r>
+              <w:t xml:space="preserve">были</w:t>
+            </w:r>
+            <w:r>
+              <w:t xml:space="preserve"> </w:t>
+            </w:r>
+            <w:r>
+              <w:t xml:space="preserve">о</w:t>
+            </w:r>
+            <w:r>
+              <w:t xml:space="preserve"> </w:t>
+            </w:r>
+            <w:r>
+              <w:t xml:space="preserve">перации</w:t>
+            </w:r>
+          </w:p>
+        </w:tc>
+        <w:tc>
+          <w:tcPr/>
+          <w:p>
+            <w:pPr>
+              <w:pStyle w:val="Compact"/>
+              <w:jc w:val="left"/>
+            </w:pPr>
+            <w:r>
+              <w:t xml:space="preserve">1.525 %</w:t>
+            </w:r>
+            <w:r>
+              <w:t xml:space="preserve"> </w:t>
+            </w:r>
+            <w:r>
+              <w:t xml:space="preserve">( 12 /</w:t>
+            </w:r>
+            <w:r>
+              <w:t xml:space="preserve"> </w:t>
+            </w:r>
+            <w:r>
+              <w:t xml:space="preserve">787</w:t>
+            </w:r>
+            <w:r>
+              <w:t xml:space="preserve"> </w:t>
+            </w:r>
+            <w:r>
+              <w:t xml:space="preserve">с</w:t>
+            </w:r>
+            <w:r>
+              <w:t xml:space="preserve"> </w:t>
+            </w:r>
+            <w:r>
+              <w:t xml:space="preserve">лучаев)</w:t>
+            </w:r>
+          </w:p>
+        </w:tc>
+        <w:tc>
+          <w:tcPr/>
+          <w:p>
+            <w:pPr>
+              <w:pStyle w:val="Compact"/>
+              <w:jc w:val="left"/>
+            </w:pPr>
+            <w:r>
+              <w:t xml:space="preserve">[ 0.01</w:t>
+            </w:r>
+            <w:r>
+              <w:t xml:space="preserve"> </w:t>
+            </w:r>
+            <w:r>
+              <w:t xml:space="preserve">; 0.03]</w:t>
+            </w:r>
+          </w:p>
+        </w:tc>
+        <w:tc>
+          <w:tcPr/>
+          <w:p>
+            <w:pPr>
+              <w:pStyle w:val="Compact"/>
+              <w:jc w:val="left"/>
+            </w:pPr>
+            <w:r>
+              <w:t xml:space="preserve">1.657 %</w:t>
+            </w:r>
+            <w:r>
+              <w:t xml:space="preserve"> </w:t>
+            </w:r>
+            <w:r>
+              <w:t xml:space="preserve">( 12 /</w:t>
+            </w:r>
+            <w:r>
+              <w:t xml:space="preserve"> </w:t>
+            </w:r>
+            <w:r>
+              <w:t xml:space="preserve">724</w:t>
+            </w:r>
+            <w:r>
+              <w:t xml:space="preserve"> </w:t>
+            </w:r>
+            <w:r>
+              <w:t xml:space="preserve">с</w:t>
+            </w:r>
+            <w:r>
+              <w:t xml:space="preserve"> </w:t>
+            </w:r>
+            <w:r>
+              <w:t xml:space="preserve">лучаев)</w:t>
+            </w:r>
+          </w:p>
+        </w:tc>
+        <w:tc>
+          <w:tcPr/>
+          <w:p>
+            <w:pPr>
+              <w:pStyle w:val="Compact"/>
+              <w:jc w:val="left"/>
+            </w:pPr>
+            <w:r>
+              <w:t xml:space="preserve">[ 0.01</w:t>
+            </w:r>
+            <w:r>
+              <w:t xml:space="preserve"> </w:t>
+            </w:r>
+            <w:r>
+              <w:t xml:space="preserve">; 0.03]</w:t>
+            </w:r>
+          </w:p>
+        </w:tc>
+      </w:tr>
+      <w:tr>
+        <w:tc>
+          <w:tcPr/>
+          <w:p>
+            <w:pPr>
+              <w:pStyle w:val="Compact"/>
+              <w:jc w:val="left"/>
+            </w:pPr>
+            <w:r>
+              <w:rPr>
+                <w:bCs/>
+                <w:b/>
+              </w:rPr>
+              <w:t xml:space="preserve">Прием</w:t>
+            </w:r>
+            <w:r>
+              <w:rPr>
+                <w:bCs/>
+                <w:b/>
+              </w:rPr>
+              <w:t xml:space="preserve"> </w:t>
+            </w:r>
+            <w:r>
+              <w:rPr>
+                <w:bCs/>
+                <w:b/>
+              </w:rPr>
+              <w:t xml:space="preserve">г о р м</w:t>
+            </w:r>
+            <w:r>
+              <w:rPr>
+                <w:bCs/>
+                <w:b/>
+              </w:rPr>
+              <w:t xml:space="preserve"> </w:t>
+            </w:r>
+            <w:r>
+              <w:rPr>
+                <w:bCs/>
+                <w:b/>
+              </w:rPr>
+              <w:t xml:space="preserve">о</w:t>
+            </w:r>
+            <w:r>
+              <w:rPr>
+                <w:bCs/>
+                <w:b/>
+              </w:rPr>
+              <w:t xml:space="preserve"> </w:t>
+            </w:r>
+            <w:r>
+              <w:rPr>
+                <w:bCs/>
+                <w:b/>
+              </w:rPr>
+              <w:t xml:space="preserve">нальных</w:t>
+            </w:r>
+            <w:r>
+              <w:rPr>
+                <w:bCs/>
+                <w:b/>
+              </w:rPr>
+              <w:t xml:space="preserve"> </w:t>
+            </w:r>
+            <w:r>
+              <w:rPr>
+                <w:bCs/>
+                <w:b/>
+              </w:rPr>
+              <w:t xml:space="preserve">п р е п</w:t>
+            </w:r>
+            <w:r>
+              <w:rPr>
+                <w:bCs/>
+                <w:b/>
+              </w:rPr>
+              <w:t xml:space="preserve"> </w:t>
+            </w:r>
+            <w:r>
+              <w:rPr>
+                <w:bCs/>
+                <w:b/>
+              </w:rPr>
+              <w:t xml:space="preserve">а</w:t>
+            </w:r>
+            <w:r>
+              <w:rPr>
+                <w:bCs/>
+                <w:b/>
+              </w:rPr>
+              <w:t xml:space="preserve"> </w:t>
+            </w:r>
+            <w:r>
+              <w:rPr>
+                <w:bCs/>
+                <w:b/>
+              </w:rPr>
+              <w:t xml:space="preserve">ратов</w:t>
+            </w:r>
+          </w:p>
+        </w:tc>
+        <w:tc>
+          <w:tcPr/>
+          <w:p>
+            <w:pPr>
+              <w:pStyle w:val="Compact"/>
+            </w:pPr>
+          </w:p>
+        </w:tc>
+        <w:tc>
+          <w:tcPr/>
+          <w:p>
+            <w:pPr>
+              <w:pStyle w:val="Compact"/>
+            </w:pPr>
+          </w:p>
+        </w:tc>
+        <w:tc>
+          <w:tcPr/>
+          <w:p>
+            <w:pPr>
+              <w:pStyle w:val="Compact"/>
+            </w:pPr>
+          </w:p>
+        </w:tc>
+        <w:tc>
+          <w:tcPr/>
+          <w:p>
+            <w:pPr>
+              <w:pStyle w:val="Compact"/>
+            </w:pPr>
+          </w:p>
+        </w:tc>
+      </w:tr>
+      <w:tr>
+        <w:tc>
+          <w:tcPr/>
+          <w:p>
+            <w:pPr>
+              <w:pStyle w:val="Compact"/>
+              <w:jc w:val="left"/>
+            </w:pPr>
+            <w:r>
+              <w:t xml:space="preserve">да</w:t>
+            </w:r>
+          </w:p>
+        </w:tc>
+        <w:tc>
+          <w:tcPr/>
+          <w:p>
+            <w:pPr>
+              <w:pStyle w:val="Compact"/>
+              <w:jc w:val="left"/>
+            </w:pPr>
+            <w:r>
+              <w:t xml:space="preserve">19.695</w:t>
+            </w:r>
+            <w:r>
+              <w:t xml:space="preserve"> </w:t>
+            </w:r>
+            <w:r>
+              <w:t xml:space="preserve">% ( 155</w:t>
+            </w:r>
+            <w:r>
+              <w:t xml:space="preserve"> </w:t>
+            </w:r>
+            <w:r>
+              <w:t xml:space="preserve">/ 787</w:t>
+            </w:r>
+            <w:r>
+              <w:t xml:space="preserve"> </w:t>
+            </w:r>
+            <w:r>
+              <w:t xml:space="preserve">с</w:t>
+            </w:r>
+            <w:r>
+              <w:t xml:space="preserve"> </w:t>
+            </w:r>
+            <w:r>
+              <w:t xml:space="preserve">лучаев)</w:t>
+            </w:r>
+          </w:p>
+        </w:tc>
+        <w:tc>
+          <w:tcPr/>
+          <w:p>
+            <w:pPr>
+              <w:pStyle w:val="Compact"/>
+              <w:jc w:val="left"/>
+            </w:pPr>
+            <w:r>
+              <w:t xml:space="preserve">[ 0.17</w:t>
+            </w:r>
+            <w:r>
+              <w:t xml:space="preserve"> </w:t>
+            </w:r>
+            <w:r>
+              <w:t xml:space="preserve">; 0.23]</w:t>
+            </w:r>
+          </w:p>
+        </w:tc>
+        <w:tc>
+          <w:tcPr/>
+          <w:p>
+            <w:pPr>
+              <w:pStyle w:val="Compact"/>
+              <w:jc w:val="left"/>
+            </w:pPr>
+            <w:r>
+              <w:t xml:space="preserve">21.409</w:t>
+            </w:r>
+            <w:r>
+              <w:t xml:space="preserve"> </w:t>
+            </w:r>
+            <w:r>
+              <w:t xml:space="preserve">% ( 155</w:t>
+            </w:r>
+            <w:r>
+              <w:t xml:space="preserve"> </w:t>
+            </w:r>
+            <w:r>
+              <w:t xml:space="preserve">/ 724</w:t>
+            </w:r>
+            <w:r>
+              <w:t xml:space="preserve"> </w:t>
+            </w:r>
+            <w:r>
+              <w:t xml:space="preserve">с</w:t>
+            </w:r>
+            <w:r>
+              <w:t xml:space="preserve"> </w:t>
+            </w:r>
+            <w:r>
+              <w:t xml:space="preserve">лучаев)</w:t>
+            </w:r>
+          </w:p>
+        </w:tc>
+        <w:tc>
+          <w:tcPr/>
+          <w:p>
+            <w:pPr>
+              <w:pStyle w:val="Compact"/>
+              <w:jc w:val="left"/>
+            </w:pPr>
+            <w:r>
+              <w:t xml:space="preserve">[ 0.19</w:t>
+            </w:r>
+            <w:r>
+              <w:t xml:space="preserve"> </w:t>
+            </w:r>
+            <w:r>
+              <w:t xml:space="preserve">; 0.25]</w:t>
+            </w:r>
+          </w:p>
+        </w:tc>
+      </w:tr>
+      <w:tr>
+        <w:tc>
+          <w:tcPr/>
+          <w:p>
+            <w:pPr>
+              <w:pStyle w:val="Compact"/>
+              <w:jc w:val="left"/>
+            </w:pPr>
+            <w:r>
+              <w:t xml:space="preserve">нет</w:t>
+            </w:r>
+          </w:p>
+        </w:tc>
+        <w:tc>
+          <w:tcPr/>
+          <w:p>
+            <w:pPr>
+              <w:pStyle w:val="Compact"/>
+              <w:jc w:val="left"/>
+            </w:pPr>
+            <w:r>
+              <w:t xml:space="preserve">80.305</w:t>
+            </w:r>
+            <w:r>
+              <w:t xml:space="preserve"> </w:t>
+            </w:r>
+            <w:r>
+              <w:t xml:space="preserve">% ( 632</w:t>
+            </w:r>
+            <w:r>
+              <w:t xml:space="preserve"> </w:t>
+            </w:r>
+            <w:r>
+              <w:t xml:space="preserve">/ 787</w:t>
+            </w:r>
+            <w:r>
+              <w:t xml:space="preserve"> </w:t>
+            </w:r>
+            <w:r>
+              <w:t xml:space="preserve">с</w:t>
+            </w:r>
+            <w:r>
+              <w:t xml:space="preserve"> </w:t>
+            </w:r>
+            <w:r>
+              <w:t xml:space="preserve">лучаев)</w:t>
+            </w:r>
+          </w:p>
+        </w:tc>
+        <w:tc>
+          <w:tcPr/>
+          <w:p>
+            <w:pPr>
+              <w:pStyle w:val="Compact"/>
+              <w:jc w:val="left"/>
+            </w:pPr>
+            <w:r>
+              <w:t xml:space="preserve">[ 0.77</w:t>
+            </w:r>
+            <w:r>
+              <w:t xml:space="preserve"> </w:t>
+            </w:r>
+            <w:r>
+              <w:t xml:space="preserve">; 0.83]</w:t>
+            </w:r>
+          </w:p>
+        </w:tc>
+        <w:tc>
+          <w:tcPr/>
+          <w:p>
+            <w:pPr>
+              <w:pStyle w:val="Compact"/>
+              <w:jc w:val="left"/>
+            </w:pPr>
+            <w:r>
+              <w:t xml:space="preserve">78.591</w:t>
+            </w:r>
+            <w:r>
+              <w:t xml:space="preserve"> </w:t>
+            </w:r>
+            <w:r>
+              <w:t xml:space="preserve">% ( 569</w:t>
+            </w:r>
+            <w:r>
+              <w:t xml:space="preserve"> </w:t>
+            </w:r>
+            <w:r>
+              <w:t xml:space="preserve">/ 724</w:t>
+            </w:r>
+            <w:r>
+              <w:t xml:space="preserve"> </w:t>
+            </w:r>
+            <w:r>
+              <w:t xml:space="preserve">с</w:t>
+            </w:r>
+            <w:r>
+              <w:t xml:space="preserve"> </w:t>
+            </w:r>
+            <w:r>
+              <w:t xml:space="preserve">лучаев)</w:t>
+            </w:r>
+          </w:p>
+        </w:tc>
+        <w:tc>
+          <w:tcPr/>
+          <w:p>
+            <w:pPr>
+              <w:pStyle w:val="Compact"/>
+              <w:jc w:val="left"/>
+            </w:pPr>
+            <w:r>
+              <w:t xml:space="preserve">[ 0.75</w:t>
+            </w:r>
+            <w:r>
+              <w:t xml:space="preserve"> </w:t>
+            </w:r>
+            <w:r>
+              <w:t xml:space="preserve">; 0.81]</w:t>
+            </w:r>
+          </w:p>
+        </w:tc>
+      </w:tr>
+      <w:tr>
+        <w:tc>
+          <w:tcPr/>
+          <w:p>
+            <w:pPr>
+              <w:pStyle w:val="Compact"/>
+              <w:jc w:val="left"/>
+            </w:pPr>
+            <w:r>
+              <w:rPr>
+                <w:bCs/>
+                <w:b/>
+              </w:rPr>
+              <w:t xml:space="preserve">Нас л</w:t>
+            </w:r>
+            <w:r>
+              <w:rPr>
+                <w:bCs/>
+                <w:b/>
+              </w:rPr>
+              <w:t xml:space="preserve"> </w:t>
+            </w:r>
+            <w:r>
+              <w:rPr>
+                <w:bCs/>
+                <w:b/>
+              </w:rPr>
+              <w:t xml:space="preserve">е д</w:t>
+            </w:r>
+            <w:r>
+              <w:rPr>
+                <w:bCs/>
+                <w:b/>
+              </w:rPr>
+              <w:t xml:space="preserve"> </w:t>
+            </w:r>
+            <w:r>
+              <w:rPr>
+                <w:bCs/>
+                <w:b/>
+              </w:rPr>
+              <w:t xml:space="preserve">с</w:t>
+            </w:r>
+            <w:r>
+              <w:rPr>
+                <w:bCs/>
+                <w:b/>
+              </w:rPr>
+              <w:t xml:space="preserve"> </w:t>
+            </w:r>
+            <w:r>
+              <w:rPr>
+                <w:bCs/>
+                <w:b/>
+              </w:rPr>
+              <w:t xml:space="preserve">твенная</w:t>
+            </w:r>
+            <w:r>
+              <w:rPr>
+                <w:bCs/>
+                <w:b/>
+              </w:rPr>
+              <w:t xml:space="preserve"> </w:t>
+            </w:r>
+            <w:r>
+              <w:rPr>
+                <w:bCs/>
+                <w:b/>
+              </w:rPr>
+              <w:t xml:space="preserve">п р</w:t>
+            </w:r>
+            <w:r>
+              <w:rPr>
+                <w:bCs/>
+                <w:b/>
+              </w:rPr>
+              <w:t xml:space="preserve"> </w:t>
+            </w:r>
+            <w:r>
+              <w:rPr>
+                <w:bCs/>
+                <w:b/>
+              </w:rPr>
+              <w:t xml:space="preserve">е</w:t>
+            </w:r>
+            <w:r>
+              <w:rPr>
+                <w:bCs/>
+                <w:b/>
+              </w:rPr>
+              <w:t xml:space="preserve"> </w:t>
+            </w:r>
+            <w:r>
+              <w:rPr>
+                <w:bCs/>
+                <w:b/>
+              </w:rPr>
+              <w:t xml:space="preserve">драспол</w:t>
+            </w:r>
+            <w:r>
+              <w:rPr>
+                <w:bCs/>
+                <w:b/>
+              </w:rPr>
+              <w:t xml:space="preserve"> </w:t>
+            </w:r>
+            <w:r>
+              <w:rPr>
+                <w:bCs/>
+                <w:b/>
+              </w:rPr>
+              <w:t xml:space="preserve">о ж е</w:t>
+            </w:r>
+            <w:r>
+              <w:rPr>
+                <w:bCs/>
+                <w:b/>
+              </w:rPr>
+              <w:t xml:space="preserve"> </w:t>
+            </w:r>
+            <w:r>
+              <w:rPr>
+                <w:bCs/>
+                <w:b/>
+              </w:rPr>
+              <w:t xml:space="preserve">н</w:t>
+            </w:r>
+            <w:r>
+              <w:rPr>
+                <w:bCs/>
+                <w:b/>
+              </w:rPr>
+              <w:t xml:space="preserve"> </w:t>
+            </w:r>
+            <w:r>
+              <w:rPr>
+                <w:bCs/>
+                <w:b/>
+              </w:rPr>
+              <w:t xml:space="preserve">ность</w:t>
+            </w:r>
+          </w:p>
+        </w:tc>
+        <w:tc>
+          <w:tcPr/>
+          <w:p>
+            <w:pPr>
+              <w:pStyle w:val="Compact"/>
+            </w:pPr>
+          </w:p>
+        </w:tc>
+        <w:tc>
+          <w:tcPr/>
+          <w:p>
+            <w:pPr>
+              <w:pStyle w:val="Compact"/>
+            </w:pPr>
+          </w:p>
+        </w:tc>
+        <w:tc>
+          <w:tcPr/>
+          <w:p>
+            <w:pPr>
+              <w:pStyle w:val="Compact"/>
+            </w:pPr>
+          </w:p>
+        </w:tc>
+        <w:tc>
+          <w:tcPr/>
+          <w:p>
+            <w:pPr>
+              <w:pStyle w:val="Compact"/>
+            </w:pPr>
+          </w:p>
+        </w:tc>
+      </w:tr>
+      <w:tr>
+        <w:tc>
+          <w:tcPr/>
+          <w:p>
+            <w:pPr>
+              <w:pStyle w:val="Compact"/>
+              <w:jc w:val="left"/>
+            </w:pPr>
+            <w:r>
+              <w:t xml:space="preserve">есть</w:t>
+            </w:r>
+          </w:p>
+        </w:tc>
+        <w:tc>
+          <w:tcPr/>
+          <w:p>
+            <w:pPr>
+              <w:pStyle w:val="Compact"/>
+              <w:jc w:val="left"/>
+            </w:pPr>
+            <w:r>
+              <w:t xml:space="preserve">31.004</w:t>
+            </w:r>
+            <w:r>
+              <w:t xml:space="preserve"> </w:t>
+            </w:r>
+            <w:r>
+              <w:t xml:space="preserve">% ( 244</w:t>
+            </w:r>
+            <w:r>
+              <w:t xml:space="preserve"> </w:t>
+            </w:r>
+            <w:r>
+              <w:t xml:space="preserve">/ 787</w:t>
+            </w:r>
+            <w:r>
+              <w:t xml:space="preserve"> </w:t>
+            </w:r>
+            <w:r>
+              <w:t xml:space="preserve">с</w:t>
+            </w:r>
+            <w:r>
+              <w:t xml:space="preserve"> </w:t>
+            </w:r>
+            <w:r>
+              <w:t xml:space="preserve">лучаев)</w:t>
+            </w:r>
+          </w:p>
+        </w:tc>
+        <w:tc>
+          <w:tcPr/>
+          <w:p>
+            <w:pPr>
+              <w:pStyle w:val="Compact"/>
+              <w:jc w:val="left"/>
+            </w:pPr>
+            <w:r>
+              <w:t xml:space="preserve">[ 0.28</w:t>
+            </w:r>
+            <w:r>
+              <w:t xml:space="preserve"> </w:t>
+            </w:r>
+            <w:r>
+              <w:t xml:space="preserve">; 0.34]</w:t>
+            </w:r>
+          </w:p>
+        </w:tc>
+        <w:tc>
+          <w:tcPr/>
+          <w:p>
+            <w:pPr>
+              <w:pStyle w:val="Compact"/>
+              <w:jc w:val="left"/>
+            </w:pPr>
+            <w:r>
+              <w:t xml:space="preserve">31.077</w:t>
+            </w:r>
+            <w:r>
+              <w:t xml:space="preserve"> </w:t>
+            </w:r>
+            <w:r>
+              <w:t xml:space="preserve">% ( 225</w:t>
+            </w:r>
+            <w:r>
+              <w:t xml:space="preserve"> </w:t>
+            </w:r>
+            <w:r>
+              <w:t xml:space="preserve">/ 724</w:t>
+            </w:r>
+            <w:r>
+              <w:t xml:space="preserve"> </w:t>
+            </w:r>
+            <w:r>
+              <w:t xml:space="preserve">с</w:t>
+            </w:r>
+            <w:r>
+              <w:t xml:space="preserve"> </w:t>
+            </w:r>
+            <w:r>
+              <w:t xml:space="preserve">лучаев)</w:t>
+            </w:r>
+          </w:p>
+        </w:tc>
+        <w:tc>
+          <w:tcPr/>
+          <w:p>
+            <w:pPr>
+              <w:pStyle w:val="Compact"/>
+              <w:jc w:val="left"/>
+            </w:pPr>
+            <w:r>
+              <w:t xml:space="preserve">[ 0.28</w:t>
+            </w:r>
+            <w:r>
+              <w:t xml:space="preserve"> </w:t>
+            </w:r>
+            <w:r>
+              <w:t xml:space="preserve">; 0.35]</w:t>
+            </w:r>
+          </w:p>
+        </w:tc>
+      </w:tr>
+      <w:tr>
+        <w:tc>
+          <w:tcPr/>
+          <w:p>
+            <w:pPr>
+              <w:pStyle w:val="Compact"/>
+              <w:jc w:val="left"/>
+            </w:pPr>
+            <w:r>
+              <w:t xml:space="preserve">нет</w:t>
+            </w:r>
+          </w:p>
+        </w:tc>
+        <w:tc>
+          <w:tcPr/>
+          <w:p>
+            <w:pPr>
+              <w:pStyle w:val="Compact"/>
+              <w:jc w:val="left"/>
+            </w:pPr>
+            <w:r>
+              <w:t xml:space="preserve">68.996</w:t>
+            </w:r>
+            <w:r>
+              <w:t xml:space="preserve"> </w:t>
+            </w:r>
+            <w:r>
+              <w:t xml:space="preserve">% ( 543</w:t>
+            </w:r>
+            <w:r>
+              <w:t xml:space="preserve"> </w:t>
+            </w:r>
+            <w:r>
+              <w:t xml:space="preserve">/ 787</w:t>
+            </w:r>
+            <w:r>
+              <w:t xml:space="preserve"> </w:t>
+            </w:r>
+            <w:r>
+              <w:t xml:space="preserve">с</w:t>
+            </w:r>
+            <w:r>
+              <w:t xml:space="preserve"> </w:t>
+            </w:r>
+            <w:r>
+              <w:t xml:space="preserve">лучаев)</w:t>
+            </w:r>
+          </w:p>
+        </w:tc>
+        <w:tc>
+          <w:tcPr/>
+          <w:p>
+            <w:pPr>
+              <w:pStyle w:val="Compact"/>
+              <w:jc w:val="left"/>
+            </w:pPr>
+            <w:r>
+              <w:t xml:space="preserve">[ 0.66</w:t>
+            </w:r>
+            <w:r>
+              <w:t xml:space="preserve"> </w:t>
+            </w:r>
+            <w:r>
+              <w:t xml:space="preserve">; 0.72]</w:t>
+            </w:r>
+          </w:p>
+        </w:tc>
+        <w:tc>
+          <w:tcPr/>
+          <w:p>
+            <w:pPr>
+              <w:pStyle w:val="Compact"/>
+              <w:jc w:val="left"/>
+            </w:pPr>
+            <w:r>
+              <w:t xml:space="preserve">68.923</w:t>
+            </w:r>
+            <w:r>
+              <w:t xml:space="preserve"> </w:t>
+            </w:r>
+            <w:r>
+              <w:t xml:space="preserve">% ( 499</w:t>
+            </w:r>
+            <w:r>
+              <w:t xml:space="preserve"> </w:t>
+            </w:r>
+            <w:r>
+              <w:t xml:space="preserve">/ 724</w:t>
+            </w:r>
+            <w:r>
+              <w:t xml:space="preserve"> </w:t>
+            </w:r>
+            <w:r>
+              <w:t xml:space="preserve">с</w:t>
+            </w:r>
+            <w:r>
+              <w:t xml:space="preserve"> </w:t>
+            </w:r>
+            <w:r>
+              <w:t xml:space="preserve">лучаев)</w:t>
+            </w:r>
+          </w:p>
+        </w:tc>
+        <w:tc>
+          <w:tcPr/>
+          <w:p>
+            <w:pPr>
+              <w:pStyle w:val="Compact"/>
+              <w:jc w:val="left"/>
+            </w:pPr>
+            <w:r>
+              <w:t xml:space="preserve">[ 0.65</w:t>
+            </w:r>
+            <w:r>
+              <w:t xml:space="preserve"> </w:t>
+            </w:r>
+            <w:r>
+              <w:t xml:space="preserve">; 0.72]</w:t>
+            </w:r>
+          </w:p>
+        </w:tc>
+      </w:tr>
+      <w:tr>
+        <w:tc>
+          <w:tcPr/>
+          <w:p>
+            <w:pPr>
+              <w:numPr>
+                <w:ilvl w:val="0"/>
+                <w:numId w:val="1003"/>
+              </w:numPr>
+              <w:pStyle w:val="Compact"/>
+              <w:jc w:val="left"/>
+            </w:pPr>
+            <w:r>
+              <w:t xml:space="preserve">*</w:t>
+            </w:r>
+            <w:r>
+              <w:t xml:space="preserve"> </w:t>
+            </w:r>
+            <w:r>
+              <w:t xml:space="preserve">Мутация</w:t>
+            </w:r>
+            <w:r>
+              <w:t xml:space="preserve"> </w:t>
+            </w:r>
+            <w:r>
+              <w:t xml:space="preserve">B</w:t>
+            </w:r>
+            <w:r>
+              <w:t xml:space="preserve"> </w:t>
+            </w:r>
+            <w:r>
+              <w:t xml:space="preserve">RCA**</w:t>
+            </w:r>
+          </w:p>
+        </w:tc>
+        <w:tc>
+          <w:tcPr/>
+          <w:p>
+            <w:pPr>
+              <w:pStyle w:val="Compact"/>
+            </w:pPr>
+          </w:p>
+        </w:tc>
+        <w:tc>
+          <w:tcPr/>
+          <w:p>
+            <w:pPr>
+              <w:pStyle w:val="Compact"/>
+            </w:pPr>
+          </w:p>
+        </w:tc>
+        <w:tc>
+          <w:tcPr/>
+          <w:p>
+            <w:pPr>
+              <w:pStyle w:val="Compact"/>
+            </w:pPr>
+          </w:p>
+        </w:tc>
+        <w:tc>
+          <w:tcPr/>
+          <w:p>
+            <w:pPr>
+              <w:pStyle w:val="Compact"/>
+            </w:pPr>
+          </w:p>
+        </w:tc>
+      </w:tr>
+      <w:tr>
+        <w:tc>
+          <w:tcPr/>
+          <w:p>
+            <w:pPr>
+              <w:pStyle w:val="Compact"/>
+              <w:jc w:val="left"/>
+            </w:pPr>
+            <w:r>
+              <w:t xml:space="preserve">BRCA1</w:t>
+            </w:r>
+          </w:p>
+        </w:tc>
+        <w:tc>
+          <w:tcPr/>
+          <w:p>
+            <w:pPr>
+              <w:pStyle w:val="Compact"/>
+              <w:jc w:val="left"/>
+            </w:pPr>
+            <w:r>
+              <w:t xml:space="preserve">100 % (</w:t>
+            </w:r>
+            <w:r>
+              <w:t xml:space="preserve"> </w:t>
+            </w:r>
+            <w:r>
+              <w:t xml:space="preserve">6 / 6</w:t>
+            </w:r>
+            <w:r>
+              <w:t xml:space="preserve"> </w:t>
+            </w:r>
+            <w:r>
+              <w:t xml:space="preserve">с</w:t>
+            </w:r>
+            <w:r>
+              <w:t xml:space="preserve"> </w:t>
+            </w:r>
+            <w:r>
+              <w:t xml:space="preserve">лучаев)</w:t>
+            </w:r>
+          </w:p>
+        </w:tc>
+        <w:tc>
+          <w:tcPr/>
+          <w:p>
+            <w:pPr>
+              <w:pStyle w:val="Compact"/>
+              <w:jc w:val="left"/>
+            </w:pPr>
+            <w:r>
+              <w:t xml:space="preserve">[ 0.52</w:t>
+            </w:r>
+            <w:r>
+              <w:t xml:space="preserve"> </w:t>
+            </w:r>
+            <w:r>
+              <w:t xml:space="preserve">; 1]</w:t>
+            </w:r>
+          </w:p>
+        </w:tc>
+        <w:tc>
+          <w:tcPr/>
+          <w:p>
+            <w:pPr>
+              <w:pStyle w:val="Compact"/>
+              <w:jc w:val="left"/>
+            </w:pPr>
+            <w:r>
+              <w:t xml:space="preserve">0 % ( 0</w:t>
+            </w:r>
+            <w:r>
+              <w:t xml:space="preserve"> </w:t>
+            </w:r>
+            <w:r>
+              <w:t xml:space="preserve">/ 18</w:t>
+            </w:r>
+            <w:r>
+              <w:t xml:space="preserve"> </w:t>
+            </w:r>
+            <w:r>
+              <w:t xml:space="preserve">с</w:t>
+            </w:r>
+            <w:r>
+              <w:t xml:space="preserve"> </w:t>
+            </w:r>
+            <w:r>
+              <w:t xml:space="preserve">лучаев)</w:t>
+            </w:r>
+          </w:p>
+        </w:tc>
+        <w:tc>
+          <w:tcPr/>
+          <w:p>
+            <w:pPr>
+              <w:pStyle w:val="Compact"/>
+              <w:jc w:val="left"/>
+            </w:pPr>
+            <w:r>
+              <w:t xml:space="preserve">[ 0 ;</w:t>
+            </w:r>
+            <w:r>
+              <w:t xml:space="preserve"> </w:t>
+            </w:r>
+            <w:r>
+              <w:t xml:space="preserve">0.22]</w:t>
+            </w:r>
+          </w:p>
+        </w:tc>
+      </w:tr>
+      <w:tr>
+        <w:tc>
+          <w:tcPr/>
+          <w:p>
+            <w:pPr>
+              <w:pStyle w:val="Compact"/>
+              <w:jc w:val="left"/>
+            </w:pPr>
+            <w:r>
+              <w:t xml:space="preserve">мутаций</w:t>
+            </w:r>
+            <w:r>
+              <w:t xml:space="preserve"> </w:t>
+            </w:r>
+            <w:r>
+              <w:t xml:space="preserve">не</w:t>
+            </w:r>
+            <w:r>
+              <w:t xml:space="preserve"> </w:t>
+            </w:r>
+            <w:r>
+              <w:t xml:space="preserve">в</w:t>
+            </w:r>
+            <w:r>
+              <w:t xml:space="preserve"> </w:t>
+            </w:r>
+            <w:r>
+              <w:t xml:space="preserve">ыявлено</w:t>
+            </w:r>
+          </w:p>
+        </w:tc>
+        <w:tc>
+          <w:tcPr/>
+          <w:p>
+            <w:pPr>
+              <w:pStyle w:val="Compact"/>
+              <w:jc w:val="left"/>
+            </w:pPr>
+            <w:r>
+              <w:t xml:space="preserve">0 % ( 0</w:t>
+            </w:r>
+            <w:r>
+              <w:t xml:space="preserve"> </w:t>
+            </w:r>
+            <w:r>
+              <w:t xml:space="preserve">/ 6</w:t>
+            </w:r>
+            <w:r>
+              <w:t xml:space="preserve"> </w:t>
+            </w:r>
+            <w:r>
+              <w:t xml:space="preserve">с</w:t>
+            </w:r>
+            <w:r>
+              <w:t xml:space="preserve"> </w:t>
+            </w:r>
+            <w:r>
+              <w:t xml:space="preserve">лучаев)</w:t>
+            </w:r>
+          </w:p>
+        </w:tc>
+        <w:tc>
+          <w:tcPr/>
+          <w:p>
+            <w:pPr>
+              <w:pStyle w:val="Compact"/>
+              <w:jc w:val="left"/>
+            </w:pPr>
+            <w:r>
+              <w:t xml:space="preserve">[ 0 ;</w:t>
+            </w:r>
+            <w:r>
+              <w:t xml:space="preserve"> </w:t>
+            </w:r>
+            <w:r>
+              <w:t xml:space="preserve">0.48]</w:t>
+            </w:r>
+          </w:p>
+        </w:tc>
+        <w:tc>
+          <w:tcPr/>
+          <w:p>
+            <w:pPr>
+              <w:pStyle w:val="Compact"/>
+              <w:jc w:val="left"/>
+            </w:pPr>
+            <w:r>
+              <w:t xml:space="preserve">100 % (</w:t>
+            </w:r>
+            <w:r>
+              <w:t xml:space="preserve"> </w:t>
+            </w:r>
+            <w:r>
+              <w:t xml:space="preserve">18 / 18</w:t>
+            </w:r>
+            <w:r>
+              <w:t xml:space="preserve"> </w:t>
+            </w:r>
+            <w:r>
+              <w:t xml:space="preserve">с</w:t>
+            </w:r>
+            <w:r>
+              <w:t xml:space="preserve"> </w:t>
+            </w:r>
+            <w:r>
+              <w:t xml:space="preserve">лучаев)</w:t>
+            </w:r>
+          </w:p>
+        </w:tc>
+        <w:tc>
+          <w:tcPr/>
+          <w:p>
+            <w:pPr>
+              <w:pStyle w:val="Compact"/>
+              <w:jc w:val="left"/>
+            </w:pPr>
+            <w:r>
+              <w:t xml:space="preserve">[ 0.78</w:t>
+            </w:r>
+            <w:r>
+              <w:t xml:space="preserve"> </w:t>
+            </w:r>
+            <w:r>
+              <w:t xml:space="preserve">; 1]</w:t>
+            </w:r>
+          </w:p>
+        </w:tc>
+      </w:tr>
+      <w:tr>
+        <w:tc>
+          <w:tcPr/>
+          <w:p>
+            <w:pPr>
+              <w:numPr>
+                <w:ilvl w:val="0"/>
+                <w:numId w:val="1004"/>
+              </w:numPr>
+              <w:pStyle w:val="Compact"/>
+              <w:jc w:val="left"/>
+            </w:pPr>
+            <w:r>
+              <w:t xml:space="preserve">*</w:t>
+            </w:r>
+            <w:r>
+              <w:t xml:space="preserve"> </w:t>
+            </w:r>
+            <w:r>
+              <w:t xml:space="preserve">Симптом</w:t>
+            </w:r>
+            <w:r>
+              <w:t xml:space="preserve"> </w:t>
+            </w:r>
+            <w:r>
+              <w:t xml:space="preserve">в т</w:t>
+            </w:r>
+            <w:r>
+              <w:t xml:space="preserve"> </w:t>
+            </w:r>
+            <w:r>
+              <w:t xml:space="preserve">я</w:t>
+            </w:r>
+            <w:r>
+              <w:t xml:space="preserve"> </w:t>
+            </w:r>
+            <w:r>
+              <w:t xml:space="preserve">гивания</w:t>
+            </w:r>
+            <w:r>
+              <w:t xml:space="preserve"> </w:t>
+            </w:r>
+            <w:r>
+              <w:t xml:space="preserve">со</w:t>
+            </w:r>
+            <w:r>
+              <w:t xml:space="preserve"> </w:t>
+            </w:r>
+            <w:r>
+              <w:t xml:space="preserve">ска**</w:t>
+            </w:r>
+          </w:p>
+        </w:tc>
+        <w:tc>
+          <w:tcPr/>
+          <w:p>
+            <w:pPr>
+              <w:pStyle w:val="Compact"/>
+            </w:pPr>
+          </w:p>
+        </w:tc>
+        <w:tc>
+          <w:tcPr/>
+          <w:p>
+            <w:pPr>
+              <w:pStyle w:val="Compact"/>
+            </w:pPr>
+          </w:p>
+        </w:tc>
+        <w:tc>
+          <w:tcPr/>
+          <w:p>
+            <w:pPr>
+              <w:pStyle w:val="Compact"/>
+            </w:pPr>
+          </w:p>
+        </w:tc>
+        <w:tc>
+          <w:tcPr/>
+          <w:p>
+            <w:pPr>
+              <w:pStyle w:val="Compact"/>
+            </w:pPr>
+          </w:p>
+        </w:tc>
+      </w:tr>
+      <w:tr>
+        <w:tc>
+          <w:tcPr/>
+          <w:p>
+            <w:pPr>
+              <w:pStyle w:val="Compact"/>
+              <w:jc w:val="left"/>
+            </w:pPr>
+            <w:r>
+              <w:t xml:space="preserve">да</w:t>
+            </w:r>
+          </w:p>
+        </w:tc>
+        <w:tc>
+          <w:tcPr/>
+          <w:p>
+            <w:pPr>
+              <w:pStyle w:val="Compact"/>
+              <w:jc w:val="left"/>
+            </w:pPr>
+            <w:r>
+              <w:t xml:space="preserve">0 % ( 0</w:t>
+            </w:r>
+            <w:r>
+              <w:t xml:space="preserve"> </w:t>
+            </w:r>
+            <w:r>
+              <w:t xml:space="preserve">/ 787</w:t>
+            </w:r>
+            <w:r>
+              <w:t xml:space="preserve"> </w:t>
+            </w:r>
+            <w:r>
+              <w:t xml:space="preserve">с</w:t>
+            </w:r>
+            <w:r>
+              <w:t xml:space="preserve"> </w:t>
+            </w:r>
+            <w:r>
+              <w:t xml:space="preserve">лучаев)</w:t>
+            </w:r>
+          </w:p>
+        </w:tc>
+        <w:tc>
+          <w:tcPr/>
+          <w:p>
+            <w:pPr>
+              <w:pStyle w:val="Compact"/>
+              <w:jc w:val="left"/>
+            </w:pPr>
+            <w:r>
+              <w:t xml:space="preserve">[ 0 ;</w:t>
+            </w:r>
+            <w:r>
+              <w:t xml:space="preserve"> </w:t>
+            </w:r>
+            <w:r>
+              <w:t xml:space="preserve">0.01]</w:t>
+            </w:r>
+          </w:p>
+        </w:tc>
+        <w:tc>
+          <w:tcPr/>
+          <w:p>
+            <w:pPr>
+              <w:pStyle w:val="Compact"/>
+              <w:jc w:val="left"/>
+            </w:pPr>
+            <w:r>
+              <w:t xml:space="preserve">2.486 %</w:t>
+            </w:r>
+            <w:r>
+              <w:t xml:space="preserve"> </w:t>
+            </w:r>
+            <w:r>
+              <w:t xml:space="preserve">( 18 /</w:t>
+            </w:r>
+            <w:r>
+              <w:t xml:space="preserve"> </w:t>
+            </w:r>
+            <w:r>
+              <w:t xml:space="preserve">724</w:t>
+            </w:r>
+            <w:r>
+              <w:t xml:space="preserve"> </w:t>
+            </w:r>
+            <w:r>
+              <w:t xml:space="preserve">с</w:t>
+            </w:r>
+            <w:r>
+              <w:t xml:space="preserve"> </w:t>
+            </w:r>
+            <w:r>
+              <w:t xml:space="preserve">лучаев)</w:t>
+            </w:r>
+          </w:p>
+        </w:tc>
+        <w:tc>
+          <w:tcPr/>
+          <w:p>
+            <w:pPr>
+              <w:pStyle w:val="Compact"/>
+              <w:jc w:val="left"/>
+            </w:pPr>
+            <w:r>
+              <w:t xml:space="preserve">[ 0.02</w:t>
+            </w:r>
+            <w:r>
+              <w:t xml:space="preserve"> </w:t>
+            </w:r>
+            <w:r>
+              <w:t xml:space="preserve">; 0.04]</w:t>
+            </w:r>
+          </w:p>
+        </w:tc>
+      </w:tr>
+      <w:tr>
+        <w:tc>
+          <w:tcPr/>
+          <w:p>
+            <w:pPr>
+              <w:pStyle w:val="Compact"/>
+              <w:jc w:val="left"/>
+            </w:pPr>
+            <w:r>
+              <w:t xml:space="preserve">нет</w:t>
+            </w:r>
+          </w:p>
+        </w:tc>
+        <w:tc>
+          <w:tcPr/>
+          <w:p>
+            <w:pPr>
+              <w:pStyle w:val="Compact"/>
+              <w:jc w:val="left"/>
+            </w:pPr>
+            <w:r>
+              <w:t xml:space="preserve">100 % (</w:t>
+            </w:r>
+            <w:r>
+              <w:t xml:space="preserve"> </w:t>
+            </w:r>
+            <w:r>
+              <w:t xml:space="preserve">787 /</w:t>
+            </w:r>
+            <w:r>
+              <w:t xml:space="preserve"> </w:t>
+            </w:r>
+            <w:r>
+              <w:t xml:space="preserve">787</w:t>
+            </w:r>
+            <w:r>
+              <w:t xml:space="preserve"> </w:t>
+            </w:r>
+            <w:r>
+              <w:t xml:space="preserve">с</w:t>
+            </w:r>
+            <w:r>
+              <w:t xml:space="preserve"> </w:t>
+            </w:r>
+            <w:r>
+              <w:t xml:space="preserve">лучаев)</w:t>
+            </w:r>
+          </w:p>
+        </w:tc>
+        <w:tc>
+          <w:tcPr/>
+          <w:p>
+            <w:pPr>
+              <w:pStyle w:val="Compact"/>
+              <w:jc w:val="left"/>
+            </w:pPr>
+            <w:r>
+              <w:t xml:space="preserve">[ 0.99</w:t>
+            </w:r>
+            <w:r>
+              <w:t xml:space="preserve"> </w:t>
+            </w:r>
+            <w:r>
+              <w:t xml:space="preserve">; 1]</w:t>
+            </w:r>
+          </w:p>
+        </w:tc>
+        <w:tc>
+          <w:tcPr/>
+          <w:p>
+            <w:pPr>
+              <w:pStyle w:val="Compact"/>
+              <w:jc w:val="left"/>
+            </w:pPr>
+            <w:r>
+              <w:t xml:space="preserve">97.514</w:t>
+            </w:r>
+            <w:r>
+              <w:t xml:space="preserve"> </w:t>
+            </w:r>
+            <w:r>
+              <w:t xml:space="preserve">% ( 706</w:t>
+            </w:r>
+            <w:r>
+              <w:t xml:space="preserve"> </w:t>
+            </w:r>
+            <w:r>
+              <w:t xml:space="preserve">/ 724</w:t>
+            </w:r>
+            <w:r>
+              <w:t xml:space="preserve"> </w:t>
+            </w:r>
+            <w:r>
+              <w:t xml:space="preserve">с</w:t>
+            </w:r>
+            <w:r>
+              <w:t xml:space="preserve"> </w:t>
+            </w:r>
+            <w:r>
+              <w:t xml:space="preserve">лучаев)</w:t>
+            </w:r>
+          </w:p>
+        </w:tc>
+        <w:tc>
+          <w:tcPr/>
+          <w:p>
+            <w:pPr>
+              <w:pStyle w:val="Compact"/>
+              <w:jc w:val="left"/>
+            </w:pPr>
+            <w:r>
+              <w:t xml:space="preserve">[ 0.96</w:t>
+            </w:r>
+            <w:r>
+              <w:t xml:space="preserve"> </w:t>
+            </w:r>
+            <w:r>
+              <w:t xml:space="preserve">; 0.98]</w:t>
+            </w:r>
+          </w:p>
+        </w:tc>
+      </w:tr>
+      <w:tr>
+        <w:tc>
+          <w:tcPr/>
+          <w:p>
+            <w:pPr>
+              <w:numPr>
+                <w:ilvl w:val="0"/>
+                <w:numId w:val="1005"/>
+              </w:numPr>
+              <w:pStyle w:val="Compact"/>
+              <w:jc w:val="left"/>
+            </w:pPr>
+            <w:r>
+              <w:t xml:space="preserve">*</w:t>
+            </w:r>
+            <w:r>
+              <w:t xml:space="preserve"> </w:t>
+            </w:r>
+            <w:r>
+              <w:t xml:space="preserve">Симптом</w:t>
+            </w:r>
+            <w:r>
+              <w:t xml:space="preserve"> </w:t>
+            </w:r>
+            <w:r>
+              <w:t xml:space="preserve">в</w:t>
+            </w:r>
+            <w:r>
+              <w:t xml:space="preserve"> </w:t>
+            </w:r>
+            <w:r>
+              <w:t xml:space="preserve">ы</w:t>
+            </w:r>
+            <w:r>
+              <w:t xml:space="preserve"> </w:t>
+            </w:r>
+            <w:r>
+              <w:t xml:space="preserve">деления</w:t>
+            </w:r>
+            <w:r>
+              <w:t xml:space="preserve"> </w:t>
+            </w:r>
+            <w:r>
+              <w:t xml:space="preserve">из</w:t>
+            </w:r>
+            <w:r>
+              <w:t xml:space="preserve"> </w:t>
+            </w:r>
+            <w:r>
+              <w:t xml:space="preserve">со</w:t>
+            </w:r>
+            <w:r>
+              <w:t xml:space="preserve"> </w:t>
+            </w:r>
+            <w:r>
+              <w:t xml:space="preserve">ска**</w:t>
+            </w:r>
+          </w:p>
+        </w:tc>
+        <w:tc>
+          <w:tcPr/>
+          <w:p>
+            <w:pPr>
+              <w:pStyle w:val="Compact"/>
+            </w:pPr>
+          </w:p>
+        </w:tc>
+        <w:tc>
+          <w:tcPr/>
+          <w:p>
+            <w:pPr>
+              <w:pStyle w:val="Compact"/>
+            </w:pPr>
+          </w:p>
+        </w:tc>
+        <w:tc>
+          <w:tcPr/>
+          <w:p>
+            <w:pPr>
+              <w:pStyle w:val="Compact"/>
+            </w:pPr>
+          </w:p>
+        </w:tc>
+        <w:tc>
+          <w:tcPr/>
+          <w:p>
+            <w:pPr>
+              <w:pStyle w:val="Compact"/>
+            </w:pPr>
+          </w:p>
+        </w:tc>
+      </w:tr>
+      <w:tr>
+        <w:tc>
+          <w:tcPr/>
+          <w:p>
+            <w:pPr>
+              <w:pStyle w:val="Compact"/>
+              <w:jc w:val="left"/>
+            </w:pPr>
+            <w:r>
+              <w:t xml:space="preserve">нет</w:t>
+            </w:r>
+          </w:p>
+        </w:tc>
+        <w:tc>
+          <w:tcPr/>
+          <w:p>
+            <w:pPr>
+              <w:pStyle w:val="Compact"/>
+              <w:jc w:val="left"/>
+            </w:pPr>
+            <w:r>
+              <w:t xml:space="preserve">99.111</w:t>
+            </w:r>
+            <w:r>
+              <w:t xml:space="preserve"> </w:t>
+            </w:r>
+            <w:r>
+              <w:t xml:space="preserve">% ( 780</w:t>
+            </w:r>
+            <w:r>
+              <w:t xml:space="preserve"> </w:t>
+            </w:r>
+            <w:r>
+              <w:t xml:space="preserve">/ 787</w:t>
+            </w:r>
+            <w:r>
+              <w:t xml:space="preserve"> </w:t>
+            </w:r>
+            <w:r>
+              <w:t xml:space="preserve">с</w:t>
+            </w:r>
+            <w:r>
+              <w:t xml:space="preserve"> </w:t>
+            </w:r>
+            <w:r>
+              <w:t xml:space="preserve">лучаев)</w:t>
+            </w:r>
+          </w:p>
+        </w:tc>
+        <w:tc>
+          <w:tcPr/>
+          <w:p>
+            <w:pPr>
+              <w:pStyle w:val="Compact"/>
+              <w:jc w:val="left"/>
+            </w:pPr>
+            <w:r>
+              <w:t xml:space="preserve">[ 0.98</w:t>
+            </w:r>
+            <w:r>
+              <w:t xml:space="preserve"> </w:t>
+            </w:r>
+            <w:r>
+              <w:t xml:space="preserve">; 1]</w:t>
+            </w:r>
+          </w:p>
+        </w:tc>
+        <w:tc>
+          <w:tcPr/>
+          <w:p>
+            <w:pPr>
+              <w:pStyle w:val="Compact"/>
+              <w:jc w:val="left"/>
+            </w:pPr>
+            <w:r>
+              <w:t xml:space="preserve">100 % (</w:t>
+            </w:r>
+            <w:r>
+              <w:t xml:space="preserve"> </w:t>
+            </w:r>
+            <w:r>
+              <w:t xml:space="preserve">724 /</w:t>
+            </w:r>
+            <w:r>
+              <w:t xml:space="preserve"> </w:t>
+            </w:r>
+            <w:r>
+              <w:t xml:space="preserve">724</w:t>
+            </w:r>
+            <w:r>
+              <w:t xml:space="preserve"> </w:t>
+            </w:r>
+            <w:r>
+              <w:t xml:space="preserve">с</w:t>
+            </w:r>
+            <w:r>
+              <w:t xml:space="preserve"> </w:t>
+            </w:r>
+            <w:r>
+              <w:t xml:space="preserve">лучаев)</w:t>
+            </w:r>
+          </w:p>
+        </w:tc>
+        <w:tc>
+          <w:tcPr/>
+          <w:p>
+            <w:pPr>
+              <w:pStyle w:val="Compact"/>
+              <w:jc w:val="left"/>
+            </w:pPr>
+            <w:r>
+              <w:t xml:space="preserve">[ 0.99</w:t>
+            </w:r>
+            <w:r>
+              <w:t xml:space="preserve"> </w:t>
+            </w:r>
+            <w:r>
+              <w:t xml:space="preserve">; 1]</w:t>
+            </w:r>
+          </w:p>
+        </w:tc>
+      </w:tr>
+      <w:tr>
+        <w:tc>
+          <w:tcPr/>
+          <w:p>
+            <w:pPr>
+              <w:pStyle w:val="Compact"/>
+              <w:jc w:val="left"/>
+            </w:pPr>
+            <w:r>
+              <w:t xml:space="preserve">к р о</w:t>
+            </w:r>
+            <w:r>
+              <w:t xml:space="preserve"> </w:t>
+            </w:r>
+            <w:r>
+              <w:t xml:space="preserve">в</w:t>
+            </w:r>
+            <w:r>
+              <w:t xml:space="preserve"> </w:t>
+            </w:r>
+            <w:r>
+              <w:t xml:space="preserve">янистые</w:t>
+            </w:r>
+          </w:p>
+        </w:tc>
+        <w:tc>
+          <w:tcPr/>
+          <w:p>
+            <w:pPr>
+              <w:pStyle w:val="Compact"/>
+              <w:jc w:val="left"/>
+            </w:pPr>
+            <w:r>
+              <w:t xml:space="preserve">0.889 %</w:t>
+            </w:r>
+            <w:r>
+              <w:t xml:space="preserve"> </w:t>
+            </w:r>
+            <w:r>
+              <w:t xml:space="preserve">( 7 /</w:t>
+            </w:r>
+            <w:r>
+              <w:t xml:space="preserve"> </w:t>
+            </w:r>
+            <w:r>
+              <w:t xml:space="preserve">787</w:t>
+            </w:r>
+            <w:r>
+              <w:t xml:space="preserve"> </w:t>
+            </w:r>
+            <w:r>
+              <w:t xml:space="preserve">с</w:t>
+            </w:r>
+            <w:r>
+              <w:t xml:space="preserve"> </w:t>
+            </w:r>
+            <w:r>
+              <w:t xml:space="preserve">лучаев)</w:t>
+            </w:r>
+          </w:p>
+        </w:tc>
+        <w:tc>
+          <w:tcPr/>
+          <w:p>
+            <w:pPr>
+              <w:pStyle w:val="Compact"/>
+              <w:jc w:val="left"/>
+            </w:pPr>
+            <w:r>
+              <w:t xml:space="preserve">[ 0 ;</w:t>
+            </w:r>
+            <w:r>
+              <w:t xml:space="preserve"> </w:t>
+            </w:r>
+            <w:r>
+              <w:t xml:space="preserve">0.02]</w:t>
+            </w:r>
+          </w:p>
+        </w:tc>
+        <w:tc>
+          <w:tcPr/>
+          <w:p>
+            <w:pPr>
+              <w:pStyle w:val="Compact"/>
+              <w:jc w:val="left"/>
+            </w:pPr>
+            <w:r>
+              <w:t xml:space="preserve">0 % ( 0</w:t>
+            </w:r>
+            <w:r>
+              <w:t xml:space="preserve"> </w:t>
+            </w:r>
+            <w:r>
+              <w:t xml:space="preserve">/ 724</w:t>
+            </w:r>
+            <w:r>
+              <w:t xml:space="preserve"> </w:t>
+            </w:r>
+            <w:r>
+              <w:t xml:space="preserve">с</w:t>
+            </w:r>
+            <w:r>
+              <w:t xml:space="preserve"> </w:t>
+            </w:r>
+            <w:r>
+              <w:t xml:space="preserve">лучаев)</w:t>
+            </w:r>
+          </w:p>
+        </w:tc>
+        <w:tc>
+          <w:tcPr/>
+          <w:p>
+            <w:pPr>
+              <w:pStyle w:val="Compact"/>
+              <w:jc w:val="left"/>
+            </w:pPr>
+            <w:r>
+              <w:t xml:space="preserve">[ 0 ;</w:t>
+            </w:r>
+            <w:r>
+              <w:t xml:space="preserve"> </w:t>
+            </w:r>
+            <w:r>
+              <w:t xml:space="preserve">0.01]</w:t>
+            </w:r>
+          </w:p>
+        </w:tc>
+      </w:tr>
+      <w:tr>
+        <w:tc>
+          <w:tcPr/>
+          <w:p>
+            <w:pPr>
+              <w:pStyle w:val="Compact"/>
+              <w:jc w:val="left"/>
+            </w:pPr>
+            <w:r>
+              <w:rPr>
+                <w:bCs/>
+                <w:b/>
+              </w:rPr>
+              <w:t xml:space="preserve">Тип с</w:t>
+            </w:r>
+            <w:r>
+              <w:rPr>
+                <w:bCs/>
+                <w:b/>
+              </w:rPr>
+              <w:t xml:space="preserve"> </w:t>
+            </w:r>
+            <w:r>
+              <w:rPr>
+                <w:bCs/>
+                <w:b/>
+              </w:rPr>
+              <w:t xml:space="preserve">т</w:t>
+            </w:r>
+            <w:r>
+              <w:rPr>
+                <w:bCs/>
+                <w:b/>
+              </w:rPr>
+              <w:t xml:space="preserve"> </w:t>
+            </w:r>
+            <w:r>
+              <w:rPr>
+                <w:bCs/>
+                <w:b/>
+              </w:rPr>
+              <w:t xml:space="preserve">руктуры</w:t>
+            </w:r>
+            <w:r>
+              <w:rPr>
+                <w:bCs/>
+                <w:b/>
+              </w:rPr>
+              <w:t xml:space="preserve"> </w:t>
+            </w:r>
+            <w:r>
+              <w:rPr>
+                <w:bCs/>
+                <w:b/>
+              </w:rPr>
+              <w:t xml:space="preserve">ACR</w:t>
+            </w:r>
+          </w:p>
+        </w:tc>
+        <w:tc>
+          <w:tcPr/>
+          <w:p>
+            <w:pPr>
+              <w:pStyle w:val="Compact"/>
+            </w:pPr>
+          </w:p>
+        </w:tc>
+        <w:tc>
+          <w:tcPr/>
+          <w:p>
+            <w:pPr>
+              <w:pStyle w:val="Compact"/>
+            </w:pPr>
+          </w:p>
+        </w:tc>
+        <w:tc>
+          <w:tcPr/>
+          <w:p>
+            <w:pPr>
+              <w:pStyle w:val="Compact"/>
+            </w:pPr>
+          </w:p>
+        </w:tc>
+        <w:tc>
+          <w:tcPr/>
+          <w:p>
+            <w:pPr>
+              <w:pStyle w:val="Compact"/>
+            </w:pPr>
+          </w:p>
+        </w:tc>
+      </w:tr>
+      <w:tr>
+        <w:tc>
+          <w:tcPr/>
+          <w:p>
+            <w:pPr>
+              <w:pStyle w:val="Compact"/>
+              <w:jc w:val="left"/>
+            </w:pPr>
+            <w:r>
+              <w:t xml:space="preserve">С</w:t>
+            </w:r>
+          </w:p>
+        </w:tc>
+        <w:tc>
+          <w:tcPr/>
+          <w:p>
+            <w:pPr>
+              <w:pStyle w:val="Compact"/>
+              <w:jc w:val="left"/>
+            </w:pPr>
+            <w:r>
+              <w:t xml:space="preserve">72.935</w:t>
+            </w:r>
+            <w:r>
+              <w:t xml:space="preserve"> </w:t>
+            </w:r>
+            <w:r>
+              <w:t xml:space="preserve">% ( 574</w:t>
+            </w:r>
+            <w:r>
+              <w:t xml:space="preserve"> </w:t>
+            </w:r>
+            <w:r>
+              <w:t xml:space="preserve">/ 787</w:t>
+            </w:r>
+            <w:r>
+              <w:t xml:space="preserve"> </w:t>
+            </w:r>
+            <w:r>
+              <w:t xml:space="preserve">с</w:t>
+            </w:r>
+            <w:r>
+              <w:t xml:space="preserve"> </w:t>
+            </w:r>
+            <w:r>
+              <w:t xml:space="preserve">лучаев)</w:t>
+            </w:r>
+          </w:p>
+        </w:tc>
+        <w:tc>
+          <w:tcPr/>
+          <w:p>
+            <w:pPr>
+              <w:pStyle w:val="Compact"/>
+              <w:jc w:val="left"/>
+            </w:pPr>
+            <w:r>
+              <w:t xml:space="preserve">[ 0.7 ;</w:t>
+            </w:r>
+            <w:r>
+              <w:t xml:space="preserve"> </w:t>
+            </w:r>
+            <w:r>
+              <w:t xml:space="preserve">0.76 ]</w:t>
+            </w:r>
+          </w:p>
+        </w:tc>
+        <w:tc>
+          <w:tcPr/>
+          <w:p>
+            <w:pPr>
+              <w:pStyle w:val="Compact"/>
+              <w:jc w:val="left"/>
+            </w:pPr>
+            <w:r>
+              <w:t xml:space="preserve">67.818</w:t>
+            </w:r>
+            <w:r>
+              <w:t xml:space="preserve"> </w:t>
+            </w:r>
+            <w:r>
+              <w:t xml:space="preserve">% ( 491</w:t>
+            </w:r>
+            <w:r>
+              <w:t xml:space="preserve"> </w:t>
+            </w:r>
+            <w:r>
+              <w:t xml:space="preserve">/ 724</w:t>
+            </w:r>
+            <w:r>
+              <w:t xml:space="preserve"> </w:t>
+            </w:r>
+            <w:r>
+              <w:t xml:space="preserve">с</w:t>
+            </w:r>
+            <w:r>
+              <w:t xml:space="preserve"> </w:t>
+            </w:r>
+            <w:r>
+              <w:t xml:space="preserve">лучаев)</w:t>
+            </w:r>
+          </w:p>
+        </w:tc>
+        <w:tc>
+          <w:tcPr/>
+          <w:p>
+            <w:pPr>
+              <w:pStyle w:val="Compact"/>
+              <w:jc w:val="left"/>
+            </w:pPr>
+            <w:r>
+              <w:t xml:space="preserve">[ 0.64</w:t>
+            </w:r>
+            <w:r>
+              <w:t xml:space="preserve"> </w:t>
+            </w:r>
+            <w:r>
+              <w:t xml:space="preserve">; 0.71]</w:t>
+            </w:r>
+          </w:p>
+        </w:tc>
+      </w:tr>
+      <w:tr>
+        <w:tc>
+          <w:tcPr/>
+          <w:p>
+            <w:pPr>
+              <w:pStyle w:val="Compact"/>
+              <w:jc w:val="left"/>
+            </w:pPr>
+            <w:r>
               <w:t xml:space="preserve">D</w:t>
             </w:r>
           </w:p>
@@ -2730,43 +4450,103 @@
               <w:jc w:val="left"/>
             </w:pPr>
             <w:r>
-              <w:t xml:space="preserve">27.065 % ( 213 / 787 случаев)</w:t>
-            </w:r>
-          </w:p>
-        </w:tc>
-        <w:tc>
-          <w:tcPr/>
-          <w:p>
-            <w:pPr>
-              <w:pStyle w:val="Compact"/>
-              <w:jc w:val="left"/>
-            </w:pPr>
-            <w:r>
-              <w:t xml:space="preserve">[ 0.24 ; 0.3 ]</w:t>
-            </w:r>
-          </w:p>
-        </w:tc>
-        <w:tc>
-          <w:tcPr/>
-          <w:p>
-            <w:pPr>
-              <w:pStyle w:val="Compact"/>
-              <w:jc w:val="left"/>
-            </w:pPr>
-            <w:r>
-              <w:t xml:space="preserve">32.182 % ( 233 / 724 случаев)</w:t>
-            </w:r>
-          </w:p>
-        </w:tc>
-        <w:tc>
-          <w:tcPr/>
-          <w:p>
-            <w:pPr>
-              <w:pStyle w:val="Compact"/>
-              <w:jc w:val="left"/>
-            </w:pPr>
-            <w:r>
-              <w:t xml:space="preserve">[ 0.29 ; 0.36 ]</w:t>
+              <w:t xml:space="preserve">27.065</w:t>
+            </w:r>
+            <w:r>
+              <w:t xml:space="preserve"> </w:t>
+            </w:r>
+            <w:r>
+              <w:t xml:space="preserve">% ( 213</w:t>
+            </w:r>
+            <w:r>
+              <w:t xml:space="preserve"> </w:t>
+            </w:r>
+            <w:r>
+              <w:t xml:space="preserve">/ 787</w:t>
+            </w:r>
+            <w:r>
+              <w:t xml:space="preserve"> </w:t>
+            </w:r>
+            <w:r>
+              <w:t xml:space="preserve">с</w:t>
+            </w:r>
+            <w:r>
+              <w:t xml:space="preserve"> </w:t>
+            </w:r>
+            <w:r>
+              <w:t xml:space="preserve">лучаев)</w:t>
+            </w:r>
+          </w:p>
+        </w:tc>
+        <w:tc>
+          <w:tcPr/>
+          <w:p>
+            <w:pPr>
+              <w:pStyle w:val="Compact"/>
+              <w:jc w:val="left"/>
+            </w:pPr>
+            <w:r>
+              <w:t xml:space="preserve">[ 0.24</w:t>
+            </w:r>
+            <w:r>
+              <w:t xml:space="preserve"> </w:t>
+            </w:r>
+            <w:r>
+              <w:t xml:space="preserve">; 0.3 ]</w:t>
+            </w:r>
+          </w:p>
+        </w:tc>
+        <w:tc>
+          <w:tcPr/>
+          <w:p>
+            <w:pPr>
+              <w:pStyle w:val="Compact"/>
+              <w:jc w:val="left"/>
+            </w:pPr>
+            <w:r>
+              <w:t xml:space="preserve">32.182</w:t>
+            </w:r>
+            <w:r>
+              <w:t xml:space="preserve"> </w:t>
+            </w:r>
+            <w:r>
+              <w:t xml:space="preserve">% ( 233</w:t>
+            </w:r>
+            <w:r>
+              <w:t xml:space="preserve"> </w:t>
+            </w:r>
+            <w:r>
+              <w:t xml:space="preserve">/ 724</w:t>
+            </w:r>
+            <w:r>
+              <w:t xml:space="preserve"> </w:t>
+            </w:r>
+            <w:r>
+              <w:t xml:space="preserve">с</w:t>
+            </w:r>
+            <w:r>
+              <w:t xml:space="preserve"> </w:t>
+            </w:r>
+            <w:r>
+              <w:t xml:space="preserve">лучаев)</w:t>
+            </w:r>
+          </w:p>
+        </w:tc>
+        <w:tc>
+          <w:tcPr/>
+          <w:p>
+            <w:pPr>
+              <w:pStyle w:val="Compact"/>
+              <w:jc w:val="left"/>
+            </w:pPr>
+            <w:r>
+              <w:t xml:space="preserve">[ 0.29</w:t>
+            </w:r>
+            <w:r>
+              <w:t xml:space="preserve"> </w:t>
+            </w:r>
+            <w:r>
+              <w:t xml:space="preserve">; 0.36]</w:t>
             </w:r>
           </w:p>
         </w:tc>
@@ -3332,7 +5112,7 @@
       </w:r>
     </w:p>
     <w:bookmarkEnd w:id="29"/>
-    <w:bookmarkStart w:id="45" w:name="результаты-исследования"/>
+    <w:bookmarkStart w:id="48" w:name="результаты-исследования"/>
     <w:p>
       <w:pPr>
         <w:pStyle w:val="Heading2"/>
@@ -3399,6 +5179,1414 @@
         <w:t xml:space="preserve">(24),Birads 4b в 1.66% (12) и Birads 5 в 0.83% (6) (Рисунок №2)</w:t>
       </w:r>
     </w:p>
+    <w:tbl>
+      <w:tblPr>
+        <w:tblStyle w:val="Table"/>
+        <w:tblW w:type="pct" w:w="4795"/>
+        <w:tblLook w:firstRow="1" w:lastRow="0" w:firstColumn="0" w:lastColumn="0" w:noHBand="0" w:noVBand="0" w:val="0020"/>
+        <w:jc w:val="start"/>
+      </w:tblPr>
+      <w:tblGrid>
+        <w:gridCol w:w="1518"/>
+        <w:gridCol w:w="1518"/>
+        <w:gridCol w:w="1518"/>
+        <w:gridCol w:w="1518"/>
+        <w:gridCol w:w="1518"/>
+      </w:tblGrid>
+      <w:tr>
+        <w:trPr>
+          <w:tblHeader w:val="true"/>
+        </w:trPr>
+        <w:tc>
+          <w:tcPr/>
+          <w:p>
+            <w:pPr>
+              <w:pStyle w:val="Compact"/>
+              <w:jc w:val="left"/>
+            </w:pPr>
+            <w:r>
+              <w:t xml:space="preserve">Показатель</w:t>
+            </w:r>
+          </w:p>
+        </w:tc>
+        <w:tc>
+          <w:tcPr/>
+          <w:p>
+            <w:pPr>
+              <w:pStyle w:val="Compact"/>
+              <w:jc w:val="left"/>
+            </w:pPr>
+            <w:r>
+              <w:t xml:space="preserve">Процентная</w:t>
+            </w:r>
+            <w:r>
+              <w:t xml:space="preserve"> </w:t>
+            </w:r>
+            <w:r>
+              <w:t xml:space="preserve">доля</w:t>
+            </w:r>
+          </w:p>
+        </w:tc>
+        <w:tc>
+          <w:tcPr/>
+          <w:p>
+            <w:pPr>
+              <w:pStyle w:val="Compact"/>
+              <w:jc w:val="left"/>
+            </w:pPr>
+            <w:r>
+              <w:t xml:space="preserve">95% ДИ</w:t>
+            </w:r>
+          </w:p>
+        </w:tc>
+        <w:tc>
+          <w:tcPr/>
+          <w:p>
+            <w:pPr>
+              <w:pStyle w:val="Compact"/>
+              <w:jc w:val="left"/>
+            </w:pPr>
+            <w:r>
+              <w:t xml:space="preserve">Процентная</w:t>
+            </w:r>
+            <w:r>
+              <w:t xml:space="preserve"> </w:t>
+            </w:r>
+            <w:r>
+              <w:t xml:space="preserve">доля</w:t>
+            </w:r>
+          </w:p>
+        </w:tc>
+        <w:tc>
+          <w:tcPr/>
+          <w:p>
+            <w:pPr>
+              <w:pStyle w:val="Compact"/>
+              <w:jc w:val="left"/>
+            </w:pPr>
+            <w:r>
+              <w:t xml:space="preserve">95% ДИ</w:t>
+            </w:r>
+          </w:p>
+        </w:tc>
+      </w:tr>
+      <w:tr>
+        <w:tc>
+          <w:tcPr/>
+          <w:p>
+            <w:pPr>
+              <w:pStyle w:val="Compact"/>
+              <w:jc w:val="left"/>
+            </w:pPr>
+            <w:r>
+              <w:t xml:space="preserve">Группы</w:t>
+            </w:r>
+          </w:p>
+        </w:tc>
+        <w:tc>
+          <w:tcPr/>
+          <w:p>
+            <w:pPr>
+              <w:pStyle w:val="Compact"/>
+              <w:jc w:val="left"/>
+            </w:pPr>
+            <w:r>
+              <w:t xml:space="preserve">Группа А</w:t>
+            </w:r>
+          </w:p>
+        </w:tc>
+        <w:tc>
+          <w:tcPr/>
+          <w:p>
+            <w:r>
+              <w:pict>
+                <v:rect style="width:0;height:1.5pt" o:hralign="center" o:hrstd="t" o:hr="t"/>
+              </w:pict>
+            </w:r>
+          </w:p>
+        </w:tc>
+        <w:tc>
+          <w:tcPr/>
+          <w:p>
+            <w:pPr>
+              <w:pStyle w:val="Compact"/>
+              <w:jc w:val="left"/>
+            </w:pPr>
+            <w:r>
+              <w:t xml:space="preserve">Группа Б</w:t>
+            </w:r>
+          </w:p>
+        </w:tc>
+        <w:tc>
+          <w:tcPr/>
+          <w:p>
+            <w:r>
+              <w:pict>
+                <v:rect style="width:0;height:1.5pt" o:hralign="center" o:hrstd="t" o:hr="t"/>
+              </w:pict>
+            </w:r>
+          </w:p>
+        </w:tc>
+      </w:tr>
+      <w:tr>
+        <w:tc>
+          <w:tcPr/>
+          <w:p>
+            <w:pPr>
+              <w:pStyle w:val="Compact"/>
+              <w:jc w:val="left"/>
+            </w:pPr>
+            <w:r>
+              <w:t xml:space="preserve">Гист</w:t>
+            </w:r>
+            <w:r>
+              <w:t xml:space="preserve"> </w:t>
+            </w:r>
+            <w:r>
+              <w:t xml:space="preserve">ологическое</w:t>
+            </w:r>
+            <w:r>
+              <w:t xml:space="preserve"> </w:t>
+            </w:r>
+            <w:r>
+              <w:t xml:space="preserve">и</w:t>
+            </w:r>
+            <w:r>
+              <w:t xml:space="preserve"> </w:t>
+            </w:r>
+            <w:r>
+              <w:t xml:space="preserve">сследование</w:t>
+            </w:r>
+          </w:p>
+        </w:tc>
+        <w:tc>
+          <w:tcPr/>
+          <w:p>
+            <w:pPr>
+              <w:pStyle w:val="Compact"/>
+            </w:pPr>
+          </w:p>
+        </w:tc>
+        <w:tc>
+          <w:tcPr/>
+          <w:p>
+            <w:pPr>
+              <w:pStyle w:val="Compact"/>
+            </w:pPr>
+          </w:p>
+        </w:tc>
+        <w:tc>
+          <w:tcPr/>
+          <w:p>
+            <w:pPr>
+              <w:pStyle w:val="Compact"/>
+            </w:pPr>
+          </w:p>
+        </w:tc>
+        <w:tc>
+          <w:tcPr/>
+          <w:p>
+            <w:pPr>
+              <w:pStyle w:val="Compact"/>
+            </w:pPr>
+          </w:p>
+        </w:tc>
+      </w:tr>
+      <w:tr>
+        <w:tc>
+          <w:tcPr/>
+          <w:p>
+            <w:pPr>
+              <w:pStyle w:val="Compact"/>
+              <w:jc w:val="left"/>
+            </w:pPr>
+            <w:r>
+              <w:t xml:space="preserve">инвазивный</w:t>
+            </w:r>
+            <w:r>
+              <w:t xml:space="preserve"> </w:t>
+            </w:r>
+            <w:r>
+              <w:t xml:space="preserve">дольковый</w:t>
+            </w:r>
+            <w:r>
+              <w:t xml:space="preserve"> </w:t>
+            </w:r>
+            <w:r>
+              <w:t xml:space="preserve">рак</w:t>
+            </w:r>
+          </w:p>
+        </w:tc>
+        <w:tc>
+          <w:tcPr/>
+          <w:p>
+            <w:pPr>
+              <w:pStyle w:val="Compact"/>
+              <w:jc w:val="left"/>
+            </w:pPr>
+            <w:r>
+              <w:t xml:space="preserve">13.333 % (</w:t>
+            </w:r>
+            <w:r>
+              <w:t xml:space="preserve"> </w:t>
+            </w:r>
+            <w:r>
+              <w:t xml:space="preserve">2 / 15</w:t>
+            </w:r>
+            <w:r>
+              <w:t xml:space="preserve"> </w:t>
+            </w:r>
+            <w:r>
+              <w:t xml:space="preserve">случаев)</w:t>
+            </w:r>
+          </w:p>
+        </w:tc>
+        <w:tc>
+          <w:tcPr/>
+          <w:p>
+            <w:pPr>
+              <w:pStyle w:val="Compact"/>
+              <w:jc w:val="left"/>
+            </w:pPr>
+            <w:r>
+              <w:t xml:space="preserve">[ 0.02 ;</w:t>
+            </w:r>
+            <w:r>
+              <w:t xml:space="preserve"> </w:t>
+            </w:r>
+            <w:r>
+              <w:t xml:space="preserve">0.42 ]</w:t>
+            </w:r>
+          </w:p>
+        </w:tc>
+        <w:tc>
+          <w:tcPr/>
+          <w:p>
+            <w:pPr>
+              <w:pStyle w:val="Compact"/>
+              <w:jc w:val="left"/>
+            </w:pPr>
+            <w:r>
+              <w:t xml:space="preserve">0 % ( 0 /</w:t>
+            </w:r>
+            <w:r>
+              <w:t xml:space="preserve"> </w:t>
+            </w:r>
+            <w:r>
+              <w:t xml:space="preserve">37 случаев)</w:t>
+            </w:r>
+          </w:p>
+        </w:tc>
+        <w:tc>
+          <w:tcPr/>
+          <w:p>
+            <w:pPr>
+              <w:pStyle w:val="Compact"/>
+              <w:jc w:val="left"/>
+            </w:pPr>
+            <w:r>
+              <w:t xml:space="preserve">[ 0 ; 0.12]</w:t>
+            </w:r>
+          </w:p>
+        </w:tc>
+      </w:tr>
+      <w:tr>
+        <w:tc>
+          <w:tcPr/>
+          <w:p>
+            <w:pPr>
+              <w:pStyle w:val="Compact"/>
+              <w:jc w:val="left"/>
+            </w:pPr>
+            <w:r>
+              <w:t xml:space="preserve">инвазивный</w:t>
+            </w:r>
+            <w:r>
+              <w:t xml:space="preserve"> </w:t>
+            </w:r>
+            <w:r>
+              <w:t xml:space="preserve">рак</w:t>
+            </w:r>
+            <w:r>
+              <w:t xml:space="preserve"> </w:t>
+            </w:r>
+            <w:r>
+              <w:t xml:space="preserve">нес</w:t>
+            </w:r>
+            <w:r>
+              <w:t xml:space="preserve"> </w:t>
+            </w:r>
+            <w:r>
+              <w:t xml:space="preserve">пециального</w:t>
+            </w:r>
+            <w:r>
+              <w:t xml:space="preserve"> </w:t>
+            </w:r>
+            <w:r>
+              <w:t xml:space="preserve">типа</w:t>
+            </w:r>
+          </w:p>
+        </w:tc>
+        <w:tc>
+          <w:tcPr/>
+          <w:p>
+            <w:pPr>
+              <w:pStyle w:val="Compact"/>
+              <w:jc w:val="left"/>
+            </w:pPr>
+            <w:r>
+              <w:t xml:space="preserve">60 % ( 9 /</w:t>
+            </w:r>
+            <w:r>
+              <w:t xml:space="preserve"> </w:t>
+            </w:r>
+            <w:r>
+              <w:t xml:space="preserve">15 случаев)</w:t>
+            </w:r>
+          </w:p>
+        </w:tc>
+        <w:tc>
+          <w:tcPr/>
+          <w:p>
+            <w:pPr>
+              <w:pStyle w:val="Compact"/>
+              <w:jc w:val="left"/>
+            </w:pPr>
+            <w:r>
+              <w:t xml:space="preserve">[ 0.33 ;</w:t>
+            </w:r>
+            <w:r>
+              <w:t xml:space="preserve"> </w:t>
+            </w:r>
+            <w:r>
+              <w:t xml:space="preserve">0.83 ]</w:t>
+            </w:r>
+          </w:p>
+        </w:tc>
+        <w:tc>
+          <w:tcPr/>
+          <w:p>
+            <w:pPr>
+              <w:pStyle w:val="Compact"/>
+              <w:jc w:val="left"/>
+            </w:pPr>
+            <w:r>
+              <w:t xml:space="preserve">67.568 % (</w:t>
+            </w:r>
+            <w:r>
+              <w:t xml:space="preserve"> </w:t>
+            </w:r>
+            <w:r>
+              <w:t xml:space="preserve">25 / 37</w:t>
+            </w:r>
+            <w:r>
+              <w:t xml:space="preserve"> </w:t>
+            </w:r>
+            <w:r>
+              <w:t xml:space="preserve">случаев)</w:t>
+            </w:r>
+          </w:p>
+        </w:tc>
+        <w:tc>
+          <w:tcPr/>
+          <w:p>
+            <w:pPr>
+              <w:pStyle w:val="Compact"/>
+              <w:jc w:val="left"/>
+            </w:pPr>
+            <w:r>
+              <w:t xml:space="preserve">[ 0.5 ;</w:t>
+            </w:r>
+            <w:r>
+              <w:t xml:space="preserve"> </w:t>
+            </w:r>
+            <w:r>
+              <w:t xml:space="preserve">0.81 ]</w:t>
+            </w:r>
+          </w:p>
+        </w:tc>
+      </w:tr>
+      <w:tr>
+        <w:tc>
+          <w:tcPr/>
+          <w:p>
+            <w:pPr>
+              <w:pStyle w:val="Compact"/>
+              <w:jc w:val="left"/>
+            </w:pPr>
+            <w:r>
+              <w:t xml:space="preserve">протоковый</w:t>
+            </w:r>
+            <w:r>
+              <w:t xml:space="preserve"> </w:t>
+            </w:r>
+            <w:r>
+              <w:t xml:space="preserve">рак in situ</w:t>
+            </w:r>
+          </w:p>
+        </w:tc>
+        <w:tc>
+          <w:tcPr/>
+          <w:p>
+            <w:pPr>
+              <w:pStyle w:val="Compact"/>
+              <w:jc w:val="left"/>
+            </w:pPr>
+            <w:r>
+              <w:t xml:space="preserve">26.667 % (</w:t>
+            </w:r>
+            <w:r>
+              <w:t xml:space="preserve"> </w:t>
+            </w:r>
+            <w:r>
+              <w:t xml:space="preserve">4 / 15</w:t>
+            </w:r>
+            <w:r>
+              <w:t xml:space="preserve"> </w:t>
+            </w:r>
+            <w:r>
+              <w:t xml:space="preserve">случаев)</w:t>
+            </w:r>
+          </w:p>
+        </w:tc>
+        <w:tc>
+          <w:tcPr/>
+          <w:p>
+            <w:pPr>
+              <w:pStyle w:val="Compact"/>
+              <w:jc w:val="left"/>
+            </w:pPr>
+            <w:r>
+              <w:t xml:space="preserve">[ 0.09 ;</w:t>
+            </w:r>
+            <w:r>
+              <w:t xml:space="preserve"> </w:t>
+            </w:r>
+            <w:r>
+              <w:t xml:space="preserve">0.55 ]</w:t>
+            </w:r>
+          </w:p>
+        </w:tc>
+        <w:tc>
+          <w:tcPr/>
+          <w:p>
+            <w:pPr>
+              <w:pStyle w:val="Compact"/>
+              <w:jc w:val="left"/>
+            </w:pPr>
+            <w:r>
+              <w:t xml:space="preserve">32.432 % (</w:t>
+            </w:r>
+            <w:r>
+              <w:t xml:space="preserve"> </w:t>
+            </w:r>
+            <w:r>
+              <w:t xml:space="preserve">12 / 37</w:t>
+            </w:r>
+            <w:r>
+              <w:t xml:space="preserve"> </w:t>
+            </w:r>
+            <w:r>
+              <w:t xml:space="preserve">случаев)</w:t>
+            </w:r>
+          </w:p>
+        </w:tc>
+        <w:tc>
+          <w:tcPr/>
+          <w:p>
+            <w:pPr>
+              <w:pStyle w:val="Compact"/>
+              <w:jc w:val="left"/>
+            </w:pPr>
+            <w:r>
+              <w:t xml:space="preserve">[ 0.19 ;</w:t>
+            </w:r>
+            <w:r>
+              <w:t xml:space="preserve"> </w:t>
+            </w:r>
+            <w:r>
+              <w:t xml:space="preserve">0.5 ]</w:t>
+            </w:r>
+          </w:p>
+        </w:tc>
+      </w:tr>
+      <w:tr>
+        <w:tc>
+          <w:tcPr/>
+          <w:p>
+            <w:pPr>
+              <w:pStyle w:val="Compact"/>
+              <w:jc w:val="left"/>
+            </w:pPr>
+            <w:r>
+              <w:t xml:space="preserve">Иммуногист</w:t>
+            </w:r>
+            <w:r>
+              <w:t xml:space="preserve"> </w:t>
+            </w:r>
+            <w:r>
+              <w:t xml:space="preserve">охимическое</w:t>
+            </w:r>
+            <w:r>
+              <w:t xml:space="preserve"> </w:t>
+            </w:r>
+            <w:r>
+              <w:t xml:space="preserve">и</w:t>
+            </w:r>
+            <w:r>
+              <w:t xml:space="preserve"> </w:t>
+            </w:r>
+            <w:r>
+              <w:t xml:space="preserve">сследование</w:t>
+            </w:r>
+          </w:p>
+        </w:tc>
+        <w:tc>
+          <w:tcPr/>
+          <w:p>
+            <w:pPr>
+              <w:pStyle w:val="Compact"/>
+            </w:pPr>
+          </w:p>
+        </w:tc>
+        <w:tc>
+          <w:tcPr/>
+          <w:p>
+            <w:pPr>
+              <w:pStyle w:val="Compact"/>
+            </w:pPr>
+          </w:p>
+        </w:tc>
+        <w:tc>
+          <w:tcPr/>
+          <w:p>
+            <w:pPr>
+              <w:pStyle w:val="Compact"/>
+            </w:pPr>
+          </w:p>
+        </w:tc>
+        <w:tc>
+          <w:tcPr/>
+          <w:p>
+            <w:pPr>
+              <w:pStyle w:val="Compact"/>
+            </w:pPr>
+          </w:p>
+        </w:tc>
+      </w:tr>
+      <w:tr>
+        <w:tc>
+          <w:tcPr/>
+          <w:p>
+            <w:pPr>
+              <w:pStyle w:val="Compact"/>
+              <w:jc w:val="left"/>
+            </w:pPr>
+            <w:r>
+              <w:t xml:space="preserve">Her-2_neu</w:t>
+            </w:r>
+          </w:p>
+        </w:tc>
+        <w:tc>
+          <w:tcPr/>
+          <w:p>
+            <w:pPr>
+              <w:pStyle w:val="Compact"/>
+              <w:jc w:val="left"/>
+            </w:pPr>
+            <w:r>
+              <w:t xml:space="preserve">0 % ( 0 /</w:t>
+            </w:r>
+            <w:r>
+              <w:t xml:space="preserve"> </w:t>
+            </w:r>
+            <w:r>
+              <w:t xml:space="preserve">15 случаев)</w:t>
+            </w:r>
+          </w:p>
+        </w:tc>
+        <w:tc>
+          <w:tcPr/>
+          <w:p>
+            <w:pPr>
+              <w:pStyle w:val="Compact"/>
+              <w:jc w:val="left"/>
+            </w:pPr>
+            <w:r>
+              <w:t xml:space="preserve">[ 0 ; 0.25]</w:t>
+            </w:r>
+          </w:p>
+        </w:tc>
+        <w:tc>
+          <w:tcPr/>
+          <w:p>
+            <w:pPr>
+              <w:pStyle w:val="Compact"/>
+              <w:jc w:val="left"/>
+            </w:pPr>
+            <w:r>
+              <w:t xml:space="preserve">16.216 % (</w:t>
+            </w:r>
+            <w:r>
+              <w:t xml:space="preserve"> </w:t>
+            </w:r>
+            <w:r>
+              <w:t xml:space="preserve">6 / 37</w:t>
+            </w:r>
+            <w:r>
+              <w:t xml:space="preserve"> </w:t>
+            </w:r>
+            <w:r>
+              <w:t xml:space="preserve">случаев)</w:t>
+            </w:r>
+          </w:p>
+        </w:tc>
+        <w:tc>
+          <w:tcPr/>
+          <w:p>
+            <w:pPr>
+              <w:pStyle w:val="Compact"/>
+              <w:jc w:val="left"/>
+            </w:pPr>
+            <w:r>
+              <w:t xml:space="preserve">[ 0.07 ;</w:t>
+            </w:r>
+            <w:r>
+              <w:t xml:space="preserve"> </w:t>
+            </w:r>
+            <w:r>
+              <w:t xml:space="preserve">0.33 ]</w:t>
+            </w:r>
+          </w:p>
+        </w:tc>
+      </w:tr>
+      <w:tr>
+        <w:tc>
+          <w:tcPr/>
+          <w:p>
+            <w:pPr>
+              <w:pStyle w:val="Compact"/>
+              <w:jc w:val="left"/>
+            </w:pPr>
+            <w:r>
+              <w:t xml:space="preserve">негатив</w:t>
+            </w:r>
+          </w:p>
+        </w:tc>
+        <w:tc>
+          <w:tcPr/>
+          <w:p>
+            <w:pPr>
+              <w:pStyle w:val="Compact"/>
+              <w:jc w:val="left"/>
+            </w:pPr>
+            <w:r>
+              <w:t xml:space="preserve">60 % ( 9 /</w:t>
+            </w:r>
+            <w:r>
+              <w:t xml:space="preserve"> </w:t>
+            </w:r>
+            <w:r>
+              <w:t xml:space="preserve">15 случаев)</w:t>
+            </w:r>
+          </w:p>
+        </w:tc>
+        <w:tc>
+          <w:tcPr/>
+          <w:p>
+            <w:pPr>
+              <w:pStyle w:val="Compact"/>
+              <w:jc w:val="left"/>
+            </w:pPr>
+            <w:r>
+              <w:t xml:space="preserve">[ 0.33 ;</w:t>
+            </w:r>
+            <w:r>
+              <w:t xml:space="preserve"> </w:t>
+            </w:r>
+            <w:r>
+              <w:t xml:space="preserve">0.83 ]</w:t>
+            </w:r>
+          </w:p>
+        </w:tc>
+        <w:tc>
+          <w:tcPr/>
+          <w:p>
+            <w:pPr>
+              <w:pStyle w:val="Compact"/>
+              <w:jc w:val="left"/>
+            </w:pPr>
+            <w:r>
+              <w:t xml:space="preserve">10.811 % (</w:t>
+            </w:r>
+            <w:r>
+              <w:t xml:space="preserve"> </w:t>
+            </w:r>
+            <w:r>
+              <w:t xml:space="preserve">4 / 37</w:t>
+            </w:r>
+            <w:r>
+              <w:t xml:space="preserve"> </w:t>
+            </w:r>
+            <w:r>
+              <w:t xml:space="preserve">случаев)</w:t>
+            </w:r>
+          </w:p>
+        </w:tc>
+        <w:tc>
+          <w:tcPr/>
+          <w:p>
+            <w:pPr>
+              <w:pStyle w:val="Compact"/>
+              <w:jc w:val="left"/>
+            </w:pPr>
+            <w:r>
+              <w:t xml:space="preserve">[ 0.04 ;</w:t>
+            </w:r>
+            <w:r>
+              <w:t xml:space="preserve"> </w:t>
+            </w:r>
+            <w:r>
+              <w:t xml:space="preserve">0.26 ]</w:t>
+            </w:r>
+          </w:p>
+        </w:tc>
+      </w:tr>
+      <w:tr>
+        <w:tc>
+          <w:tcPr/>
+          <w:p>
+            <w:pPr>
+              <w:pStyle w:val="Compact"/>
+              <w:jc w:val="left"/>
+            </w:pPr>
+            <w:r>
+              <w:t xml:space="preserve">РЭ</w:t>
+            </w:r>
+          </w:p>
+        </w:tc>
+        <w:tc>
+          <w:tcPr/>
+          <w:p>
+            <w:pPr>
+              <w:pStyle w:val="Compact"/>
+              <w:jc w:val="left"/>
+            </w:pPr>
+            <w:r>
+              <w:t xml:space="preserve">0 % ( 0 /</w:t>
+            </w:r>
+            <w:r>
+              <w:t xml:space="preserve"> </w:t>
+            </w:r>
+            <w:r>
+              <w:t xml:space="preserve">15 случаев)</w:t>
+            </w:r>
+          </w:p>
+        </w:tc>
+        <w:tc>
+          <w:tcPr/>
+          <w:p>
+            <w:pPr>
+              <w:pStyle w:val="Compact"/>
+              <w:jc w:val="left"/>
+            </w:pPr>
+            <w:r>
+              <w:t xml:space="preserve">[ 0 ; 0.25]</w:t>
+            </w:r>
+          </w:p>
+        </w:tc>
+        <w:tc>
+          <w:tcPr/>
+          <w:p>
+            <w:pPr>
+              <w:pStyle w:val="Compact"/>
+              <w:jc w:val="left"/>
+            </w:pPr>
+            <w:r>
+              <w:t xml:space="preserve">10.811 % (</w:t>
+            </w:r>
+            <w:r>
+              <w:t xml:space="preserve"> </w:t>
+            </w:r>
+            <w:r>
+              <w:t xml:space="preserve">4 / 37</w:t>
+            </w:r>
+            <w:r>
+              <w:t xml:space="preserve"> </w:t>
+            </w:r>
+            <w:r>
+              <w:t xml:space="preserve">случаев)</w:t>
+            </w:r>
+          </w:p>
+        </w:tc>
+        <w:tc>
+          <w:tcPr/>
+          <w:p>
+            <w:pPr>
+              <w:pStyle w:val="Compact"/>
+              <w:jc w:val="left"/>
+            </w:pPr>
+            <w:r>
+              <w:t xml:space="preserve">[ 0.04 ;</w:t>
+            </w:r>
+            <w:r>
+              <w:t xml:space="preserve"> </w:t>
+            </w:r>
+            <w:r>
+              <w:t xml:space="preserve">0.26 ]</w:t>
+            </w:r>
+          </w:p>
+        </w:tc>
+      </w:tr>
+      <w:tr>
+        <w:tc>
+          <w:tcPr/>
+          <w:p>
+            <w:pPr>
+              <w:pStyle w:val="Compact"/>
+              <w:jc w:val="left"/>
+            </w:pPr>
+            <w:r>
+              <w:t xml:space="preserve">РЭ+РП</w:t>
+            </w:r>
+          </w:p>
+        </w:tc>
+        <w:tc>
+          <w:tcPr/>
+          <w:p>
+            <w:pPr>
+              <w:pStyle w:val="Compact"/>
+              <w:jc w:val="left"/>
+            </w:pPr>
+            <w:r>
+              <w:t xml:space="preserve">40 % ( 6 /</w:t>
+            </w:r>
+            <w:r>
+              <w:t xml:space="preserve"> </w:t>
+            </w:r>
+            <w:r>
+              <w:t xml:space="preserve">15 случаев)</w:t>
+            </w:r>
+          </w:p>
+        </w:tc>
+        <w:tc>
+          <w:tcPr/>
+          <w:p>
+            <w:pPr>
+              <w:pStyle w:val="Compact"/>
+              <w:jc w:val="left"/>
+            </w:pPr>
+            <w:r>
+              <w:t xml:space="preserve">[ 0.17 ;</w:t>
+            </w:r>
+            <w:r>
+              <w:t xml:space="preserve"> </w:t>
+            </w:r>
+            <w:r>
+              <w:t xml:space="preserve">0.67 ]</w:t>
+            </w:r>
+          </w:p>
+        </w:tc>
+        <w:tc>
+          <w:tcPr/>
+          <w:p>
+            <w:pPr>
+              <w:pStyle w:val="Compact"/>
+              <w:jc w:val="left"/>
+            </w:pPr>
+            <w:r>
+              <w:t xml:space="preserve">48.649 % (</w:t>
+            </w:r>
+            <w:r>
+              <w:t xml:space="preserve"> </w:t>
+            </w:r>
+            <w:r>
+              <w:t xml:space="preserve">18 / 37</w:t>
+            </w:r>
+            <w:r>
+              <w:t xml:space="preserve"> </w:t>
+            </w:r>
+            <w:r>
+              <w:t xml:space="preserve">случаев)</w:t>
+            </w:r>
+          </w:p>
+        </w:tc>
+        <w:tc>
+          <w:tcPr/>
+          <w:p>
+            <w:pPr>
+              <w:pStyle w:val="Compact"/>
+              <w:jc w:val="left"/>
+            </w:pPr>
+            <w:r>
+              <w:t xml:space="preserve">[ 0.32 ;</w:t>
+            </w:r>
+            <w:r>
+              <w:t xml:space="preserve"> </w:t>
+            </w:r>
+            <w:r>
+              <w:t xml:space="preserve">0.65 ]</w:t>
+            </w:r>
+          </w:p>
+        </w:tc>
+      </w:tr>
+      <w:tr>
+        <w:tc>
+          <w:tcPr/>
+          <w:p>
+            <w:pPr>
+              <w:pStyle w:val="Compact"/>
+              <w:jc w:val="left"/>
+            </w:pPr>
+            <w:r>
+              <w:t xml:space="preserve">РЭ+Р</w:t>
+            </w:r>
+            <w:r>
+              <w:t xml:space="preserve"> </w:t>
+            </w:r>
+            <w:r>
+              <w:t xml:space="preserve">П+Her-2_neu</w:t>
+            </w:r>
+          </w:p>
+        </w:tc>
+        <w:tc>
+          <w:tcPr/>
+          <w:p>
+            <w:pPr>
+              <w:pStyle w:val="Compact"/>
+              <w:jc w:val="left"/>
+            </w:pPr>
+            <w:r>
+              <w:t xml:space="preserve">0 % ( 0 /</w:t>
+            </w:r>
+            <w:r>
+              <w:t xml:space="preserve"> </w:t>
+            </w:r>
+            <w:r>
+              <w:t xml:space="preserve">15 случаев)</w:t>
+            </w:r>
+          </w:p>
+        </w:tc>
+        <w:tc>
+          <w:tcPr/>
+          <w:p>
+            <w:pPr>
+              <w:pStyle w:val="Compact"/>
+              <w:jc w:val="left"/>
+            </w:pPr>
+            <w:r>
+              <w:t xml:space="preserve">[ 0 ; 0.25]</w:t>
+            </w:r>
+          </w:p>
+        </w:tc>
+        <w:tc>
+          <w:tcPr/>
+          <w:p>
+            <w:pPr>
+              <w:pStyle w:val="Compact"/>
+              <w:jc w:val="left"/>
+            </w:pPr>
+            <w:r>
+              <w:t xml:space="preserve">5.405 % ( 2</w:t>
+            </w:r>
+            <w:r>
+              <w:t xml:space="preserve"> </w:t>
+            </w:r>
+            <w:r>
+              <w:t xml:space="preserve">/ 37</w:t>
+            </w:r>
+            <w:r>
+              <w:t xml:space="preserve"> </w:t>
+            </w:r>
+            <w:r>
+              <w:t xml:space="preserve">случаев)</w:t>
+            </w:r>
+          </w:p>
+        </w:tc>
+        <w:tc>
+          <w:tcPr/>
+          <w:p>
+            <w:pPr>
+              <w:pStyle w:val="Compact"/>
+              <w:jc w:val="left"/>
+            </w:pPr>
+            <w:r>
+              <w:t xml:space="preserve">[ 0.01 ;</w:t>
+            </w:r>
+            <w:r>
+              <w:t xml:space="preserve"> </w:t>
+            </w:r>
+            <w:r>
+              <w:t xml:space="preserve">0.2 ]</w:t>
+            </w:r>
+          </w:p>
+        </w:tc>
+      </w:tr>
+      <w:tr>
+        <w:tc>
+          <w:tcPr/>
+          <w:p>
+            <w:pPr>
+              <w:pStyle w:val="Compact"/>
+              <w:jc w:val="left"/>
+            </w:pPr>
+            <w:r>
+              <w:t xml:space="preserve">РЭ+Р</w:t>
+            </w:r>
+            <w:r>
+              <w:t xml:space="preserve"> </w:t>
+            </w:r>
+            <w:r>
+              <w:t xml:space="preserve">П+Her-2_neu</w:t>
+            </w:r>
+            <w:r>
+              <w:t xml:space="preserve"> </w:t>
+            </w:r>
+            <w:r>
+              <w:t xml:space="preserve">негатив</w:t>
+            </w:r>
+          </w:p>
+        </w:tc>
+        <w:tc>
+          <w:tcPr/>
+          <w:p>
+            <w:pPr>
+              <w:pStyle w:val="Compact"/>
+              <w:jc w:val="left"/>
+            </w:pPr>
+            <w:r>
+              <w:t xml:space="preserve">0 % ( 0 /</w:t>
+            </w:r>
+            <w:r>
+              <w:t xml:space="preserve"> </w:t>
+            </w:r>
+            <w:r>
+              <w:t xml:space="preserve">15 случаев)</w:t>
+            </w:r>
+          </w:p>
+        </w:tc>
+        <w:tc>
+          <w:tcPr/>
+          <w:p>
+            <w:pPr>
+              <w:pStyle w:val="Compact"/>
+              <w:jc w:val="left"/>
+            </w:pPr>
+            <w:r>
+              <w:t xml:space="preserve">[ 0 ; 0.25]</w:t>
+            </w:r>
+          </w:p>
+        </w:tc>
+        <w:tc>
+          <w:tcPr/>
+          <w:p>
+            <w:pPr>
+              <w:pStyle w:val="Compact"/>
+              <w:jc w:val="left"/>
+            </w:pPr>
+            <w:r>
+              <w:t xml:space="preserve">8.108 % ( 3</w:t>
+            </w:r>
+            <w:r>
+              <w:t xml:space="preserve"> </w:t>
+            </w:r>
+            <w:r>
+              <w:t xml:space="preserve">/ 37</w:t>
+            </w:r>
+            <w:r>
+              <w:t xml:space="preserve"> </w:t>
+            </w:r>
+            <w:r>
+              <w:t xml:space="preserve">случаев)</w:t>
+            </w:r>
+          </w:p>
+        </w:tc>
+        <w:tc>
+          <w:tcPr/>
+          <w:p>
+            <w:pPr>
+              <w:pStyle w:val="Compact"/>
+              <w:jc w:val="left"/>
+            </w:pPr>
+            <w:r>
+              <w:t xml:space="preserve">[ 0.02 ;</w:t>
+            </w:r>
+            <w:r>
+              <w:t xml:space="preserve"> </w:t>
+            </w:r>
+            <w:r>
+              <w:t xml:space="preserve">0.23 ]</w:t>
+            </w:r>
+          </w:p>
+        </w:tc>
+      </w:tr>
+      <w:tr>
+        <w:tc>
+          <w:tcPr/>
+          <w:p>
+            <w:pPr>
+              <w:pStyle w:val="Compact"/>
+              <w:jc w:val="left"/>
+            </w:pPr>
+            <w:r>
+              <w:t xml:space="preserve">Иммуногист</w:t>
+            </w:r>
+            <w:r>
+              <w:t xml:space="preserve"> </w:t>
+            </w:r>
+            <w:r>
+              <w:t xml:space="preserve">охимическое</w:t>
+            </w:r>
+            <w:r>
+              <w:t xml:space="preserve"> </w:t>
+            </w:r>
+            <w:r>
+              <w:t xml:space="preserve">и</w:t>
+            </w:r>
+            <w:r>
+              <w:t xml:space="preserve"> </w:t>
+            </w:r>
+            <w:r>
+              <w:t xml:space="preserve">сследование</w:t>
+            </w:r>
+          </w:p>
+        </w:tc>
+        <w:tc>
+          <w:tcPr/>
+          <w:p>
+            <w:pPr>
+              <w:pStyle w:val="Compact"/>
+            </w:pPr>
+          </w:p>
+        </w:tc>
+        <w:tc>
+          <w:tcPr/>
+          <w:p>
+            <w:pPr>
+              <w:pStyle w:val="Compact"/>
+            </w:pPr>
+          </w:p>
+        </w:tc>
+        <w:tc>
+          <w:tcPr/>
+          <w:p>
+            <w:pPr>
+              <w:pStyle w:val="Compact"/>
+            </w:pPr>
+          </w:p>
+        </w:tc>
+        <w:tc>
+          <w:tcPr/>
+          <w:p>
+            <w:pPr>
+              <w:pStyle w:val="Compact"/>
+            </w:pPr>
+          </w:p>
+        </w:tc>
+      </w:tr>
+      <w:tr>
+        <w:tc>
+          <w:tcPr/>
+          <w:p>
+            <w:pPr>
+              <w:pStyle w:val="Compact"/>
+              <w:jc w:val="left"/>
+            </w:pPr>
+            <w:r>
+              <w:t xml:space="preserve">II</w:t>
+            </w:r>
+            <w:r>
+              <w:t xml:space="preserve"> </w:t>
+            </w:r>
+            <w:r>
+              <w:t xml:space="preserve">(умеренная</w:t>
+            </w:r>
+            <w:r>
+              <w:t xml:space="preserve"> </w:t>
+            </w:r>
+            <w:r>
+              <w:t xml:space="preserve">6-7 балов)</w:t>
+            </w:r>
+          </w:p>
+        </w:tc>
+        <w:tc>
+          <w:tcPr/>
+          <w:p>
+            <w:pPr>
+              <w:pStyle w:val="Compact"/>
+              <w:jc w:val="left"/>
+            </w:pPr>
+            <w:r>
+              <w:t xml:space="preserve">40 % ( 6 /</w:t>
+            </w:r>
+            <w:r>
+              <w:t xml:space="preserve"> </w:t>
+            </w:r>
+            <w:r>
+              <w:t xml:space="preserve">15 случаев)</w:t>
+            </w:r>
+          </w:p>
+        </w:tc>
+        <w:tc>
+          <w:tcPr/>
+          <w:p>
+            <w:pPr>
+              <w:pStyle w:val="Compact"/>
+              <w:jc w:val="left"/>
+            </w:pPr>
+            <w:r>
+              <w:t xml:space="preserve">[ 0.17 ;</w:t>
+            </w:r>
+            <w:r>
+              <w:t xml:space="preserve"> </w:t>
+            </w:r>
+            <w:r>
+              <w:t xml:space="preserve">0.67 ]</w:t>
+            </w:r>
+          </w:p>
+        </w:tc>
+        <w:tc>
+          <w:tcPr/>
+          <w:p>
+            <w:pPr>
+              <w:pStyle w:val="Compact"/>
+              <w:jc w:val="left"/>
+            </w:pPr>
+            <w:r>
+              <w:t xml:space="preserve">51.351 % (</w:t>
+            </w:r>
+            <w:r>
+              <w:t xml:space="preserve"> </w:t>
+            </w:r>
+            <w:r>
+              <w:t xml:space="preserve">19 / 37</w:t>
+            </w:r>
+            <w:r>
+              <w:t xml:space="preserve"> </w:t>
+            </w:r>
+            <w:r>
+              <w:t xml:space="preserve">случаев)</w:t>
+            </w:r>
+          </w:p>
+        </w:tc>
+        <w:tc>
+          <w:tcPr/>
+          <w:p>
+            <w:pPr>
+              <w:pStyle w:val="Compact"/>
+              <w:jc w:val="left"/>
+            </w:pPr>
+            <w:r>
+              <w:t xml:space="preserve">[ 0.35 ;</w:t>
+            </w:r>
+            <w:r>
+              <w:t xml:space="preserve"> </w:t>
+            </w:r>
+            <w:r>
+              <w:t xml:space="preserve">0.68 ]</w:t>
+            </w:r>
+          </w:p>
+        </w:tc>
+      </w:tr>
+      <w:tr>
+        <w:tc>
+          <w:tcPr/>
+          <w:p>
+            <w:pPr>
+              <w:pStyle w:val="Compact"/>
+              <w:jc w:val="left"/>
+            </w:pPr>
+            <w:r>
+              <w:t xml:space="preserve">III(высокая</w:t>
+            </w:r>
+            <w:r>
+              <w:t xml:space="preserve"> </w:t>
+            </w:r>
+            <w:r>
+              <w:t xml:space="preserve">8-9 бал)</w:t>
+            </w:r>
+          </w:p>
+        </w:tc>
+        <w:tc>
+          <w:tcPr/>
+          <w:p>
+            <w:pPr>
+              <w:pStyle w:val="Compact"/>
+              <w:jc w:val="left"/>
+            </w:pPr>
+            <w:r>
+              <w:t xml:space="preserve">60 % ( 9 /</w:t>
+            </w:r>
+            <w:r>
+              <w:t xml:space="preserve"> </w:t>
+            </w:r>
+            <w:r>
+              <w:t xml:space="preserve">15 случаев)</w:t>
+            </w:r>
+          </w:p>
+        </w:tc>
+        <w:tc>
+          <w:tcPr/>
+          <w:p>
+            <w:pPr>
+              <w:pStyle w:val="Compact"/>
+              <w:jc w:val="left"/>
+            </w:pPr>
+            <w:r>
+              <w:t xml:space="preserve">[ 0.33 ;</w:t>
+            </w:r>
+            <w:r>
+              <w:t xml:space="preserve"> </w:t>
+            </w:r>
+            <w:r>
+              <w:t xml:space="preserve">0.83 ]</w:t>
+            </w:r>
+          </w:p>
+        </w:tc>
+        <w:tc>
+          <w:tcPr/>
+          <w:p>
+            <w:pPr>
+              <w:pStyle w:val="Compact"/>
+              <w:jc w:val="left"/>
+            </w:pPr>
+            <w:r>
+              <w:t xml:space="preserve">48.649 % (</w:t>
+            </w:r>
+            <w:r>
+              <w:t xml:space="preserve"> </w:t>
+            </w:r>
+            <w:r>
+              <w:t xml:space="preserve">18 / 37</w:t>
+            </w:r>
+            <w:r>
+              <w:t xml:space="preserve"> </w:t>
+            </w:r>
+            <w:r>
+              <w:t xml:space="preserve">случаев)</w:t>
+            </w:r>
+          </w:p>
+        </w:tc>
+        <w:tc>
+          <w:tcPr/>
+          <w:p>
+            <w:pPr>
+              <w:pStyle w:val="Compact"/>
+              <w:jc w:val="left"/>
+            </w:pPr>
+            <w:r>
+              <w:t xml:space="preserve">[ 0.32 ;</w:t>
+            </w:r>
+            <w:r>
+              <w:t xml:space="preserve"> </w:t>
+            </w:r>
+            <w:r>
+              <w:t xml:space="preserve">0.65 ]</w:t>
+            </w:r>
+          </w:p>
+        </w:tc>
+      </w:tr>
+    </w:tbl>
     <w:p>
       <w:pPr>
         <w:pStyle w:val="BodyText"/>
@@ -3451,1017 +6639,16 @@
         <w:pStyle w:val="BodyText"/>
       </w:pPr>
       <w:r>
-        <w:t xml:space="preserve">Рисунок №2. Распределение поставленных категорий BiRads после выполнения</w:t>
-      </w:r>
-      <w:r>
-        <w:t xml:space="preserve"> </w:t>
-      </w:r>
-      <w:r>
-        <w:t xml:space="preserve">УЗИ</w:t>
-      </w:r>
-    </w:p>
-    <w:p>
-      <w:pPr>
-        <w:pStyle w:val="BodyText"/>
-      </w:pPr>
-      <w:r>
-        <w:t xml:space="preserve">По результатам выполнения гистологическкого исследования был поставлен</w:t>
-      </w:r>
-      <w:r>
-        <w:t xml:space="preserve"> </w:t>
-      </w:r>
-      <w:r>
-        <w:t xml:space="preserve">дигноз злокачественного образования в группе A в 1.91% (15), а в группе</w:t>
-      </w:r>
-      <w:r>
-        <w:t xml:space="preserve"> </w:t>
-      </w:r>
-      <w:r>
-        <w:t xml:space="preserve">B в 6.49% (47).</w:t>
-      </w:r>
-    </w:p>
-    <w:p>
-      <w:pPr>
-        <w:pStyle w:val="BodyText"/>
-      </w:pPr>
-      <w:r>
-        <w:rPr>
-          <w:iCs/>
-          <w:i/>
-        </w:rPr>
-        <w:t xml:space="preserve">Определение чувствительности, спецефичности и точности методов</w:t>
-      </w:r>
-    </w:p>
-    <w:p>
-      <w:pPr>
-        <w:pStyle w:val="BodyText"/>
-      </w:pPr>
-      <w:r>
-        <w:t xml:space="preserve">При оценке УЗИ в группе А количество истинно верно определенных</w:t>
-      </w:r>
-      <w:r>
-        <w:t xml:space="preserve"> </w:t>
-      </w:r>
-      <w:r>
-        <w:t xml:space="preserve">образований как доброкачественные было 769 , количество верно</w:t>
-      </w:r>
-      <w:r>
-        <w:t xml:space="preserve"> </w:t>
-      </w:r>
-      <w:r>
-        <w:t xml:space="preserve">определённых образований как злокачественные было 12 , количество</w:t>
-      </w:r>
-      <w:r>
-        <w:t xml:space="preserve"> </w:t>
-      </w:r>
-      <w:r>
-        <w:t xml:space="preserve">неверно определенных образований как злокачественные было 3 и количество</w:t>
-      </w:r>
-      <w:r>
-        <w:t xml:space="preserve"> </w:t>
-      </w:r>
-      <w:r>
-        <w:t xml:space="preserve">неопределенных злокачественных образований как доброкачественные было 3</w:t>
-      </w:r>
-      <w:r>
-        <w:t xml:space="preserve"> </w:t>
-      </w:r>
-      <w:r>
-        <w:t xml:space="preserve">. Точность метода составила 0.99 [95% ДИ: 0.98 , 1 ]. P-Value модели</w:t>
-      </w:r>
-      <w:r>
-        <w:t xml:space="preserve"> </w:t>
-      </w:r>
-      <w:r>
-        <w:t xml:space="preserve">составил 0.01 что означает, что модель отличается от точности нулевой</w:t>
-      </w:r>
-      <w:r>
-        <w:t xml:space="preserve"> </w:t>
-      </w:r>
-      <w:r>
-        <w:t xml:space="preserve">гипотезы. Коэфициент Kappa составил 0.8 показывает, что метод указывает</w:t>
-      </w:r>
-      <w:r>
-        <w:t xml:space="preserve"> </w:t>
-      </w:r>
-      <w:r>
-        <w:t xml:space="preserve">на высокое согласие между предсказаниями и истинными значениями</w:t>
-      </w:r>
-      <w:r>
-        <w:t xml:space="preserve"> </w:t>
-      </w:r>
-      <w:r>
-        <w:t xml:space="preserve">(количество истинно положительных и отрицательных результатов). Тест</w:t>
-      </w:r>
-      <w:r>
-        <w:t xml:space="preserve"> </w:t>
-      </w:r>
-      <w:r>
-        <w:t xml:space="preserve">Макнемара составил 1 показывает, что метод не имеет существенно отличную</w:t>
-      </w:r>
-      <w:r>
-        <w:t xml:space="preserve"> </w:t>
-      </w:r>
-      <w:r>
-        <w:t xml:space="preserve">от контрольного метода частоту ошибок (количество ложноположительных и</w:t>
-      </w:r>
-      <w:r>
-        <w:t xml:space="preserve"> </w:t>
-      </w:r>
-      <w:r>
-        <w:t xml:space="preserve">ложноотрицательных результатов). Чувствительность метода составила 0.8.</w:t>
-      </w:r>
-      <w:r>
-        <w:t xml:space="preserve"> </w:t>
-      </w:r>
-      <w:r>
-        <w:t xml:space="preserve">Специфичность метода составила 1. Отбалансированная точность метода</w:t>
-      </w:r>
-      <w:r>
-        <w:t xml:space="preserve"> </w:t>
-      </w:r>
-      <w:r>
-        <w:t xml:space="preserve">составила 0.9</w:t>
-      </w:r>
-    </w:p>
-    <w:p>
-      <w:pPr>
-        <w:pStyle w:val="BodyText"/>
-      </w:pPr>
-      <w:r>
-        <w:t xml:space="preserve">При оценке УЗИ в группе B количество истинно верно определенных</w:t>
-      </w:r>
-      <w:r>
-        <w:t xml:space="preserve"> </w:t>
-      </w:r>
-      <w:r>
-        <w:t xml:space="preserve">образований как доброкачественные было 673 , количество верно</w:t>
-      </w:r>
-      <w:r>
-        <w:t xml:space="preserve"> </w:t>
-      </w:r>
-      <w:r>
-        <w:t xml:space="preserve">определённых образований как злокачественные было 33 , количество</w:t>
-      </w:r>
-      <w:r>
-        <w:t xml:space="preserve"> </w:t>
-      </w:r>
-      <w:r>
-        <w:t xml:space="preserve">неверно определенных образований как злокачественные было 14 и</w:t>
-      </w:r>
-      <w:r>
-        <w:t xml:space="preserve"> </w:t>
-      </w:r>
-      <w:r>
-        <w:t xml:space="preserve">количество неопределенных злокачественных образований как</w:t>
-      </w:r>
-      <w:r>
-        <w:t xml:space="preserve"> </w:t>
-      </w:r>
-      <w:r>
-        <w:t xml:space="preserve">доброкачественные было 4. Точность метода составила 0.98 [95% ДИ: 0.96 ,</w:t>
-      </w:r>
-      <w:r>
-        <w:t xml:space="preserve"> </w:t>
-      </w:r>
-      <w:r>
-        <w:t xml:space="preserve">0.99]. P-Value модели составил &lt; 0,01 что означает, что модель</w:t>
-      </w:r>
-      <w:r>
-        <w:t xml:space="preserve"> </w:t>
-      </w:r>
-      <w:r>
-        <w:t xml:space="preserve">отличается от точности нулевой гипотезы. Коэфициент Kappa составил 0.77</w:t>
-      </w:r>
-      <w:r>
-        <w:t xml:space="preserve"> </w:t>
-      </w:r>
-      <w:r>
-        <w:t xml:space="preserve">показывает (если стремится к 1), что метод указывает на высокое согласие</w:t>
-      </w:r>
-      <w:r>
-        <w:t xml:space="preserve"> </w:t>
-      </w:r>
-      <w:r>
-        <w:t xml:space="preserve">между предсказаниями и истинными значениями (количество истинно</w:t>
-      </w:r>
-      <w:r>
-        <w:t xml:space="preserve"> </w:t>
-      </w:r>
-      <w:r>
-        <w:t xml:space="preserve">положительных и отрицательных результатов). Тест Макнемара составил 0.03</w:t>
-      </w:r>
-      <w:r>
-        <w:t xml:space="preserve"> </w:t>
-      </w:r>
-      <w:r>
-        <w:t xml:space="preserve">показывает, что метод имеет существенно отличную от контрольного метода</w:t>
-      </w:r>
-      <w:r>
-        <w:t xml:space="preserve"> </w:t>
-      </w:r>
-      <w:r>
-        <w:t xml:space="preserve">частоту ошибок, тоесть метод УЗИ был больше в сторону количества</w:t>
-      </w:r>
-      <w:r>
-        <w:t xml:space="preserve"> </w:t>
-      </w:r>
-      <w:r>
-        <w:t xml:space="preserve">ложноположительных результатов. Чувствительность метода составила 0.89.</w:t>
-      </w:r>
-      <w:r>
-        <w:t xml:space="preserve"> </w:t>
-      </w:r>
-      <w:r>
-        <w:t xml:space="preserve">Специфичность метода составила 0.98. Отбалансированная точность метода</w:t>
-      </w:r>
-      <w:r>
-        <w:t xml:space="preserve"> </w:t>
-      </w:r>
-      <w:r>
-        <w:t xml:space="preserve">составила 0.94</w:t>
-      </w:r>
-    </w:p>
-    <w:p>
-      <w:pPr>
-        <w:pStyle w:val="BodyText"/>
-      </w:pPr>
-      <w:r>
-        <w:t xml:space="preserve">При оценке ABUS в группе B количество истинно верно определенных</w:t>
-      </w:r>
-      <w:r>
-        <w:t xml:space="preserve"> </w:t>
-      </w:r>
-      <w:r>
-        <w:t xml:space="preserve">образований как доброкачественные было 678 , количество верно</w:t>
-      </w:r>
-      <w:r>
-        <w:t xml:space="preserve"> </w:t>
-      </w:r>
-      <w:r>
-        <w:t xml:space="preserve">определённых образований как злокачественные было 35 , количество</w:t>
-      </w:r>
-      <w:r>
-        <w:t xml:space="preserve"> </w:t>
-      </w:r>
-      <w:r>
-        <w:t xml:space="preserve">неверно определенных образований как злокачественные было 9 и количество</w:t>
-      </w:r>
-      <w:r>
-        <w:t xml:space="preserve"> </w:t>
-      </w:r>
-      <w:r>
-        <w:t xml:space="preserve">неопределенных злокачественных образований как доброкачественные было 2</w:t>
-      </w:r>
-      <w:r>
-        <w:t xml:space="preserve"> </w:t>
-      </w:r>
-      <w:r>
-        <w:t xml:space="preserve">. Точность метода составила 0.98 [95% ДИ: 0.97 , 0.99 ]. P-Value модели</w:t>
-      </w:r>
-      <w:r>
-        <w:t xml:space="preserve"> </w:t>
-      </w:r>
-      <w:r>
-        <w:t xml:space="preserve">составил &lt; 0,01 что означает, что модель отличается от точности нулевой</w:t>
-      </w:r>
-      <w:r>
-        <w:t xml:space="preserve"> </w:t>
-      </w:r>
-      <w:r>
-        <w:t xml:space="preserve">гипотезы. Коэфициент Kappa составил 0.86 показывает, что метод указывает</w:t>
-      </w:r>
-      <w:r>
-        <w:t xml:space="preserve"> </w:t>
-      </w:r>
-      <w:r>
-        <w:t xml:space="preserve">на высокое согласие между предсказаниями и истинными значениями</w:t>
-      </w:r>
-      <w:r>
-        <w:t xml:space="preserve"> </w:t>
-      </w:r>
-      <w:r>
-        <w:t xml:space="preserve">(количество истинно положительных и отрицательных результатов). Тест</w:t>
-      </w:r>
-      <w:r>
-        <w:t xml:space="preserve"> </w:t>
-      </w:r>
-      <w:r>
-        <w:t xml:space="preserve">Макнемара составил 0.07 показывает, что метод не имеет существенно</w:t>
-      </w:r>
-      <w:r>
-        <w:t xml:space="preserve"> </w:t>
-      </w:r>
-      <w:r>
-        <w:t xml:space="preserve">отличную от контрольного метода частоту ошибок (количество</w:t>
-      </w:r>
-      <w:r>
-        <w:t xml:space="preserve"> </w:t>
-      </w:r>
-      <w:r>
-        <w:t xml:space="preserve">ложноположительных и ложноотрицательных результатов). Чувствительность</w:t>
-      </w:r>
-      <w:r>
-        <w:t xml:space="preserve"> </w:t>
-      </w:r>
-      <w:r>
-        <w:t xml:space="preserve">метода составила 0.95 . Специфичность метода составила 0.99.</w:t>
-      </w:r>
-      <w:r>
-        <w:t xml:space="preserve"> </w:t>
-      </w:r>
-      <w:r>
-        <w:t xml:space="preserve">Отбалансированная точность метода составила 0.97.</w:t>
-      </w:r>
-    </w:p>
-    <w:p>
-      <w:pPr>
-        <w:pStyle w:val="BodyText"/>
-      </w:pPr>
-      <w:r>
-        <w:t xml:space="preserve">При оценке УЗИ в выборке пациенток до 40 лет количество истинно верно</w:t>
-      </w:r>
-      <w:r>
-        <w:t xml:space="preserve"> </w:t>
-      </w:r>
-      <w:r>
-        <w:t xml:space="preserve">определенных образований как доброкачественные было 1442 , количество</w:t>
-      </w:r>
-      <w:r>
-        <w:t xml:space="preserve"> </w:t>
-      </w:r>
-      <w:r>
-        <w:t xml:space="preserve">верно определённых образований как злокачественные было 45 , количество</w:t>
-      </w:r>
-      <w:r>
-        <w:t xml:space="preserve"> </w:t>
-      </w:r>
-      <w:r>
-        <w:t xml:space="preserve">неверно определенных образований как злокачественные было 17 и</w:t>
-      </w:r>
-      <w:r>
-        <w:t xml:space="preserve"> </w:t>
-      </w:r>
-      <w:r>
-        <w:t xml:space="preserve">количество неопределенных злокачественных образований как</w:t>
-      </w:r>
-      <w:r>
-        <w:t xml:space="preserve"> </w:t>
-      </w:r>
-      <w:r>
-        <w:t xml:space="preserve">доброкачественные было 7 . Точность метода составила 0.98 [95% ДИ: 0.98</w:t>
-      </w:r>
-      <w:r>
-        <w:t xml:space="preserve"> </w:t>
-      </w:r>
-      <w:r>
-        <w:t xml:space="preserve">, 0.99 ]. P-Value модели составил &lt; 0,01 что означает, что модель</w:t>
-      </w:r>
-      <w:r>
-        <w:t xml:space="preserve"> </w:t>
-      </w:r>
-      <w:r>
-        <w:t xml:space="preserve">отличается от точности нулевой гипотезы. Коэфициент Kappa составил 0.78</w:t>
-      </w:r>
-      <w:r>
-        <w:t xml:space="preserve"> </w:t>
-      </w:r>
-      <w:r>
-        <w:t xml:space="preserve">показывает , что метод указывает на высокое согласие между</w:t>
-      </w:r>
-      <w:r>
-        <w:t xml:space="preserve"> </w:t>
-      </w:r>
-      <w:r>
-        <w:t xml:space="preserve">предсказаниями и истинными значениями (количество истинно положительных</w:t>
-      </w:r>
-      <w:r>
-        <w:t xml:space="preserve"> </w:t>
-      </w:r>
-      <w:r>
-        <w:t xml:space="preserve">и отрицательных результатов). Тест Макнемара составил 0.07 показывает,</w:t>
-      </w:r>
-      <w:r>
-        <w:t xml:space="preserve"> </w:t>
-      </w:r>
-      <w:r>
-        <w:t xml:space="preserve">что метод не имеет существенно отличную от контрольного метода частоту</w:t>
-      </w:r>
-      <w:r>
-        <w:t xml:space="preserve"> </w:t>
-      </w:r>
-      <w:r>
-        <w:t xml:space="preserve">ошибок (количество ложноположительных и ложноотрицательных результатов).</w:t>
-      </w:r>
-      <w:r>
-        <w:t xml:space="preserve"> </w:t>
-      </w:r>
-      <w:r>
-        <w:t xml:space="preserve">Чувствительность метода составила 0.87 . Специфичность метода составила</w:t>
-      </w:r>
-      <w:r>
-        <w:t xml:space="preserve"> </w:t>
-      </w:r>
-      <w:r>
-        <w:t xml:space="preserve">0.99. Отбалансированная точность метода составила 0.93. (Таблица №2)</w:t>
-      </w:r>
-    </w:p>
-    <w:p>
-      <w:pPr>
-        <w:pStyle w:val="BodyText"/>
-      </w:pPr>
-      <w:r>
-        <w:t xml:space="preserve">Таблица №2. Определение точности, P-уровня значимости модели, коэфициент</w:t>
-      </w:r>
-      <w:r>
-        <w:t xml:space="preserve"> </w:t>
-      </w:r>
-      <w:r>
-        <w:t xml:space="preserve">Kappa, Тест Макнемара, чувствительности, специфичности и</w:t>
-      </w:r>
-      <w:r>
-        <w:t xml:space="preserve"> </w:t>
-      </w:r>
-      <w:r>
-        <w:t xml:space="preserve">отбалансированной точности в группах А и B. (Т -Точность, P - P-Value,</w:t>
-      </w:r>
-      <w:r>
-        <w:t xml:space="preserve"> </w:t>
-      </w:r>
-      <w:r>
-        <w:t xml:space="preserve">КК - Коэффициент Kappa, ТМ -Тест Макнемара, Ч-Чувствительность, Сп</w:t>
-      </w:r>
-      <w:r>
-        <w:t xml:space="preserve"> </w:t>
-      </w:r>
-      <w:r>
-        <w:t xml:space="preserve">-Специфичность, ОТ- Отбалансированная точность)</w:t>
-      </w:r>
-    </w:p>
-    <w:tbl>
-      <w:tblPr>
-        <w:tblStyle w:val="Table"/>
-        <w:tblW w:type="pct" w:w="5000"/>
-        <w:tblLook w:firstRow="1" w:lastRow="0" w:firstColumn="0" w:lastColumn="0" w:noHBand="0" w:noVBand="0" w:val="0020"/>
-        <w:jc w:val="start"/>
-      </w:tblPr>
-      <w:tblGrid>
-        <w:gridCol w:w="990"/>
-        <w:gridCol w:w="990"/>
-        <w:gridCol w:w="990"/>
-        <w:gridCol w:w="990"/>
-        <w:gridCol w:w="990"/>
-        <w:gridCol w:w="990"/>
-        <w:gridCol w:w="990"/>
-        <w:gridCol w:w="990"/>
-      </w:tblGrid>
-      <w:tr>
-        <w:trPr>
-          <w:tblHeader w:val="true"/>
-        </w:trPr>
-        <w:tc>
-          <w:tcPr/>
-          <w:p>
-            <w:pPr>
-              <w:pStyle w:val="Compact"/>
-              <w:jc w:val="left"/>
-            </w:pPr>
-            <w:r>
-              <w:t xml:space="preserve">Метод</w:t>
-            </w:r>
-          </w:p>
-        </w:tc>
-        <w:tc>
-          <w:tcPr/>
-          <w:p>
-            <w:pPr>
-              <w:pStyle w:val="Compact"/>
-              <w:jc w:val="left"/>
-            </w:pPr>
-            <w:r>
-              <w:t xml:space="preserve">Т</w:t>
-            </w:r>
-          </w:p>
-        </w:tc>
-        <w:tc>
-          <w:tcPr/>
-          <w:p>
-            <w:pPr>
-              <w:pStyle w:val="Compact"/>
-              <w:jc w:val="left"/>
-            </w:pPr>
-            <w:r>
-              <w:t xml:space="preserve">P</w:t>
-            </w:r>
-          </w:p>
-        </w:tc>
-        <w:tc>
-          <w:tcPr/>
-          <w:p>
-            <w:pPr>
-              <w:pStyle w:val="Compact"/>
-              <w:jc w:val="left"/>
-            </w:pPr>
-            <w:r>
-              <w:t xml:space="preserve">КК</w:t>
-            </w:r>
-          </w:p>
-        </w:tc>
-        <w:tc>
-          <w:tcPr/>
-          <w:p>
-            <w:pPr>
-              <w:pStyle w:val="Compact"/>
-              <w:jc w:val="left"/>
-            </w:pPr>
-            <w:r>
-              <w:t xml:space="preserve">ТМ</w:t>
-            </w:r>
-          </w:p>
-        </w:tc>
-        <w:tc>
-          <w:tcPr/>
-          <w:p>
-            <w:pPr>
-              <w:pStyle w:val="Compact"/>
-              <w:jc w:val="left"/>
-            </w:pPr>
-            <w:r>
-              <w:t xml:space="preserve">Ч</w:t>
-            </w:r>
-          </w:p>
-        </w:tc>
-        <w:tc>
-          <w:tcPr/>
-          <w:p>
-            <w:pPr>
-              <w:pStyle w:val="Compact"/>
-              <w:jc w:val="left"/>
-            </w:pPr>
-            <w:r>
-              <w:t xml:space="preserve">Сп</w:t>
-            </w:r>
-          </w:p>
-        </w:tc>
-        <w:tc>
-          <w:tcPr/>
-          <w:p>
-            <w:pPr>
-              <w:pStyle w:val="Compact"/>
-              <w:jc w:val="left"/>
-            </w:pPr>
-            <w:r>
-              <w:t xml:space="preserve">ОТ</w:t>
-            </w:r>
-          </w:p>
-        </w:tc>
-      </w:tr>
-      <w:tr>
-        <w:tc>
-          <w:tcPr/>
-          <w:p>
-            <w:pPr>
-              <w:pStyle w:val="Compact"/>
-              <w:jc w:val="left"/>
-            </w:pPr>
-            <w:r>
-              <w:t xml:space="preserve">УЗИ в группе А</w:t>
-            </w:r>
-          </w:p>
-        </w:tc>
-        <w:tc>
-          <w:tcPr/>
-          <w:p>
-            <w:pPr>
-              <w:pStyle w:val="Compact"/>
-              <w:jc w:val="left"/>
-            </w:pPr>
-            <w:r>
-              <w:t xml:space="preserve">0.99 [95% ДИ: 0.98 , 1 ].</w:t>
-            </w:r>
-          </w:p>
-        </w:tc>
-        <w:tc>
-          <w:tcPr/>
-          <w:p>
-            <w:pPr>
-              <w:pStyle w:val="Compact"/>
-              <w:jc w:val="left"/>
-            </w:pPr>
-            <w:r>
-              <w:t xml:space="preserve">0.01</w:t>
-            </w:r>
-          </w:p>
-        </w:tc>
-        <w:tc>
-          <w:tcPr/>
-          <w:p>
-            <w:pPr>
-              <w:pStyle w:val="Compact"/>
-              <w:jc w:val="left"/>
-            </w:pPr>
-            <w:r>
-              <w:t xml:space="preserve">0.8</w:t>
-            </w:r>
-          </w:p>
-        </w:tc>
-        <w:tc>
-          <w:tcPr/>
-          <w:p>
-            <w:pPr>
-              <w:pStyle w:val="Compact"/>
-              <w:jc w:val="left"/>
-            </w:pPr>
-            <w:r>
-              <w:t xml:space="preserve">1</w:t>
-            </w:r>
-          </w:p>
-        </w:tc>
-        <w:tc>
-          <w:tcPr/>
-          <w:p>
-            <w:pPr>
-              <w:pStyle w:val="Compact"/>
-              <w:jc w:val="left"/>
-            </w:pPr>
-            <w:r>
-              <w:t xml:space="preserve">0.8</w:t>
-            </w:r>
-          </w:p>
-        </w:tc>
-        <w:tc>
-          <w:tcPr/>
-          <w:p>
-            <w:pPr>
-              <w:pStyle w:val="Compact"/>
-              <w:jc w:val="left"/>
-            </w:pPr>
-            <w:r>
-              <w:t xml:space="preserve">1</w:t>
-            </w:r>
-          </w:p>
-        </w:tc>
-        <w:tc>
-          <w:tcPr/>
-          <w:p>
-            <w:pPr>
-              <w:pStyle w:val="Compact"/>
-              <w:jc w:val="left"/>
-            </w:pPr>
-            <w:r>
-              <w:t xml:space="preserve">0.9</w:t>
-            </w:r>
-          </w:p>
-        </w:tc>
-      </w:tr>
-      <w:tr>
-        <w:tc>
-          <w:tcPr/>
-          <w:p>
-            <w:pPr>
-              <w:pStyle w:val="Compact"/>
-              <w:jc w:val="left"/>
-            </w:pPr>
-            <w:r>
-              <w:t xml:space="preserve">УЗИ в группе B</w:t>
-            </w:r>
-          </w:p>
-        </w:tc>
-        <w:tc>
-          <w:tcPr/>
-          <w:p>
-            <w:pPr>
-              <w:pStyle w:val="Compact"/>
-              <w:jc w:val="left"/>
-            </w:pPr>
-            <w:r>
-              <w:t xml:space="preserve">0.98 [95% ДИ: 0.96 , 0.99 ].</w:t>
-            </w:r>
-          </w:p>
-        </w:tc>
-        <w:tc>
-          <w:tcPr/>
-          <w:p>
-            <w:pPr>
-              <w:pStyle w:val="Compact"/>
-              <w:jc w:val="left"/>
-            </w:pPr>
-            <w:r>
-              <w:t xml:space="preserve">0</w:t>
-            </w:r>
-          </w:p>
-        </w:tc>
-        <w:tc>
-          <w:tcPr/>
-          <w:p>
-            <w:pPr>
-              <w:pStyle w:val="Compact"/>
-              <w:jc w:val="left"/>
-            </w:pPr>
-            <w:r>
-              <w:t xml:space="preserve">0.77</w:t>
-            </w:r>
-          </w:p>
-        </w:tc>
-        <w:tc>
-          <w:tcPr/>
-          <w:p>
-            <w:pPr>
-              <w:pStyle w:val="Compact"/>
-              <w:jc w:val="left"/>
-            </w:pPr>
-            <w:r>
-              <w:t xml:space="preserve">0.03</w:t>
-            </w:r>
-          </w:p>
-        </w:tc>
-        <w:tc>
-          <w:tcPr/>
-          <w:p>
-            <w:pPr>
-              <w:pStyle w:val="Compact"/>
-              <w:jc w:val="left"/>
-            </w:pPr>
-            <w:r>
-              <w:t xml:space="preserve">0.89</w:t>
-            </w:r>
-          </w:p>
-        </w:tc>
-        <w:tc>
-          <w:tcPr/>
-          <w:p>
-            <w:pPr>
-              <w:pStyle w:val="Compact"/>
-              <w:jc w:val="left"/>
-            </w:pPr>
-            <w:r>
-              <w:t xml:space="preserve">0.98</w:t>
-            </w:r>
-          </w:p>
-        </w:tc>
-        <w:tc>
-          <w:tcPr/>
-          <w:p>
-            <w:pPr>
-              <w:pStyle w:val="Compact"/>
-              <w:jc w:val="left"/>
-            </w:pPr>
-            <w:r>
-              <w:t xml:space="preserve">0.94</w:t>
-            </w:r>
-          </w:p>
-        </w:tc>
-      </w:tr>
-      <w:tr>
-        <w:tc>
-          <w:tcPr/>
-          <w:p>
-            <w:pPr>
-              <w:pStyle w:val="Compact"/>
-              <w:jc w:val="left"/>
-            </w:pPr>
-            <w:r>
-              <w:t xml:space="preserve">ABUS в группе B</w:t>
-            </w:r>
-          </w:p>
-        </w:tc>
-        <w:tc>
-          <w:tcPr/>
-          <w:p>
-            <w:pPr>
-              <w:pStyle w:val="Compact"/>
-              <w:jc w:val="left"/>
-            </w:pPr>
-            <w:r>
-              <w:t xml:space="preserve">0.98 [95% ДИ: 0.97 , 0.99 ].</w:t>
-            </w:r>
-          </w:p>
-        </w:tc>
-        <w:tc>
-          <w:tcPr/>
-          <w:p>
-            <w:pPr>
-              <w:pStyle w:val="Compact"/>
-              <w:jc w:val="left"/>
-            </w:pPr>
-            <w:r>
-              <w:t xml:space="preserve">0</w:t>
-            </w:r>
-          </w:p>
-        </w:tc>
-        <w:tc>
-          <w:tcPr/>
-          <w:p>
-            <w:pPr>
-              <w:pStyle w:val="Compact"/>
-              <w:jc w:val="left"/>
-            </w:pPr>
-            <w:r>
-              <w:t xml:space="preserve">0.86</w:t>
-            </w:r>
-          </w:p>
-        </w:tc>
-        <w:tc>
-          <w:tcPr/>
-          <w:p>
-            <w:pPr>
-              <w:pStyle w:val="Compact"/>
-              <w:jc w:val="left"/>
-            </w:pPr>
-            <w:r>
-              <w:t xml:space="preserve">0.07</w:t>
-            </w:r>
-          </w:p>
-        </w:tc>
-        <w:tc>
-          <w:tcPr/>
-          <w:p>
-            <w:pPr>
-              <w:pStyle w:val="Compact"/>
-              <w:jc w:val="left"/>
-            </w:pPr>
-            <w:r>
-              <w:t xml:space="preserve">0.95</w:t>
-            </w:r>
-          </w:p>
-        </w:tc>
-        <w:tc>
-          <w:tcPr/>
-          <w:p>
-            <w:pPr>
-              <w:pStyle w:val="Compact"/>
-              <w:jc w:val="left"/>
-            </w:pPr>
-            <w:r>
-              <w:t xml:space="preserve">0.99</w:t>
-            </w:r>
-          </w:p>
-        </w:tc>
-        <w:tc>
-          <w:tcPr/>
-          <w:p>
-            <w:pPr>
-              <w:pStyle w:val="Compact"/>
-              <w:jc w:val="left"/>
-            </w:pPr>
-            <w:r>
-              <w:t xml:space="preserve">0.97</w:t>
-            </w:r>
-          </w:p>
-        </w:tc>
-      </w:tr>
-      <w:tr>
-        <w:tc>
-          <w:tcPr/>
-          <w:p>
-            <w:pPr>
-              <w:pStyle w:val="Compact"/>
-              <w:jc w:val="left"/>
-            </w:pPr>
-            <w:r>
-              <w:t xml:space="preserve">УЗИ в выборке пациенток до 40 лет</w:t>
-            </w:r>
-          </w:p>
-        </w:tc>
-        <w:tc>
-          <w:tcPr/>
-          <w:p>
-            <w:pPr>
-              <w:pStyle w:val="Compact"/>
-              <w:jc w:val="left"/>
-            </w:pPr>
-            <w:r>
-              <w:t xml:space="preserve">0.98 [95% ДИ: 0.98 , 0.99 ].</w:t>
-            </w:r>
-          </w:p>
-        </w:tc>
-        <w:tc>
-          <w:tcPr/>
-          <w:p>
-            <w:pPr>
-              <w:pStyle w:val="Compact"/>
-              <w:jc w:val="left"/>
-            </w:pPr>
-            <w:r>
-              <w:t xml:space="preserve">0</w:t>
-            </w:r>
-          </w:p>
-        </w:tc>
-        <w:tc>
-          <w:tcPr/>
-          <w:p>
-            <w:pPr>
-              <w:pStyle w:val="Compact"/>
-              <w:jc w:val="left"/>
-            </w:pPr>
-            <w:r>
-              <w:t xml:space="preserve">0.78</w:t>
-            </w:r>
-          </w:p>
-        </w:tc>
-        <w:tc>
-          <w:tcPr/>
-          <w:p>
-            <w:pPr>
-              <w:pStyle w:val="Compact"/>
-              <w:jc w:val="left"/>
-            </w:pPr>
-            <w:r>
-              <w:t xml:space="preserve">0.07</w:t>
-            </w:r>
-          </w:p>
-        </w:tc>
-        <w:tc>
-          <w:tcPr/>
-          <w:p>
-            <w:pPr>
-              <w:pStyle w:val="Compact"/>
-              <w:jc w:val="left"/>
-            </w:pPr>
-            <w:r>
-              <w:t xml:space="preserve">0.87</w:t>
-            </w:r>
-          </w:p>
-        </w:tc>
-        <w:tc>
-          <w:tcPr/>
-          <w:p>
-            <w:pPr>
-              <w:pStyle w:val="Compact"/>
-              <w:jc w:val="left"/>
-            </w:pPr>
-            <w:r>
-              <w:t xml:space="preserve">0.99</w:t>
-            </w:r>
-          </w:p>
-        </w:tc>
-        <w:tc>
-          <w:tcPr/>
-          <w:p>
-            <w:pPr>
-              <w:pStyle w:val="Compact"/>
-              <w:jc w:val="left"/>
-            </w:pPr>
-            <w:r>
-              <w:t xml:space="preserve">0.93</w:t>
-            </w:r>
-          </w:p>
-        </w:tc>
-      </w:tr>
-    </w:tbl>
-    <w:p>
-      <w:pPr>
-        <w:pStyle w:val="BodyText"/>
-      </w:pPr>
-      <w:r>
-        <w:rPr>
-          <w:iCs/>
-          <w:i/>
-        </w:rPr>
-        <w:t xml:space="preserve">Прогностическая оценка методов</w:t>
-      </w:r>
-    </w:p>
-    <w:p>
-      <w:pPr>
-        <w:pStyle w:val="BodyText"/>
-      </w:pPr>
-      <w:r>
-        <w:t xml:space="preserve">На основании полученных данных, пыла построена предсказательная модель</w:t>
-      </w:r>
-      <w:r>
-        <w:t xml:space="preserve"> </w:t>
-      </w:r>
-      <w:r>
-        <w:t xml:space="preserve">изучаемых методов. ROC-кривая предсказательной модели для метода УЗИ, по</w:t>
-      </w:r>
-      <w:r>
-        <w:t xml:space="preserve"> </w:t>
-      </w:r>
-      <w:r>
-        <w:t xml:space="preserve">данным полученным в группе A представлена на рисунке № 2а. Площадь под</w:t>
-      </w:r>
-      <w:r>
-        <w:t xml:space="preserve"> </w:t>
-      </w:r>
-      <w:r>
-        <w:t xml:space="preserve">кривой (AUC- area under cruve) составила: 0.947 95% ДИ: 0.894 - 1</w:t>
-      </w:r>
-    </w:p>
-    <w:p>
-      <w:pPr>
-        <w:pStyle w:val="BodyText"/>
-      </w:pPr>
-      <w:r>
         <w:drawing>
           <wp:inline>
-            <wp:extent cx="5334000" cy="3333750"/>
+            <wp:extent cx="5334000" cy="2946902"/>
             <wp:effectExtent b="0" l="0" r="0" t="0"/>
             <wp:docPr descr="" title="" id="34" name="Picture"/>
             <a:graphic>
               <a:graphicData uri="http://schemas.openxmlformats.org/drawingml/2006/picture">
                 <pic:pic>
                   <pic:nvPicPr>
-                    <pic:cNvPr descr="img/pROC_obj_usGr1.png" id="35" name="Picture"/>
+                    <pic:cNvPr descr="img/sheme2.png" id="35" name="Picture"/>
                     <pic:cNvPicPr>
                       <a:picLocks noChangeArrowheads="1" noChangeAspect="1"/>
                     </pic:cNvPicPr>
@@ -4475,7 +6662,7 @@
                   <pic:spPr bwMode="auto">
                     <a:xfrm>
                       <a:off x="0" y="0"/>
-                      <a:ext cx="5334000" cy="3333750"/>
+                      <a:ext cx="5334000" cy="2946902"/>
                     </a:xfrm>
                     <a:prstGeom prst="rect">
                       <a:avLst/>
@@ -4499,31 +6686,1128 @@
         <w:pStyle w:val="BodyText"/>
       </w:pPr>
       <w:r>
-        <w:t xml:space="preserve">Рисунок №2а. ROC-кривая предсказательной модели для метода УЗИ, по</w:t>
-      </w:r>
-      <w:r>
-        <w:t xml:space="preserve"> </w:t>
-      </w:r>
-      <w:r>
-        <w:t xml:space="preserve">данным полученным в группе A. ROC-кривая предсказательной модели для</w:t>
-      </w:r>
-      <w:r>
-        <w:t xml:space="preserve"> </w:t>
-      </w:r>
-      <w:r>
-        <w:t xml:space="preserve">метода УЗИ, по данным полученным в группе B представлена на рисунке №</w:t>
-      </w:r>
-      <w:r>
-        <w:t xml:space="preserve"> </w:t>
-      </w:r>
-      <w:r>
-        <w:t xml:space="preserve">2б. Площадь под кривой (AUC- area under cruve) составила: 0.903 95% ДИ:</w:t>
-      </w:r>
-      <w:r>
-        <w:t xml:space="preserve"> </w:t>
-      </w:r>
-      <w:r>
-        <w:t xml:space="preserve">0.82 - 0.986.</w:t>
+        <w:t xml:space="preserve">Рисунок №2. Распределение поставленных категорий BiRads после выполнения</w:t>
+      </w:r>
+      <w:r>
+        <w:t xml:space="preserve"> </w:t>
+      </w:r>
+      <w:r>
+        <w:t xml:space="preserve">УЗИ</w:t>
+      </w:r>
+    </w:p>
+    <w:p>
+      <w:pPr>
+        <w:pStyle w:val="BodyText"/>
+      </w:pPr>
+      <w:r>
+        <w:t xml:space="preserve">По результатам выполнения гистологическкого исследования был поставлен</w:t>
+      </w:r>
+      <w:r>
+        <w:t xml:space="preserve"> </w:t>
+      </w:r>
+      <w:r>
+        <w:t xml:space="preserve">дигноз злокачественного образования в группе A в 1.91% (15), а в группе</w:t>
+      </w:r>
+      <w:r>
+        <w:t xml:space="preserve"> </w:t>
+      </w:r>
+      <w:r>
+        <w:t xml:space="preserve">B в 6.49% (47).</w:t>
+      </w:r>
+    </w:p>
+    <w:p>
+      <w:pPr>
+        <w:pStyle w:val="BodyText"/>
+      </w:pPr>
+      <w:r>
+        <w:rPr>
+          <w:iCs/>
+          <w:i/>
+        </w:rPr>
+        <w:t xml:space="preserve">Определение чувствительности, спецефичности и точности методов</w:t>
+      </w:r>
+    </w:p>
+    <w:p>
+      <w:pPr>
+        <w:pStyle w:val="BodyText"/>
+      </w:pPr>
+      <w:r>
+        <w:t xml:space="preserve">При оценке УЗИ в группе А количество истинно верно определенных</w:t>
+      </w:r>
+      <w:r>
+        <w:t xml:space="preserve"> </w:t>
+      </w:r>
+      <w:r>
+        <w:t xml:space="preserve">образований как доброкачественные было 769 , количество верно</w:t>
+      </w:r>
+      <w:r>
+        <w:t xml:space="preserve"> </w:t>
+      </w:r>
+      <w:r>
+        <w:t xml:space="preserve">определённых образований как злокачественные было 12 , количество</w:t>
+      </w:r>
+      <w:r>
+        <w:t xml:space="preserve"> </w:t>
+      </w:r>
+      <w:r>
+        <w:t xml:space="preserve">неверно определенных образований как злокачественные было 3 и количество</w:t>
+      </w:r>
+      <w:r>
+        <w:t xml:space="preserve"> </w:t>
+      </w:r>
+      <w:r>
+        <w:t xml:space="preserve">неопределенных злокачественных образований как доброкачественные было 3</w:t>
+      </w:r>
+      <w:r>
+        <w:t xml:space="preserve"> </w:t>
+      </w:r>
+      <w:r>
+        <w:t xml:space="preserve">. Точность метода составила 0.99 [95% ДИ: 0.98 , 1 ]. P-Value модели</w:t>
+      </w:r>
+      <w:r>
+        <w:t xml:space="preserve"> </w:t>
+      </w:r>
+      <w:r>
+        <w:t xml:space="preserve">составил 0.01 что означает, что модель отличается от точности нулевой</w:t>
+      </w:r>
+      <w:r>
+        <w:t xml:space="preserve"> </w:t>
+      </w:r>
+      <w:r>
+        <w:t xml:space="preserve">гипотезы. Коэфициент Kappa составил 0.8 показывает, что метод указывает</w:t>
+      </w:r>
+      <w:r>
+        <w:t xml:space="preserve"> </w:t>
+      </w:r>
+      <w:r>
+        <w:t xml:space="preserve">на высокое согласие между предсказаниями и истинными значениями</w:t>
+      </w:r>
+      <w:r>
+        <w:t xml:space="preserve"> </w:t>
+      </w:r>
+      <w:r>
+        <w:t xml:space="preserve">(количество истинно положительных и отрицательных результатов). Тест</w:t>
+      </w:r>
+      <w:r>
+        <w:t xml:space="preserve"> </w:t>
+      </w:r>
+      <w:r>
+        <w:t xml:space="preserve">Макнемара составил 1 показывает, что метод не имеет существенно отличную</w:t>
+      </w:r>
+      <w:r>
+        <w:t xml:space="preserve"> </w:t>
+      </w:r>
+      <w:r>
+        <w:t xml:space="preserve">от контрольного метода частоту ошибок (количество ложноположительных и</w:t>
+      </w:r>
+      <w:r>
+        <w:t xml:space="preserve"> </w:t>
+      </w:r>
+      <w:r>
+        <w:t xml:space="preserve">ложноотрицательных результатов). Чувствительность метода составила 0.8.</w:t>
+      </w:r>
+      <w:r>
+        <w:t xml:space="preserve"> </w:t>
+      </w:r>
+      <w:r>
+        <w:t xml:space="preserve">Специфичность метода составила 1. Отбалансированная точность метода</w:t>
+      </w:r>
+      <w:r>
+        <w:t xml:space="preserve"> </w:t>
+      </w:r>
+      <w:r>
+        <w:t xml:space="preserve">составила 0.9</w:t>
+      </w:r>
+    </w:p>
+    <w:p>
+      <w:pPr>
+        <w:pStyle w:val="BodyText"/>
+      </w:pPr>
+      <w:r>
+        <w:t xml:space="preserve">При оценке УЗИ в группе B количество истинно верно определенных</w:t>
+      </w:r>
+      <w:r>
+        <w:t xml:space="preserve"> </w:t>
+      </w:r>
+      <w:r>
+        <w:t xml:space="preserve">образований как доброкачественные было 673 , количество верно</w:t>
+      </w:r>
+      <w:r>
+        <w:t xml:space="preserve"> </w:t>
+      </w:r>
+      <w:r>
+        <w:t xml:space="preserve">определённых образований как злокачественные было 33 , количество</w:t>
+      </w:r>
+      <w:r>
+        <w:t xml:space="preserve"> </w:t>
+      </w:r>
+      <w:r>
+        <w:t xml:space="preserve">неверно определенных образований как злокачественные было 14 и</w:t>
+      </w:r>
+      <w:r>
+        <w:t xml:space="preserve"> </w:t>
+      </w:r>
+      <w:r>
+        <w:t xml:space="preserve">количество неопределенных злокачественных образований как</w:t>
+      </w:r>
+      <w:r>
+        <w:t xml:space="preserve"> </w:t>
+      </w:r>
+      <w:r>
+        <w:t xml:space="preserve">доброкачественные было 4. Точность метода составила 0.98 [95% ДИ: 0.96 ,</w:t>
+      </w:r>
+      <w:r>
+        <w:t xml:space="preserve"> </w:t>
+      </w:r>
+      <w:r>
+        <w:t xml:space="preserve">0.99]. P-Value модели составил &lt; 0,01 что означает, что модель</w:t>
+      </w:r>
+      <w:r>
+        <w:t xml:space="preserve"> </w:t>
+      </w:r>
+      <w:r>
+        <w:t xml:space="preserve">отличается от точности нулевой гипотезы. Коэфициент Kappa составил 0.77</w:t>
+      </w:r>
+      <w:r>
+        <w:t xml:space="preserve"> </w:t>
+      </w:r>
+      <w:r>
+        <w:t xml:space="preserve">показывает (если стремится к 1), что метод указывает на высокое согласие</w:t>
+      </w:r>
+      <w:r>
+        <w:t xml:space="preserve"> </w:t>
+      </w:r>
+      <w:r>
+        <w:t xml:space="preserve">между предсказаниями и истинными значениями (количество истинно</w:t>
+      </w:r>
+      <w:r>
+        <w:t xml:space="preserve"> </w:t>
+      </w:r>
+      <w:r>
+        <w:t xml:space="preserve">положительных и отрицательных результатов). Тест Макнемара составил 0.03</w:t>
+      </w:r>
+      <w:r>
+        <w:t xml:space="preserve"> </w:t>
+      </w:r>
+      <w:r>
+        <w:t xml:space="preserve">показывает, что метод имеет существенно отличную от контрольного метода</w:t>
+      </w:r>
+      <w:r>
+        <w:t xml:space="preserve"> </w:t>
+      </w:r>
+      <w:r>
+        <w:t xml:space="preserve">частоту ошибок, тоесть метод УЗИ был больше в сторону количества</w:t>
+      </w:r>
+      <w:r>
+        <w:t xml:space="preserve"> </w:t>
+      </w:r>
+      <w:r>
+        <w:t xml:space="preserve">ложноположительных результатов. Чувствительность метода составила 0.89.</w:t>
+      </w:r>
+      <w:r>
+        <w:t xml:space="preserve"> </w:t>
+      </w:r>
+      <w:r>
+        <w:t xml:space="preserve">Специфичность метода составила 0.98. Отбалансированная точность метода</w:t>
+      </w:r>
+      <w:r>
+        <w:t xml:space="preserve"> </w:t>
+      </w:r>
+      <w:r>
+        <w:t xml:space="preserve">составила 0.94</w:t>
+      </w:r>
+    </w:p>
+    <w:p>
+      <w:pPr>
+        <w:pStyle w:val="BodyText"/>
+      </w:pPr>
+      <w:r>
+        <w:t xml:space="preserve">При оценке ABUS в группе B количество истинно верно определенных</w:t>
+      </w:r>
+      <w:r>
+        <w:t xml:space="preserve"> </w:t>
+      </w:r>
+      <w:r>
+        <w:t xml:space="preserve">образований как доброкачественные было 678 , количество верно</w:t>
+      </w:r>
+      <w:r>
+        <w:t xml:space="preserve"> </w:t>
+      </w:r>
+      <w:r>
+        <w:t xml:space="preserve">определённых образований как злокачественные было 35 , количество</w:t>
+      </w:r>
+      <w:r>
+        <w:t xml:space="preserve"> </w:t>
+      </w:r>
+      <w:r>
+        <w:t xml:space="preserve">неверно определенных образований как злокачественные было 9 и количество</w:t>
+      </w:r>
+      <w:r>
+        <w:t xml:space="preserve"> </w:t>
+      </w:r>
+      <w:r>
+        <w:t xml:space="preserve">неопределенных злокачественных образований как доброкачественные было 2</w:t>
+      </w:r>
+      <w:r>
+        <w:t xml:space="preserve"> </w:t>
+      </w:r>
+      <w:r>
+        <w:t xml:space="preserve">. Точность метода составила 0.98 [95% ДИ: 0.97 , 0.99 ]. P-Value модели</w:t>
+      </w:r>
+      <w:r>
+        <w:t xml:space="preserve"> </w:t>
+      </w:r>
+      <w:r>
+        <w:t xml:space="preserve">составил &lt; 0,01 что означает, что модель отличается от точности нулевой</w:t>
+      </w:r>
+      <w:r>
+        <w:t xml:space="preserve"> </w:t>
+      </w:r>
+      <w:r>
+        <w:t xml:space="preserve">гипотезы. Коэфициент Kappa составил 0.86 показывает, что метод указывает</w:t>
+      </w:r>
+      <w:r>
+        <w:t xml:space="preserve"> </w:t>
+      </w:r>
+      <w:r>
+        <w:t xml:space="preserve">на высокое согласие между предсказаниями и истинными значениями</w:t>
+      </w:r>
+      <w:r>
+        <w:t xml:space="preserve"> </w:t>
+      </w:r>
+      <w:r>
+        <w:t xml:space="preserve">(количество истинно положительных и отрицательных результатов). Тест</w:t>
+      </w:r>
+      <w:r>
+        <w:t xml:space="preserve"> </w:t>
+      </w:r>
+      <w:r>
+        <w:t xml:space="preserve">Макнемара составил 0.07 показывает, что метод не имеет существенно</w:t>
+      </w:r>
+      <w:r>
+        <w:t xml:space="preserve"> </w:t>
+      </w:r>
+      <w:r>
+        <w:t xml:space="preserve">отличную от контрольного метода частоту ошибок (количество</w:t>
+      </w:r>
+      <w:r>
+        <w:t xml:space="preserve"> </w:t>
+      </w:r>
+      <w:r>
+        <w:t xml:space="preserve">ложноположительных и ложноотрицательных результатов). Чувствительность</w:t>
+      </w:r>
+      <w:r>
+        <w:t xml:space="preserve"> </w:t>
+      </w:r>
+      <w:r>
+        <w:t xml:space="preserve">метода составила 0.95 . Специфичность метода составила 0.99.</w:t>
+      </w:r>
+      <w:r>
+        <w:t xml:space="preserve"> </w:t>
+      </w:r>
+      <w:r>
+        <w:t xml:space="preserve">Отбалансированная точность метода составила 0.97.</w:t>
+      </w:r>
+    </w:p>
+    <w:p>
+      <w:pPr>
+        <w:pStyle w:val="BodyText"/>
+      </w:pPr>
+      <w:r>
+        <w:t xml:space="preserve">При оценке УЗИ в выборке пациенток до 40 лет количество истинно верно</w:t>
+      </w:r>
+      <w:r>
+        <w:t xml:space="preserve"> </w:t>
+      </w:r>
+      <w:r>
+        <w:t xml:space="preserve">определенных образований как доброкачественные было 1442 , количество</w:t>
+      </w:r>
+      <w:r>
+        <w:t xml:space="preserve"> </w:t>
+      </w:r>
+      <w:r>
+        <w:t xml:space="preserve">верно определённых образований как злокачественные было 45 , количество</w:t>
+      </w:r>
+      <w:r>
+        <w:t xml:space="preserve"> </w:t>
+      </w:r>
+      <w:r>
+        <w:t xml:space="preserve">неверно определенных образований как злокачественные было 17 и</w:t>
+      </w:r>
+      <w:r>
+        <w:t xml:space="preserve"> </w:t>
+      </w:r>
+      <w:r>
+        <w:t xml:space="preserve">количество неопределенных злокачественных образований как</w:t>
+      </w:r>
+      <w:r>
+        <w:t xml:space="preserve"> </w:t>
+      </w:r>
+      <w:r>
+        <w:t xml:space="preserve">доброкачественные было 7 . Точность метода составила 0.98 [95% ДИ: 0.98</w:t>
+      </w:r>
+      <w:r>
+        <w:t xml:space="preserve"> </w:t>
+      </w:r>
+      <w:r>
+        <w:t xml:space="preserve">, 0.99 ]. P-Value модели составил &lt; 0,01 что означает, что модель</w:t>
+      </w:r>
+      <w:r>
+        <w:t xml:space="preserve"> </w:t>
+      </w:r>
+      <w:r>
+        <w:t xml:space="preserve">отличается от точности нулевой гипотезы. Коэфициент Kappa составил 0.78</w:t>
+      </w:r>
+      <w:r>
+        <w:t xml:space="preserve"> </w:t>
+      </w:r>
+      <w:r>
+        <w:t xml:space="preserve">показывает , что метод указывает на высокое согласие между</w:t>
+      </w:r>
+      <w:r>
+        <w:t xml:space="preserve"> </w:t>
+      </w:r>
+      <w:r>
+        <w:t xml:space="preserve">предсказаниями и истинными значениями (количество истинно положительных</w:t>
+      </w:r>
+      <w:r>
+        <w:t xml:space="preserve"> </w:t>
+      </w:r>
+      <w:r>
+        <w:t xml:space="preserve">и отрицательных результатов). Тест Макнемара составил 0.07 показывает,</w:t>
+      </w:r>
+      <w:r>
+        <w:t xml:space="preserve"> </w:t>
+      </w:r>
+      <w:r>
+        <w:t xml:space="preserve">что метод не имеет существенно отличную от контрольного метода частоту</w:t>
+      </w:r>
+      <w:r>
+        <w:t xml:space="preserve"> </w:t>
+      </w:r>
+      <w:r>
+        <w:t xml:space="preserve">ошибок (количество ложноположительных и ложноотрицательных результатов).</w:t>
+      </w:r>
+      <w:r>
+        <w:t xml:space="preserve"> </w:t>
+      </w:r>
+      <w:r>
+        <w:t xml:space="preserve">Чувствительность метода составила 0.87 . Специфичность метода составила</w:t>
+      </w:r>
+      <w:r>
+        <w:t xml:space="preserve"> </w:t>
+      </w:r>
+      <w:r>
+        <w:t xml:space="preserve">0.99. Отбалансированная точность метода составила 0.93. (Таблица №2)</w:t>
+      </w:r>
+    </w:p>
+    <w:p>
+      <w:pPr>
+        <w:pStyle w:val="BodyText"/>
+      </w:pPr>
+      <w:r>
+        <w:t xml:space="preserve">Таблица №2. Определение точности, P-уровня значимости модели, коэфициент</w:t>
+      </w:r>
+      <w:r>
+        <w:t xml:space="preserve"> </w:t>
+      </w:r>
+      <w:r>
+        <w:t xml:space="preserve">Kappa, Тест Макнемара, чувствительности, специфичности и</w:t>
+      </w:r>
+      <w:r>
+        <w:t xml:space="preserve"> </w:t>
+      </w:r>
+      <w:r>
+        <w:t xml:space="preserve">отбалансированной точности в группах А и B. (Т -Точность, P - P-Value,</w:t>
+      </w:r>
+      <w:r>
+        <w:t xml:space="preserve"> </w:t>
+      </w:r>
+      <w:r>
+        <w:t xml:space="preserve">КК - Коэффициент Kappa, ТМ -Тест Макнемара, ППЦ - положительная</w:t>
+      </w:r>
+      <w:r>
+        <w:t xml:space="preserve"> </w:t>
+      </w:r>
+      <w:r>
+        <w:t xml:space="preserve">прогностическая ценность, ОПЦ - отрицательная прогностическая ценность,</w:t>
+      </w:r>
+      <w:r>
+        <w:t xml:space="preserve"> </w:t>
+      </w:r>
+      <w:r>
+        <w:t xml:space="preserve">Ч-Чувствительность, Сп -Специфичность, ОТ- Отбалансированная точность)</w:t>
+      </w:r>
+    </w:p>
+    <w:tbl>
+      <w:tblPr>
+        <w:tblStyle w:val="Table"/>
+        <w:tblW w:type="pct" w:w="5000"/>
+        <w:tblLook w:firstRow="1" w:lastRow="0" w:firstColumn="0" w:lastColumn="0" w:noHBand="0" w:noVBand="0" w:val="0020"/>
+        <w:jc w:val="start"/>
+      </w:tblPr>
+      <w:tblGrid>
+        <w:gridCol w:w="792"/>
+        <w:gridCol w:w="792"/>
+        <w:gridCol w:w="792"/>
+        <w:gridCol w:w="792"/>
+        <w:gridCol w:w="792"/>
+        <w:gridCol w:w="792"/>
+        <w:gridCol w:w="792"/>
+        <w:gridCol w:w="792"/>
+        <w:gridCol w:w="792"/>
+        <w:gridCol w:w="792"/>
+      </w:tblGrid>
+      <w:tr>
+        <w:trPr>
+          <w:tblHeader w:val="true"/>
+        </w:trPr>
+        <w:tc>
+          <w:tcPr/>
+          <w:p>
+            <w:pPr>
+              <w:pStyle w:val="Compact"/>
+              <w:jc w:val="left"/>
+            </w:pPr>
+            <w:r>
+              <w:t xml:space="preserve">Метод</w:t>
+            </w:r>
+          </w:p>
+        </w:tc>
+        <w:tc>
+          <w:tcPr/>
+          <w:p>
+            <w:pPr>
+              <w:pStyle w:val="Compact"/>
+              <w:jc w:val="left"/>
+            </w:pPr>
+            <w:r>
+              <w:t xml:space="preserve">Т</w:t>
+            </w:r>
+          </w:p>
+        </w:tc>
+        <w:tc>
+          <w:tcPr/>
+          <w:p>
+            <w:pPr>
+              <w:pStyle w:val="Compact"/>
+              <w:jc w:val="left"/>
+            </w:pPr>
+            <w:r>
+              <w:t xml:space="preserve">P</w:t>
+            </w:r>
+          </w:p>
+        </w:tc>
+        <w:tc>
+          <w:tcPr/>
+          <w:p>
+            <w:pPr>
+              <w:pStyle w:val="Compact"/>
+              <w:jc w:val="left"/>
+            </w:pPr>
+            <w:r>
+              <w:t xml:space="preserve">КК</w:t>
+            </w:r>
+          </w:p>
+        </w:tc>
+        <w:tc>
+          <w:tcPr/>
+          <w:p>
+            <w:pPr>
+              <w:pStyle w:val="Compact"/>
+              <w:jc w:val="left"/>
+            </w:pPr>
+            <w:r>
+              <w:t xml:space="preserve">ТМ</w:t>
+            </w:r>
+          </w:p>
+        </w:tc>
+        <w:tc>
+          <w:tcPr/>
+          <w:p>
+            <w:pPr>
+              <w:pStyle w:val="Compact"/>
+              <w:jc w:val="left"/>
+            </w:pPr>
+            <w:r>
+              <w:t xml:space="preserve">ППЦ</w:t>
+            </w:r>
+          </w:p>
+        </w:tc>
+        <w:tc>
+          <w:tcPr/>
+          <w:p>
+            <w:pPr>
+              <w:pStyle w:val="Compact"/>
+              <w:jc w:val="left"/>
+            </w:pPr>
+            <w:r>
+              <w:t xml:space="preserve">ОПЦ</w:t>
+            </w:r>
+          </w:p>
+        </w:tc>
+        <w:tc>
+          <w:tcPr/>
+          <w:p>
+            <w:pPr>
+              <w:pStyle w:val="Compact"/>
+              <w:jc w:val="left"/>
+            </w:pPr>
+            <w:r>
+              <w:t xml:space="preserve">Ч</w:t>
+            </w:r>
+          </w:p>
+        </w:tc>
+        <w:tc>
+          <w:tcPr/>
+          <w:p>
+            <w:pPr>
+              <w:pStyle w:val="Compact"/>
+              <w:jc w:val="left"/>
+            </w:pPr>
+            <w:r>
+              <w:t xml:space="preserve">Сп</w:t>
+            </w:r>
+          </w:p>
+        </w:tc>
+        <w:tc>
+          <w:tcPr/>
+          <w:p>
+            <w:pPr>
+              <w:pStyle w:val="Compact"/>
+              <w:jc w:val="left"/>
+            </w:pPr>
+            <w:r>
+              <w:t xml:space="preserve">ОТ</w:t>
+            </w:r>
+          </w:p>
+        </w:tc>
+      </w:tr>
+      <w:tr>
+        <w:tc>
+          <w:tcPr/>
+          <w:p>
+            <w:pPr>
+              <w:pStyle w:val="Compact"/>
+              <w:jc w:val="left"/>
+            </w:pPr>
+            <w:r>
+              <w:t xml:space="preserve">УЗИ в группе А</w:t>
+            </w:r>
+          </w:p>
+        </w:tc>
+        <w:tc>
+          <w:tcPr/>
+          <w:p>
+            <w:pPr>
+              <w:pStyle w:val="Compact"/>
+              <w:jc w:val="left"/>
+            </w:pPr>
+            <w:r>
+              <w:t xml:space="preserve">0.99 [95% ДИ: 0.98,1]</w:t>
+            </w:r>
+          </w:p>
+        </w:tc>
+        <w:tc>
+          <w:tcPr/>
+          <w:p>
+            <w:pPr>
+              <w:pStyle w:val="Compact"/>
+              <w:jc w:val="left"/>
+            </w:pPr>
+            <w:r>
+              <w:t xml:space="preserve">0.01</w:t>
+            </w:r>
+          </w:p>
+        </w:tc>
+        <w:tc>
+          <w:tcPr/>
+          <w:p>
+            <w:pPr>
+              <w:pStyle w:val="Compact"/>
+              <w:jc w:val="left"/>
+            </w:pPr>
+            <w:r>
+              <w:t xml:space="preserve">0.8</w:t>
+            </w:r>
+          </w:p>
+        </w:tc>
+        <w:tc>
+          <w:tcPr/>
+          <w:p>
+            <w:pPr>
+              <w:pStyle w:val="Compact"/>
+              <w:jc w:val="left"/>
+            </w:pPr>
+            <w:r>
+              <w:t xml:space="preserve">1</w:t>
+            </w:r>
+          </w:p>
+        </w:tc>
+        <w:tc>
+          <w:tcPr/>
+          <w:p>
+            <w:pPr>
+              <w:pStyle w:val="Compact"/>
+              <w:jc w:val="left"/>
+            </w:pPr>
+            <w:r>
+              <w:t xml:space="preserve">0.8</w:t>
+            </w:r>
+          </w:p>
+        </w:tc>
+        <w:tc>
+          <w:tcPr/>
+          <w:p>
+            <w:pPr>
+              <w:pStyle w:val="Compact"/>
+              <w:jc w:val="left"/>
+            </w:pPr>
+            <w:r>
+              <w:t xml:space="preserve">1</w:t>
+            </w:r>
+          </w:p>
+        </w:tc>
+        <w:tc>
+          <w:tcPr/>
+          <w:p>
+            <w:pPr>
+              <w:pStyle w:val="Compact"/>
+              <w:jc w:val="left"/>
+            </w:pPr>
+            <w:r>
+              <w:t xml:space="preserve">0.8</w:t>
+            </w:r>
+          </w:p>
+        </w:tc>
+        <w:tc>
+          <w:tcPr/>
+          <w:p>
+            <w:pPr>
+              <w:pStyle w:val="Compact"/>
+              <w:jc w:val="left"/>
+            </w:pPr>
+            <w:r>
+              <w:t xml:space="preserve">1</w:t>
+            </w:r>
+          </w:p>
+        </w:tc>
+        <w:tc>
+          <w:tcPr/>
+          <w:p>
+            <w:pPr>
+              <w:pStyle w:val="Compact"/>
+              <w:jc w:val="left"/>
+            </w:pPr>
+            <w:r>
+              <w:t xml:space="preserve">0.9</w:t>
+            </w:r>
+          </w:p>
+        </w:tc>
+      </w:tr>
+      <w:tr>
+        <w:tc>
+          <w:tcPr/>
+          <w:p>
+            <w:pPr>
+              <w:pStyle w:val="Compact"/>
+              <w:jc w:val="left"/>
+            </w:pPr>
+            <w:r>
+              <w:t xml:space="preserve">УЗИ в группе B</w:t>
+            </w:r>
+          </w:p>
+        </w:tc>
+        <w:tc>
+          <w:tcPr/>
+          <w:p>
+            <w:pPr>
+              <w:pStyle w:val="Compact"/>
+              <w:jc w:val="left"/>
+            </w:pPr>
+            <w:r>
+              <w:t xml:space="preserve">0.98 [95% ДИ: 0.96,0.99]</w:t>
+            </w:r>
+          </w:p>
+        </w:tc>
+        <w:tc>
+          <w:tcPr/>
+          <w:p>
+            <w:pPr>
+              <w:pStyle w:val="Compact"/>
+              <w:jc w:val="left"/>
+            </w:pPr>
+            <w:r>
+              <w:t xml:space="preserve">0</w:t>
+            </w:r>
+          </w:p>
+        </w:tc>
+        <w:tc>
+          <w:tcPr/>
+          <w:p>
+            <w:pPr>
+              <w:pStyle w:val="Compact"/>
+              <w:jc w:val="left"/>
+            </w:pPr>
+            <w:r>
+              <w:t xml:space="preserve">0.77</w:t>
+            </w:r>
+          </w:p>
+        </w:tc>
+        <w:tc>
+          <w:tcPr/>
+          <w:p>
+            <w:pPr>
+              <w:pStyle w:val="Compact"/>
+              <w:jc w:val="left"/>
+            </w:pPr>
+            <w:r>
+              <w:t xml:space="preserve">0.03</w:t>
+            </w:r>
+          </w:p>
+        </w:tc>
+        <w:tc>
+          <w:tcPr/>
+          <w:p>
+            <w:pPr>
+              <w:pStyle w:val="Compact"/>
+              <w:jc w:val="left"/>
+            </w:pPr>
+            <w:r>
+              <w:t xml:space="preserve">0.7</w:t>
+            </w:r>
+          </w:p>
+        </w:tc>
+        <w:tc>
+          <w:tcPr/>
+          <w:p>
+            <w:pPr>
+              <w:pStyle w:val="Compact"/>
+              <w:jc w:val="left"/>
+            </w:pPr>
+            <w:r>
+              <w:t xml:space="preserve">0.99</w:t>
+            </w:r>
+          </w:p>
+        </w:tc>
+        <w:tc>
+          <w:tcPr/>
+          <w:p>
+            <w:pPr>
+              <w:pStyle w:val="Compact"/>
+              <w:jc w:val="left"/>
+            </w:pPr>
+            <w:r>
+              <w:t xml:space="preserve">0.89</w:t>
+            </w:r>
+          </w:p>
+        </w:tc>
+        <w:tc>
+          <w:tcPr/>
+          <w:p>
+            <w:pPr>
+              <w:pStyle w:val="Compact"/>
+              <w:jc w:val="left"/>
+            </w:pPr>
+            <w:r>
+              <w:t xml:space="preserve">0.98</w:t>
+            </w:r>
+          </w:p>
+        </w:tc>
+        <w:tc>
+          <w:tcPr/>
+          <w:p>
+            <w:pPr>
+              <w:pStyle w:val="Compact"/>
+              <w:jc w:val="left"/>
+            </w:pPr>
+            <w:r>
+              <w:t xml:space="preserve">0.94</w:t>
+            </w:r>
+          </w:p>
+        </w:tc>
+      </w:tr>
+      <w:tr>
+        <w:tc>
+          <w:tcPr/>
+          <w:p>
+            <w:pPr>
+              <w:pStyle w:val="Compact"/>
+              <w:jc w:val="left"/>
+            </w:pPr>
+            <w:r>
+              <w:t xml:space="preserve">ABUS в группе B</w:t>
+            </w:r>
+          </w:p>
+        </w:tc>
+        <w:tc>
+          <w:tcPr/>
+          <w:p>
+            <w:pPr>
+              <w:pStyle w:val="Compact"/>
+              <w:jc w:val="left"/>
+            </w:pPr>
+            <w:r>
+              <w:t xml:space="preserve">0.98 [95% ДИ: 0.97,0.99 ]</w:t>
+            </w:r>
+          </w:p>
+        </w:tc>
+        <w:tc>
+          <w:tcPr/>
+          <w:p>
+            <w:pPr>
+              <w:pStyle w:val="Compact"/>
+              <w:jc w:val="left"/>
+            </w:pPr>
+            <w:r>
+              <w:t xml:space="preserve">0</w:t>
+            </w:r>
+          </w:p>
+        </w:tc>
+        <w:tc>
+          <w:tcPr/>
+          <w:p>
+            <w:pPr>
+              <w:pStyle w:val="Compact"/>
+              <w:jc w:val="left"/>
+            </w:pPr>
+            <w:r>
+              <w:t xml:space="preserve">0.86</w:t>
+            </w:r>
+          </w:p>
+        </w:tc>
+        <w:tc>
+          <w:tcPr/>
+          <w:p>
+            <w:pPr>
+              <w:pStyle w:val="Compact"/>
+              <w:jc w:val="left"/>
+            </w:pPr>
+            <w:r>
+              <w:t xml:space="preserve">0.07</w:t>
+            </w:r>
+          </w:p>
+        </w:tc>
+        <w:tc>
+          <w:tcPr/>
+          <w:p>
+            <w:pPr>
+              <w:pStyle w:val="Compact"/>
+              <w:jc w:val="left"/>
+            </w:pPr>
+            <w:r>
+              <w:t xml:space="preserve">0.8</w:t>
+            </w:r>
+          </w:p>
+        </w:tc>
+        <w:tc>
+          <w:tcPr/>
+          <w:p>
+            <w:pPr>
+              <w:pStyle w:val="Compact"/>
+              <w:jc w:val="left"/>
+            </w:pPr>
+            <w:r>
+              <w:t xml:space="preserve">1</w:t>
+            </w:r>
+          </w:p>
+        </w:tc>
+        <w:tc>
+          <w:tcPr/>
+          <w:p>
+            <w:pPr>
+              <w:pStyle w:val="Compact"/>
+              <w:jc w:val="left"/>
+            </w:pPr>
+            <w:r>
+              <w:t xml:space="preserve">0.95</w:t>
+            </w:r>
+          </w:p>
+        </w:tc>
+        <w:tc>
+          <w:tcPr/>
+          <w:p>
+            <w:pPr>
+              <w:pStyle w:val="Compact"/>
+              <w:jc w:val="left"/>
+            </w:pPr>
+            <w:r>
+              <w:t xml:space="preserve">0.99</w:t>
+            </w:r>
+          </w:p>
+        </w:tc>
+        <w:tc>
+          <w:tcPr/>
+          <w:p>
+            <w:pPr>
+              <w:pStyle w:val="Compact"/>
+              <w:jc w:val="left"/>
+            </w:pPr>
+            <w:r>
+              <w:t xml:space="preserve">0.97</w:t>
+            </w:r>
+          </w:p>
+        </w:tc>
+      </w:tr>
+      <w:tr>
+        <w:tc>
+          <w:tcPr/>
+          <w:p>
+            <w:pPr>
+              <w:pStyle w:val="Compact"/>
+              <w:jc w:val="left"/>
+            </w:pPr>
+            <w:r>
+              <w:t xml:space="preserve">УЗИ в выборке пациенток до 40 лет</w:t>
+            </w:r>
+          </w:p>
+        </w:tc>
+        <w:tc>
+          <w:tcPr/>
+          <w:p>
+            <w:pPr>
+              <w:pStyle w:val="Compact"/>
+              <w:jc w:val="left"/>
+            </w:pPr>
+            <w:r>
+              <w:t xml:space="preserve">0.98 [95% ДИ: 0.98,0.99 ]</w:t>
+            </w:r>
+          </w:p>
+        </w:tc>
+        <w:tc>
+          <w:tcPr/>
+          <w:p>
+            <w:pPr>
+              <w:pStyle w:val="Compact"/>
+              <w:jc w:val="left"/>
+            </w:pPr>
+            <w:r>
+              <w:t xml:space="preserve">0</w:t>
+            </w:r>
+          </w:p>
+        </w:tc>
+        <w:tc>
+          <w:tcPr/>
+          <w:p>
+            <w:pPr>
+              <w:pStyle w:val="Compact"/>
+              <w:jc w:val="left"/>
+            </w:pPr>
+            <w:r>
+              <w:t xml:space="preserve">0.78</w:t>
+            </w:r>
+          </w:p>
+        </w:tc>
+        <w:tc>
+          <w:tcPr/>
+          <w:p>
+            <w:pPr>
+              <w:pStyle w:val="Compact"/>
+              <w:jc w:val="left"/>
+            </w:pPr>
+            <w:r>
+              <w:t xml:space="preserve">0.07</w:t>
+            </w:r>
+          </w:p>
+        </w:tc>
+        <w:tc>
+          <w:tcPr/>
+          <w:p>
+            <w:pPr>
+              <w:pStyle w:val="Compact"/>
+              <w:jc w:val="left"/>
+            </w:pPr>
+            <w:r>
+              <w:t xml:space="preserve">0.73</w:t>
+            </w:r>
+          </w:p>
+        </w:tc>
+        <w:tc>
+          <w:tcPr/>
+          <w:p>
+            <w:pPr>
+              <w:pStyle w:val="Compact"/>
+              <w:jc w:val="left"/>
+            </w:pPr>
+            <w:r>
+              <w:t xml:space="preserve">1</w:t>
+            </w:r>
+          </w:p>
+        </w:tc>
+        <w:tc>
+          <w:tcPr/>
+          <w:p>
+            <w:pPr>
+              <w:pStyle w:val="Compact"/>
+              <w:jc w:val="left"/>
+            </w:pPr>
+            <w:r>
+              <w:t xml:space="preserve">0.87</w:t>
+            </w:r>
+          </w:p>
+        </w:tc>
+        <w:tc>
+          <w:tcPr/>
+          <w:p>
+            <w:pPr>
+              <w:pStyle w:val="Compact"/>
+              <w:jc w:val="left"/>
+            </w:pPr>
+            <w:r>
+              <w:t xml:space="preserve">0.99</w:t>
+            </w:r>
+          </w:p>
+        </w:tc>
+        <w:tc>
+          <w:tcPr/>
+          <w:p>
+            <w:pPr>
+              <w:pStyle w:val="Compact"/>
+              <w:jc w:val="left"/>
+            </w:pPr>
+            <w:r>
+              <w:t xml:space="preserve">0.93</w:t>
+            </w:r>
+          </w:p>
+        </w:tc>
+      </w:tr>
+    </w:tbl>
+    <w:p>
+      <w:pPr>
+        <w:pStyle w:val="BodyText"/>
+      </w:pPr>
+      <w:r>
+        <w:rPr>
+          <w:iCs/>
+          <w:i/>
+        </w:rPr>
+        <w:t xml:space="preserve">Прогностическая оценка методов</w:t>
+      </w:r>
+    </w:p>
+    <w:p>
+      <w:pPr>
+        <w:pStyle w:val="BodyText"/>
+      </w:pPr>
+      <w:r>
+        <w:t xml:space="preserve">На основании полученных данных, пыла построена предсказательная модель</w:t>
+      </w:r>
+      <w:r>
+        <w:t xml:space="preserve"> </w:t>
+      </w:r>
+      <w:r>
+        <w:t xml:space="preserve">изучаемых методов. ROC-кривая предсказательной модели для метода УЗИ, по</w:t>
+      </w:r>
+      <w:r>
+        <w:t xml:space="preserve"> </w:t>
+      </w:r>
+      <w:r>
+        <w:t xml:space="preserve">данным полученным в группе A представлена на рисунке № 2а. Площадь под</w:t>
+      </w:r>
+      <w:r>
+        <w:t xml:space="preserve"> </w:t>
+      </w:r>
+      <w:r>
+        <w:t xml:space="preserve">кривой (AUC- area under cruve) составила: 0.947 95% ДИ: 0.894 - 1</w:t>
       </w:r>
     </w:p>
     <w:p>
@@ -4540,7 +7824,7 @@
               <a:graphicData uri="http://schemas.openxmlformats.org/drawingml/2006/picture">
                 <pic:pic>
                   <pic:nvPicPr>
-                    <pic:cNvPr descr="img/pROC_obj_usGr3.png" id="38" name="Picture"/>
+                    <pic:cNvPr descr="img/pROC_obj_usGr1.png" id="38" name="Picture"/>
                     <pic:cNvPicPr>
                       <a:picLocks noChangeArrowheads="1" noChangeAspect="1"/>
                     </pic:cNvPicPr>
@@ -4578,35 +7862,37 @@
         <w:pStyle w:val="BodyText"/>
       </w:pPr>
       <w:r>
-        <w:t xml:space="preserve">Рисунок №2б. ROC-кривая предсказательной модели для метода УЗИ, по</w:t>
-      </w:r>
-      <w:r>
-        <w:t xml:space="preserve"> </w:t>
-      </w:r>
-      <w:r>
-        <w:t xml:space="preserve">данным полученным в группе B. ROC-кривая предсказательной модели для</w:t>
-      </w:r>
-      <w:r>
-        <w:t xml:space="preserve"> </w:t>
-      </w:r>
-      <w:r>
-        <w:t xml:space="preserve">метода ABUS, по данным полученным в группе B представлена на рисунке №</w:t>
-      </w:r>
-      <w:r>
-        <w:t xml:space="preserve"> </w:t>
-      </w:r>
-      <w:r>
-        <w:t xml:space="preserve">2в. Площадь под кривой (AUC- area under cruve) составила: 0.968 95% ДИ:</w:t>
-      </w:r>
-      <w:r>
-        <w:t xml:space="preserve"> </w:t>
-      </w:r>
-      <w:r>
-        <w:t xml:space="preserve">0.925 - 1</w:t>
-      </w:r>
-      <w:r>
-        <w:t xml:space="preserve"> </w:t>
-      </w:r>
+        <w:t xml:space="preserve">Рисунок №2а. ROC-кривая предсказательной модели для метода УЗИ, по</w:t>
+      </w:r>
+      <w:r>
+        <w:t xml:space="preserve"> </w:t>
+      </w:r>
+      <w:r>
+        <w:t xml:space="preserve">данным полученным в группе A. ROC-кривая предсказательной модели для</w:t>
+      </w:r>
+      <w:r>
+        <w:t xml:space="preserve"> </w:t>
+      </w:r>
+      <w:r>
+        <w:t xml:space="preserve">метода УЗИ, по данным полученным в группе B представлена на рисунке №</w:t>
+      </w:r>
+      <w:r>
+        <w:t xml:space="preserve"> </w:t>
+      </w:r>
+      <w:r>
+        <w:t xml:space="preserve">2б. Площадь под кривой (AUC- area under cruve) составила: 0.903 95% ДИ:</w:t>
+      </w:r>
+      <w:r>
+        <w:t xml:space="preserve"> </w:t>
+      </w:r>
+      <w:r>
+        <w:t xml:space="preserve">0.82 - 0.986.</w:t>
+      </w:r>
+    </w:p>
+    <w:p>
+      <w:pPr>
+        <w:pStyle w:val="BodyText"/>
+      </w:pPr>
       <w:r>
         <w:drawing>
           <wp:inline>
@@ -4617,7 +7903,7 @@
               <a:graphicData uri="http://schemas.openxmlformats.org/drawingml/2006/picture">
                 <pic:pic>
                   <pic:nvPicPr>
-                    <pic:cNvPr descr="img/pROC_obj_abusGr3.png" id="41" name="Picture"/>
+                    <pic:cNvPr descr="img/pROC_obj_usGr3.png" id="41" name="Picture"/>
                     <pic:cNvPicPr>
                       <a:picLocks noChangeArrowheads="1" noChangeAspect="1"/>
                     </pic:cNvPicPr>
@@ -4655,7 +7941,7 @@
         <w:pStyle w:val="BodyText"/>
       </w:pPr>
       <w:r>
-        <w:t xml:space="preserve">Рисунок №2в. ROC-кривая предсказательной модели для метода ABUS, по</w:t>
+        <w:t xml:space="preserve">Рисунок №2б. ROC-кривая предсказательной модели для метода УЗИ, по</w:t>
       </w:r>
       <w:r>
         <w:t xml:space="preserve"> </w:t>
@@ -4667,25 +7953,23 @@
         <w:t xml:space="preserve"> </w:t>
       </w:r>
       <w:r>
-        <w:t xml:space="preserve">метода УЗИ, по данным полученным в выборке пациенток до 40 лет</w:t>
-      </w:r>
-      <w:r>
-        <w:t xml:space="preserve"> </w:t>
-      </w:r>
-      <w:r>
-        <w:t xml:space="preserve">представлена на рисунке № 2г. Площадь под кривой (AUC- area under cruve)</w:t>
-      </w:r>
-      <w:r>
-        <w:t xml:space="preserve"> </w:t>
-      </w:r>
-      <w:r>
-        <w:t xml:space="preserve">составила: 0.916 95% ДИ: 0.853 - 0.979</w:t>
-      </w:r>
-    </w:p>
-    <w:p>
-      <w:pPr>
-        <w:pStyle w:val="BodyText"/>
-      </w:pPr>
+        <w:t xml:space="preserve">метода ABUS, по данным полученным в группе B представлена на рисунке №</w:t>
+      </w:r>
+      <w:r>
+        <w:t xml:space="preserve"> </w:t>
+      </w:r>
+      <w:r>
+        <w:t xml:space="preserve">2в. Площадь под кривой (AUC- area under cruve) составила: 0.968 95% ДИ:</w:t>
+      </w:r>
+      <w:r>
+        <w:t xml:space="preserve"> </w:t>
+      </w:r>
+      <w:r>
+        <w:t xml:space="preserve">0.925 - 1</w:t>
+      </w:r>
+      <w:r>
+        <w:t xml:space="preserve"> </w:t>
+      </w:r>
       <w:r>
         <w:drawing>
           <wp:inline>
@@ -4696,7 +7980,7 @@
               <a:graphicData uri="http://schemas.openxmlformats.org/drawingml/2006/picture">
                 <pic:pic>
                   <pic:nvPicPr>
-                    <pic:cNvPr descr="img/pROC_obj_usJun.png" id="44" name="Picture"/>
+                    <pic:cNvPr descr="img/pROC_obj_abusGr3.png" id="44" name="Picture"/>
                     <pic:cNvPicPr>
                       <a:picLocks noChangeArrowheads="1" noChangeAspect="1"/>
                     </pic:cNvPicPr>
@@ -4734,6 +8018,85 @@
         <w:pStyle w:val="BodyText"/>
       </w:pPr>
       <w:r>
+        <w:t xml:space="preserve">Рисунок №2в. ROC-кривая предсказательной модели для метода ABUS, по</w:t>
+      </w:r>
+      <w:r>
+        <w:t xml:space="preserve"> </w:t>
+      </w:r>
+      <w:r>
+        <w:t xml:space="preserve">данным полученным в группе B. ROC-кривая предсказательной модели для</w:t>
+      </w:r>
+      <w:r>
+        <w:t xml:space="preserve"> </w:t>
+      </w:r>
+      <w:r>
+        <w:t xml:space="preserve">метода УЗИ, по данным полученным в выборке пациенток до 40 лет</w:t>
+      </w:r>
+      <w:r>
+        <w:t xml:space="preserve"> </w:t>
+      </w:r>
+      <w:r>
+        <w:t xml:space="preserve">представлена на рисунке № 2г. Площадь под кривой (AUC- area under cruve)</w:t>
+      </w:r>
+      <w:r>
+        <w:t xml:space="preserve"> </w:t>
+      </w:r>
+      <w:r>
+        <w:t xml:space="preserve">составила: 0.916 95% ДИ: 0.853 - 0.979</w:t>
+      </w:r>
+    </w:p>
+    <w:p>
+      <w:pPr>
+        <w:pStyle w:val="BodyText"/>
+      </w:pPr>
+      <w:r>
+        <w:drawing>
+          <wp:inline>
+            <wp:extent cx="5334000" cy="3333750"/>
+            <wp:effectExtent b="0" l="0" r="0" t="0"/>
+            <wp:docPr descr="" title="" id="46" name="Picture"/>
+            <a:graphic>
+              <a:graphicData uri="http://schemas.openxmlformats.org/drawingml/2006/picture">
+                <pic:pic>
+                  <pic:nvPicPr>
+                    <pic:cNvPr descr="img/pROC_obj_usJun.png" id="47" name="Picture"/>
+                    <pic:cNvPicPr>
+                      <a:picLocks noChangeArrowheads="1" noChangeAspect="1"/>
+                    </pic:cNvPicPr>
+                  </pic:nvPicPr>
+                  <pic:blipFill>
+                    <a:blip r:embed="rId45"/>
+                    <a:stretch>
+                      <a:fillRect/>
+                    </a:stretch>
+                  </pic:blipFill>
+                  <pic:spPr bwMode="auto">
+                    <a:xfrm>
+                      <a:off x="0" y="0"/>
+                      <a:ext cx="5334000" cy="3333750"/>
+                    </a:xfrm>
+                    <a:prstGeom prst="rect">
+                      <a:avLst/>
+                    </a:prstGeom>
+                    <a:noFill/>
+                    <a:ln w="9525">
+                      <a:noFill/>
+                      <a:headEnd/>
+                      <a:tailEnd/>
+                    </a:ln>
+                  </pic:spPr>
+                </pic:pic>
+              </a:graphicData>
+            </a:graphic>
+          </wp:inline>
+        </w:drawing>
+      </w:r>
+    </w:p>
+    <w:p>
+      <w:pPr>
+        <w:pStyle w:val="BodyText"/>
+      </w:pPr>
+      <w:r>
         <w:t xml:space="preserve">Рисунок №2г. ROC-кривая предсказательной модели для метода УЗИ, по</w:t>
       </w:r>
       <w:r>
@@ -4913,8 +8276,8 @@
         </w:tc>
       </w:tr>
     </w:tbl>
-    <w:bookmarkEnd w:id="45"/>
-    <w:bookmarkStart w:id="46" w:name="дисскусия"/>
+    <w:bookmarkEnd w:id="48"/>
+    <w:bookmarkStart w:id="49" w:name="дисскусия"/>
     <w:p>
       <w:pPr>
         <w:pStyle w:val="Heading2"/>
@@ -5293,8 +8656,8 @@
         <w:t xml:space="preserve">специалистов на всех уровнях проведения диагностки.</w:t>
       </w:r>
     </w:p>
-    <w:bookmarkEnd w:id="46"/>
-    <w:bookmarkStart w:id="47" w:name="выводы"/>
+    <w:bookmarkEnd w:id="49"/>
+    <w:bookmarkStart w:id="50" w:name="выводы"/>
     <w:p>
       <w:pPr>
         <w:pStyle w:val="Heading2"/>
@@ -5329,8 +8692,8 @@
         <w:t xml:space="preserve">исследования.</w:t>
       </w:r>
     </w:p>
-    <w:bookmarkEnd w:id="47"/>
-    <w:bookmarkStart w:id="89" w:name="список-литературы"/>
+    <w:bookmarkEnd w:id="50"/>
+    <w:bookmarkStart w:id="92" w:name="список-литературы"/>
     <w:p>
       <w:pPr>
         <w:pStyle w:val="Heading2"/>
@@ -5339,8 +8702,8 @@
         <w:t xml:space="preserve">Список литературы</w:t>
       </w:r>
     </w:p>
-    <w:bookmarkStart w:id="88" w:name="refs"/>
-    <w:bookmarkStart w:id="49" w:name="ref-shapira2017"/>
+    <w:bookmarkStart w:id="91" w:name="refs"/>
+    <w:bookmarkStart w:id="52" w:name="ref-shapira2017"/>
     <w:p>
       <w:pPr>
         <w:pStyle w:val="Bibliography"/>
@@ -5370,7 +8733,7 @@
       <w:r>
         <w:t xml:space="preserve">. 2017;26(5):385-395. doi:</w:t>
       </w:r>
-      <w:hyperlink r:id="rId48">
+      <w:hyperlink r:id="rId51">
         <w:r>
           <w:rPr>
             <w:rStyle w:val="Hyperlink"/>
@@ -5379,8 +8742,8 @@
         </w:r>
       </w:hyperlink>
     </w:p>
-    <w:bookmarkEnd w:id="49"/>
-    <w:bookmarkStart w:id="50" w:name="ref-kocarnik2022cancer"/>
+    <w:bookmarkEnd w:id="52"/>
+    <w:bookmarkStart w:id="53" w:name="ref-kocarnik2022cancer"/>
     <w:p>
       <w:pPr>
         <w:pStyle w:val="Bibliography"/>
@@ -5411,8 +8774,8 @@
         <w:t xml:space="preserve">. 2022;8(3):420-444.</w:t>
       </w:r>
     </w:p>
-    <w:bookmarkEnd w:id="50"/>
-    <w:bookmarkStart w:id="52" w:name="ref-cathcart-rake2021"/>
+    <w:bookmarkEnd w:id="53"/>
+    <w:bookmarkStart w:id="55" w:name="ref-cathcart-rake2021"/>
     <w:p>
       <w:pPr>
         <w:pStyle w:val="Bibliography"/>
@@ -5442,7 +8805,7 @@
       <w:r>
         <w:t xml:space="preserve">. 2021;17(6):305-313. doi:</w:t>
       </w:r>
-      <w:hyperlink r:id="rId51">
+      <w:hyperlink r:id="rId54">
         <w:r>
           <w:rPr>
             <w:rStyle w:val="Hyperlink"/>
@@ -5451,8 +8814,8 @@
         </w:r>
       </w:hyperlink>
     </w:p>
-    <w:bookmarkEnd w:id="52"/>
-    <w:bookmarkStart w:id="54" w:name="ref-desreux2018"/>
+    <w:bookmarkEnd w:id="55"/>
+    <w:bookmarkStart w:id="57" w:name="ref-desreux2018"/>
     <w:p>
       <w:pPr>
         <w:pStyle w:val="Bibliography"/>
@@ -5482,7 +8845,7 @@
       <w:r>
         <w:t xml:space="preserve">. 2018;230:208-211. doi:</w:t>
       </w:r>
-      <w:hyperlink r:id="rId53">
+      <w:hyperlink r:id="rId56">
         <w:r>
           <w:rPr>
             <w:rStyle w:val="Hyperlink"/>
@@ -5491,8 +8854,8 @@
         </w:r>
       </w:hyperlink>
     </w:p>
-    <w:bookmarkEnd w:id="54"/>
-    <w:bookmarkStart w:id="56" w:name="ref-nazari2018"/>
+    <w:bookmarkEnd w:id="57"/>
+    <w:bookmarkStart w:id="59" w:name="ref-nazari2018"/>
     <w:p>
       <w:pPr>
         <w:pStyle w:val="Bibliography"/>
@@ -5522,7 +8885,7 @@
       <w:r>
         <w:t xml:space="preserve">. 2018;25(3):259-267. doi:</w:t>
       </w:r>
-      <w:hyperlink r:id="rId55">
+      <w:hyperlink r:id="rId58">
         <w:r>
           <w:rPr>
             <w:rStyle w:val="Hyperlink"/>
@@ -5531,8 +8894,8 @@
         </w:r>
       </w:hyperlink>
     </w:p>
-    <w:bookmarkEnd w:id="56"/>
-    <w:bookmarkStart w:id="58" w:name="ref-scheel2015"/>
+    <w:bookmarkEnd w:id="59"/>
+    <w:bookmarkStart w:id="61" w:name="ref-scheel2015"/>
     <w:p>
       <w:pPr>
         <w:pStyle w:val="Bibliography"/>
@@ -5562,7 +8925,7 @@
       <w:r>
         <w:t xml:space="preserve">. 2015;212(1):9-17. doi:</w:t>
       </w:r>
-      <w:hyperlink r:id="rId57">
+      <w:hyperlink r:id="rId60">
         <w:r>
           <w:rPr>
             <w:rStyle w:val="Hyperlink"/>
@@ -5571,8 +8934,8 @@
         </w:r>
       </w:hyperlink>
     </w:p>
-    <w:bookmarkEnd w:id="58"/>
-    <w:bookmarkStart w:id="60" w:name="ref-jorgensen2010"/>
+    <w:bookmarkEnd w:id="61"/>
+    <w:bookmarkStart w:id="63" w:name="ref-jorgensen2010"/>
     <w:p>
       <w:pPr>
         <w:pStyle w:val="Bibliography"/>
@@ -5602,7 +8965,7 @@
       <w:r>
         <w:t xml:space="preserve">. 2010;340(mar23 1):c1241-c1241. doi:</w:t>
       </w:r>
-      <w:hyperlink r:id="rId59">
+      <w:hyperlink r:id="rId62">
         <w:r>
           <w:rPr>
             <w:rStyle w:val="Hyperlink"/>
@@ -5611,8 +8974,8 @@
         </w:r>
       </w:hyperlink>
     </w:p>
-    <w:bookmarkEnd w:id="60"/>
-    <w:bookmarkStart w:id="62" w:name="ref-rebolj2018"/>
+    <w:bookmarkEnd w:id="63"/>
+    <w:bookmarkStart w:id="65" w:name="ref-rebolj2018"/>
     <w:p>
       <w:pPr>
         <w:pStyle w:val="Bibliography"/>
@@ -5642,7 +9005,7 @@
       <w:r>
         <w:t xml:space="preserve">. 2018;118(12):1559-1570. doi:</w:t>
       </w:r>
-      <w:hyperlink r:id="rId61">
+      <w:hyperlink r:id="rId64">
         <w:r>
           <w:rPr>
             <w:rStyle w:val="Hyperlink"/>
@@ -5651,8 +9014,8 @@
         </w:r>
       </w:hyperlink>
     </w:p>
-    <w:bookmarkEnd w:id="62"/>
-    <w:bookmarkStart w:id="64" w:name="ref-vourtsis2017"/>
+    <w:bookmarkEnd w:id="65"/>
+    <w:bookmarkStart w:id="67" w:name="ref-vourtsis2017"/>
     <w:p>
       <w:pPr>
         <w:pStyle w:val="Bibliography"/>
@@ -5682,7 +9045,7 @@
       <w:r>
         <w:t xml:space="preserve">. 2017;28(2):592-601. doi:</w:t>
       </w:r>
-      <w:hyperlink r:id="rId63">
+      <w:hyperlink r:id="rId66">
         <w:r>
           <w:rPr>
             <w:rStyle w:val="Hyperlink"/>
@@ -5691,8 +9054,8 @@
         </w:r>
       </w:hyperlink>
     </w:p>
-    <w:bookmarkEnd w:id="64"/>
-    <w:bookmarkStart w:id="66" w:name="ref-xin2021"/>
+    <w:bookmarkEnd w:id="67"/>
+    <w:bookmarkStart w:id="69" w:name="ref-xin2021"/>
     <w:p>
       <w:pPr>
         <w:pStyle w:val="Bibliography"/>
@@ -5722,7 +9085,7 @@
       <w:r>
         <w:t xml:space="preserve">. 2021;11(1). doi:</w:t>
       </w:r>
-      <w:hyperlink r:id="rId65">
+      <w:hyperlink r:id="rId68">
         <w:r>
           <w:rPr>
             <w:rStyle w:val="Hyperlink"/>
@@ -5731,8 +9094,8 @@
         </w:r>
       </w:hyperlink>
     </w:p>
-    <w:bookmarkEnd w:id="66"/>
-    <w:bookmarkStart w:id="67" w:name="ref-kaminsky2019young"/>
+    <w:bookmarkEnd w:id="69"/>
+    <w:bookmarkStart w:id="70" w:name="ref-kaminsky2019young"/>
     <w:p>
       <w:pPr>
         <w:pStyle w:val="Bibliography"/>
@@ -5763,8 +9126,8 @@
         <w:t xml:space="preserve">. 2019;21(9):612-614.</w:t>
       </w:r>
     </w:p>
-    <w:bookmarkEnd w:id="67"/>
-    <w:bookmarkStart w:id="69" w:name="ref-anders2011"/>
+    <w:bookmarkEnd w:id="70"/>
+    <w:bookmarkStart w:id="72" w:name="ref-anders2011"/>
     <w:p>
       <w:pPr>
         <w:pStyle w:val="Bibliography"/>
@@ -5794,7 +9157,7 @@
       <w:r>
         <w:t xml:space="preserve">. 2011;29(1):e18-e20. doi:</w:t>
       </w:r>
-      <w:hyperlink r:id="rId68">
+      <w:hyperlink r:id="rId71">
         <w:r>
           <w:rPr>
             <w:rStyle w:val="Hyperlink"/>
@@ -5803,8 +9166,8 @@
         </w:r>
       </w:hyperlink>
     </w:p>
-    <w:bookmarkEnd w:id="69"/>
-    <w:bookmarkStart w:id="71" w:name="ref-monticciolo2018"/>
+    <w:bookmarkEnd w:id="72"/>
+    <w:bookmarkStart w:id="74" w:name="ref-monticciolo2018"/>
     <w:p>
       <w:pPr>
         <w:pStyle w:val="Bibliography"/>
@@ -5834,7 +9197,7 @@
       <w:r>
         <w:t xml:space="preserve">. 2018;15(3):408-414. doi:</w:t>
       </w:r>
-      <w:hyperlink r:id="rId70">
+      <w:hyperlink r:id="rId73">
         <w:r>
           <w:rPr>
             <w:rStyle w:val="Hyperlink"/>
@@ -5843,8 +9206,8 @@
         </w:r>
       </w:hyperlink>
     </w:p>
-    <w:bookmarkEnd w:id="71"/>
-    <w:bookmarkStart w:id="73" w:name="ref-lin2012"/>
+    <w:bookmarkEnd w:id="74"/>
+    <w:bookmarkStart w:id="76" w:name="ref-lin2012"/>
     <w:p>
       <w:pPr>
         <w:pStyle w:val="Bibliography"/>
@@ -5874,7 +9237,7 @@
       <w:r>
         <w:t xml:space="preserve">. 2012;81(5):873-878. doi:</w:t>
       </w:r>
-      <w:hyperlink r:id="rId72">
+      <w:hyperlink r:id="rId75">
         <w:r>
           <w:rPr>
             <w:rStyle w:val="Hyperlink"/>
@@ -5883,8 +9246,8 @@
         </w:r>
       </w:hyperlink>
     </w:p>
-    <w:bookmarkEnd w:id="73"/>
-    <w:bookmarkStart w:id="75" w:name="ref-wang2012"/>
+    <w:bookmarkEnd w:id="76"/>
+    <w:bookmarkStart w:id="78" w:name="ref-wang2012"/>
     <w:p>
       <w:pPr>
         <w:pStyle w:val="Bibliography"/>
@@ -5914,7 +9277,7 @@
       <w:r>
         <w:t xml:space="preserve">. 2012;81(11):3190-3200. doi:</w:t>
       </w:r>
-      <w:hyperlink r:id="rId74">
+      <w:hyperlink r:id="rId77">
         <w:r>
           <w:rPr>
             <w:rStyle w:val="Hyperlink"/>
@@ -5923,8 +9286,8 @@
         </w:r>
       </w:hyperlink>
     </w:p>
-    <w:bookmarkEnd w:id="75"/>
-    <w:bookmarkStart w:id="77" w:name="ref-kotsianos-hermle2009"/>
+    <w:bookmarkEnd w:id="78"/>
+    <w:bookmarkStart w:id="80" w:name="ref-kotsianos-hermle2009"/>
     <w:p>
       <w:pPr>
         <w:pStyle w:val="Bibliography"/>
@@ -5954,7 +9317,7 @@
       <w:r>
         <w:t xml:space="preserve">. 2009;71(1):102-108. doi:</w:t>
       </w:r>
-      <w:hyperlink r:id="rId76">
+      <w:hyperlink r:id="rId79">
         <w:r>
           <w:rPr>
             <w:rStyle w:val="Hyperlink"/>
@@ -5963,8 +9326,8 @@
         </w:r>
       </w:hyperlink>
     </w:p>
-    <w:bookmarkEnd w:id="77"/>
-    <w:bookmarkStart w:id="79" w:name="ref-kim2013"/>
+    <w:bookmarkEnd w:id="80"/>
+    <w:bookmarkStart w:id="82" w:name="ref-kim2013"/>
     <w:p>
       <w:pPr>
         <w:pStyle w:val="Bibliography"/>
@@ -5994,7 +9357,7 @@
       <w:r>
         <w:t xml:space="preserve">. 2013;14(2):154. doi:</w:t>
       </w:r>
-      <w:hyperlink r:id="rId78">
+      <w:hyperlink r:id="rId81">
         <w:r>
           <w:rPr>
             <w:rStyle w:val="Hyperlink"/>
@@ -6003,8 +9366,8 @@
         </w:r>
       </w:hyperlink>
     </w:p>
-    <w:bookmarkEnd w:id="79"/>
-    <w:bookmarkStart w:id="81" w:name="ref-prosch2011"/>
+    <w:bookmarkEnd w:id="82"/>
+    <w:bookmarkStart w:id="84" w:name="ref-prosch2011"/>
     <w:p>
       <w:pPr>
         <w:pStyle w:val="Bibliography"/>
@@ -6034,7 +9397,7 @@
       <w:r>
         <w:t xml:space="preserve">. 2011;32(05):504-510. doi:</w:t>
       </w:r>
-      <w:hyperlink r:id="rId80">
+      <w:hyperlink r:id="rId83">
         <w:r>
           <w:rPr>
             <w:rStyle w:val="Hyperlink"/>
@@ -6043,8 +9406,8 @@
         </w:r>
       </w:hyperlink>
     </w:p>
-    <w:bookmarkEnd w:id="81"/>
-    <w:bookmarkStart w:id="83" w:name="ref-skaane2015"/>
+    <w:bookmarkEnd w:id="84"/>
+    <w:bookmarkStart w:id="86" w:name="ref-skaane2015"/>
     <w:p>
       <w:pPr>
         <w:pStyle w:val="Bibliography"/>
@@ -6074,7 +9437,7 @@
       <w:r>
         <w:t xml:space="preserve">. 2015;56(4):404-412. doi:</w:t>
       </w:r>
-      <w:hyperlink r:id="rId82">
+      <w:hyperlink r:id="rId85">
         <w:r>
           <w:rPr>
             <w:rStyle w:val="Hyperlink"/>
@@ -6083,8 +9446,8 @@
         </w:r>
       </w:hyperlink>
     </w:p>
-    <w:bookmarkEnd w:id="83"/>
-    <w:bookmarkStart w:id="85" w:name="ref-chen2013"/>
+    <w:bookmarkEnd w:id="86"/>
+    <w:bookmarkStart w:id="88" w:name="ref-chen2013"/>
     <w:p>
       <w:pPr>
         <w:pStyle w:val="Bibliography"/>
@@ -6114,7 +9477,7 @@
       <w:r>
         <w:t xml:space="preserve">. 2013;39(10):1735-1742. doi:</w:t>
       </w:r>
-      <w:hyperlink r:id="rId84">
+      <w:hyperlink r:id="rId87">
         <w:r>
           <w:rPr>
             <w:rStyle w:val="Hyperlink"/>
@@ -6123,8 +9486,8 @@
         </w:r>
       </w:hyperlink>
     </w:p>
-    <w:bookmarkEnd w:id="85"/>
-    <w:bookmarkStart w:id="87" w:name="ref-lin2020"/>
+    <w:bookmarkEnd w:id="88"/>
+    <w:bookmarkStart w:id="90" w:name="ref-lin2020"/>
     <w:p>
       <w:pPr>
         <w:pStyle w:val="Bibliography"/>
@@ -6154,7 +9517,7 @@
       <w:r>
         <w:t xml:space="preserve">. 2020;31(2):947-957. doi:</w:t>
       </w:r>
-      <w:hyperlink r:id="rId86">
+      <w:hyperlink r:id="rId89">
         <w:r>
           <w:rPr>
             <w:rStyle w:val="Hyperlink"/>
@@ -6163,10 +9526,10 @@
         </w:r>
       </w:hyperlink>
     </w:p>
-    <w:bookmarkEnd w:id="87"/>
-    <w:bookmarkEnd w:id="88"/>
-    <w:bookmarkEnd w:id="89"/>
     <w:bookmarkEnd w:id="90"/>
+    <w:bookmarkEnd w:id="91"/>
+    <w:bookmarkEnd w:id="92"/>
+    <w:bookmarkEnd w:id="93"/>
     <w:sectPr/>
   </w:body>
 </w:document>
@@ -6400,8 +9763,99 @@
       </w:pPr>
     </w:lvl>
   </w:abstractNum>
+  <w:abstractNum w:abstractNumId="991">
+    <w:nsid w:val="A991"/>
+    <w:multiLevelType w:val="multilevel"/>
+    <w:lvl w:ilvl="0">
+      <w:numFmt w:val="bullet"/>
+      <w:lvlText w:val="•"/>
+      <w:lvlJc w:val="left"/>
+      <w:pPr>
+        <w:ind w:left="720" w:hanging="480"/>
+      </w:pPr>
+    </w:lvl>
+    <w:lvl w:ilvl="1">
+      <w:numFmt w:val="bullet"/>
+      <w:lvlText w:val="–"/>
+      <w:lvlJc w:val="left"/>
+      <w:pPr>
+        <w:ind w:left="1440" w:hanging="480"/>
+      </w:pPr>
+    </w:lvl>
+    <w:lvl w:ilvl="2">
+      <w:numFmt w:val="bullet"/>
+      <w:lvlText w:val="•"/>
+      <w:lvlJc w:val="left"/>
+      <w:pPr>
+        <w:ind w:left="2160" w:hanging="480"/>
+      </w:pPr>
+    </w:lvl>
+    <w:lvl w:ilvl="3">
+      <w:numFmt w:val="bullet"/>
+      <w:lvlText w:val="–"/>
+      <w:lvlJc w:val="left"/>
+      <w:pPr>
+        <w:ind w:left="2880" w:hanging="480"/>
+      </w:pPr>
+    </w:lvl>
+    <w:lvl w:ilvl="4">
+      <w:numFmt w:val="bullet"/>
+      <w:lvlText w:val="•"/>
+      <w:lvlJc w:val="left"/>
+      <w:pPr>
+        <w:ind w:left="3600" w:hanging="480"/>
+      </w:pPr>
+    </w:lvl>
+    <w:lvl w:ilvl="5">
+      <w:numFmt w:val="bullet"/>
+      <w:lvlText w:val="–"/>
+      <w:lvlJc w:val="left"/>
+      <w:pPr>
+        <w:ind w:left="4320" w:hanging="480"/>
+      </w:pPr>
+    </w:lvl>
+    <w:lvl w:ilvl="6">
+      <w:numFmt w:val="bullet"/>
+      <w:lvlText w:val="•"/>
+      <w:lvlJc w:val="left"/>
+      <w:pPr>
+        <w:ind w:left="5040" w:hanging="480"/>
+      </w:pPr>
+    </w:lvl>
+    <w:lvl w:ilvl="7">
+      <w:numFmt w:val="bullet"/>
+      <w:lvlText w:val="–"/>
+      <w:lvlJc w:val="left"/>
+      <w:pPr>
+        <w:ind w:left="5760" w:hanging="480"/>
+      </w:pPr>
+    </w:lvl>
+    <w:lvl w:ilvl="8">
+      <w:numFmt w:val="bullet"/>
+      <w:lvlText w:val="•"/>
+      <w:lvlJc w:val="left"/>
+      <w:pPr>
+        <w:ind w:left="6480" w:hanging="480"/>
+      </w:pPr>
+    </w:lvl>
+  </w:abstractNum>
   <w:num w:numId="1000">
     <w:abstractNumId w:val="990"/>
+  </w:num>
+  <w:num w:numId="1001">
+    <w:abstractNumId w:val="991"/>
+  </w:num>
+  <w:num w:numId="1002">
+    <w:abstractNumId w:val="991"/>
+  </w:num>
+  <w:num w:numId="1003">
+    <w:abstractNumId w:val="991"/>
+  </w:num>
+  <w:num w:numId="1004">
+    <w:abstractNumId w:val="991"/>
+  </w:num>
+  <w:num w:numId="1005">
+    <w:abstractNumId w:val="991"/>
   </w:num>
 </w:numbering>
 </file>
